--- a/paper/EV-PIL-mock-paper-IEEE-Access.docx
+++ b/paper/EV-PIL-mock-paper-IEEE-Access.docx
@@ -160,7 +160,7 @@
           <w:i w:val="0"/>
           <w:sz w:val="18"/>
         </w:rPr>
-        <w:t>Learned energy managers for electric vehicles are mostly evaluated in simulation, with the vehicle model taken on trust. In a processor-in-the-loop study, a Soft Actor-Critic policy running on an ESP32-S3 microcontroller at 100 Hz appeared to use 8.28% less energy than a rule-based manager. The gain came from the vehicle model, which billed battery power at the policy's chosen ceiling but computed acceleration from the uncapped torque; a sweep with no controller in the loop reproduced it. The validation gate on logged trips never exercised that path. Anomalies in the campaign tables, not the gates, triggered the audit, and three checks that would have caught it earlier are given. After the correction the learned policy used more energy than the rules in 11 of 12 distinct conditions on the target, by a median of 0.31% (95% interval 0.17% to 0.76%). A dynamic-programming bound explains the null result: with speed fixed by the tracking loop, the rules sit within 0.16% of the optimum. The measured gain lay in the speed loop instead. A two-state Kalman speed estimator cut the energy lost at ten times the sensor-noise floor from 9.44 to 0.24 Wh/km on the target, and learned fault reviewers that classified better offline controlled worse in the loop in simulation. A Transformer power forecaster ran in 36.46 ms of a 40 ms budget, 64% above its estimate. Every result is labelled as measured on the target or simulated on the host, and missed acceptance criteria are reported as misses.</w:t>
+        <w:t>A learned electric-vehicle energy manager is trained and scored against a simulated vehicle, so a fault in that model can be read as a gain. This paper reports one case and the checks that exposed it. A Soft Actor-Critic policy and a rule-based energy manager ran on an ESP32-S3 microcontroller at 100 Hz in a processor-in-the-loop arrangement, against a longitudinal vehicle model identified from logged trips. In a first campaign the policy used less energy than the rules in 14 of 16 settings, by 8.28% on average, and a repeat campaign reproduced it. The gain came from the model, which capped billed battery power at the policy's ceiling but computed acceleration from the uncapped torque. Repetition reproduced the fault, and trip replays never imposed a binding ceiling, so neither detected it. It was caught when the policy finished 7% below a dynamic-programming reference policy computed beforehand, at equal tracking, and a sweep of fixed ceilings with no controller drove all of US06 on 8.05 Wh/km at 5 kW. After correction and retraining, over 36 runs and 2,282,832 control steps, none late, the policy used less energy in 1 of 16 settings and 0.94% more on average, with worse speed tracking, measured on the target. The 8.28% result is withdrawn. Measured gains came from estimation: a two-state Kalman speed estimator cut the energy lost at ten times the sensor-noise floor from 9.44 to 0.24 Wh/km, and a bias-aware detector caught 120 of 120 injected speed-sensor faults with no false alarm in one clean hour.</w:t>
       </w:r>
     </w:p>
     <w:p>
@@ -185,7 +185,7 @@
           <w:i w:val="0"/>
           <w:sz w:val="18"/>
         </w:rPr>
-        <w:t>Electric vehicles, energy management, Kalman filters, microcontrollers, processor-in-the-loop, reinforcement learning, simulation artefacts, vehicle modelling.</w:t>
+        <w:t>Electric vehicles, energy management, fault detection, Kalman filters, microcontrollers, processor-in-the-loop, reinforcement learning, time series forecasting.</w:t>
       </w:r>
     </w:p>
     <w:p>
@@ -229,7 +229,7 @@
           <w:i w:val="0"/>
           <w:sz w:val="20"/>
         </w:rPr>
-        <w:t>A battery electric vehicle (EV) spends stored energy on traction, on auxiliaries such as cabin heating, and on losses that depend on how it is driven. A supervisory energy manager decides, at every control step, how much battery power the drivetrain and the heater may take. Energy management for electrified powertrains has a long record, mostly in hybrids [1], and managers trained with reinforcement learning are now a common proposal [2]. In a battery EV the manager's authority is narrow.</w:t>
+        <w:t>A learned energy manager for a battery electric vehicle (EV) is trained against a simulated vehicle and usually scored against the same one. The policy is an optimiser, and it optimises the model as written, not the vehicle the model was meant to describe. Any path by which the model pays for an action without charging its physical cost is therefore a lever the policy can find, a pattern known in reinforcement learning as reward hacking [1]. Results in deep reinforcement learning also vary with the random seed and with how the baseline is tuned [2], and the gap between laboratory results and deployed controllers is well documented [3]. A reported gain of a learned energy manager over a rule set is only as good as the checks that rule out the model as its source.</w:t>
       </w:r>
     </w:p>
     <w:p>
@@ -245,7 +245,7 @@
           <w:i w:val="0"/>
           <w:sz w:val="20"/>
         </w:rPr>
-        <w:t>This paper reports an incident from a processor-in-the-loop (PIL) campaign. A Soft Actor-Critic (SAC) energy manager [3] running on an ESP32-S3 microcontroller [4] appeared to use 8.28% less energy than a rule-based manager. It was lower in 14 of 16 settings and by up to 21.6% at the highest driver aggression, and the gain grew with demand, vanished on the gentle urban and highway cycles, and exceeded what the rules' distance from the optimum allowed. Those anomalies raised the alarm. No validation gate did. The cause was a fault in the vehicle model: battery power was billed at the policy's chosen ceiling, while acceleration was computed from the torque requested before that cap. The policy learned to ask for a low ceiling and draw power above it, unbilled; a sweep with no controller in the loop reproduced the effect, with a constant 5 kW ceiling billing 8.05 Wh/km over the full US06 cycle (simulated). The gain is withdrawn here (Section IV).</w:t>
+        <w:t>This paper reports a gain that did not survive those checks, and the checks that found it. The setting is a processor-in-the-loop (PIL) study. A rule-based energy manager and a Soft Actor-Critic (SAC) policy [4] ran on an ESP32-S3 microcontroller [5] at 100 Hz, while a longitudinal vehicle model on a host computer exchanged state and commands with it every 10 ms. The arrangement is PIL and not hardware-in-the-loop: the processor is real, but the motor, inverter and battery are simulated. The model was identified and validated on logged BMW i3 trips [6] and checked for transfer on the Vehicle Energy Dataset (VED) [7]. The controllers ran the UDDS, HWFET and US06 drive cycles [8]. Acceptance gates and pass criteria were written before each experiment, with one criterion revised and one validity rule set after its runs, both reported in Section III. Every result is labelled measured if it ran on the microcontroller and simulated if it ran on the host only.</w:t>
       </w:r>
     </w:p>
     <w:p>
@@ -261,7 +261,7 @@
           <w:i w:val="0"/>
           <w:sz w:val="20"/>
         </w:rPr>
-        <w:t>The task is narrow. Speed is fixed by an inner tracking loop, and the energy manager sends three numbers: a regeneration blend, a discharge ceiling and a fraction of auxiliary load to shed. An offline dynamic-programming (DP) optimum places the rule-based manager within 0.01% to 0.16% of the best possible energy on four cycles (simulated), so a learned policy has at most that much to win. After the correction it used less energy than the rules in 1 of 16 valid settings on the target and 0.94% more on average (measured). Little room, little gain. The claim is bounded to this vehicle model, this board, one learned algorithm and speed set by the tracking loop, and is no verdict on learned energy management in general.</w:t>
+        <w:t>The work began from the study of Tangi et al. [9], which predicted EV range, optimum acceleration and optimum velocity with Random Forest, Extra Trees, Linear Regression and Long Short-Term Memory models and their ensembles. That study used a synthetically generated dataset of 2,000 samples and served the trained models through a web application, and its authors named real-world data and embedded evaluation among the next steps. Three questions follow from its declared scope: whether such conclusions hold on logged trips, what happens when a learned model closes a control loop around a vehicle, and whether the chain runs on an embedded controller under a real-time deadline. The second question is where the artefact appeared.</w:t>
       </w:r>
     </w:p>
     <w:p>
@@ -277,7 +277,7 @@
           <w:i w:val="0"/>
           <w:sz w:val="20"/>
         </w:rPr>
-        <w:t>The starting point of the work is the study by Tangi et al. [5]. That study predicted EV range, optimum acceleration and optimum velocity with Random Forest, Extra Trees, Linear Regression and Long Short-Term Memory (LSTM) models [6] and their ensembles. It used a synthetically generated dataset of 2,000 samples, averaged results over ten randomised partitions and served the trained models through a web application, and the full ensemble was the most accurate. The study showed that data-driven models can estimate driving parameters, and its authors named real-world data and embedded evaluation among the next steps. Three questions follow. Do such models hold on logged driving data? What happens when predictions and policies close a control loop around a vehicle? Can the chain run on an embedded controller under a real-time deadline?</w:t>
+        <w:t>In the first campaign on the target, the learned policy used less energy than the rules in 14 of 16 settings, by 8.28% on average. A repeat campaign, on separately flashed firmware, gave 14 of 16 again, and the energy of the 32 settings in which both campaigns tracked the cycle agreed to 0.18% on average. Firmware that logged the policy's battery power ceiling was added, and it showed the policy holding the ceiling lower than the rules did, which fitted the explanation then recorded as inferred: that the policy saved energy by shaving current peaks. The explanation was wrong. The vehicle model capped the battery power it billed at the ceiling but computed acceleration from the torque requested before the cap, so a low ceiling cut the energy charged and left the motion untouched. The policy had been trained on that model and had learned to use it.</w:t>
       </w:r>
     </w:p>
     <w:p>
@@ -293,7 +293,7 @@
           <w:i w:val="0"/>
           <w:sz w:val="20"/>
         </w:rPr>
-        <w:t>The setting is PIL and not hardware-in-the-loop (HIL). The processor is real; the motor, inverter and battery are simulated. The controller runs on the microcontroller at 100 Hz, while a longitudinal vehicle model on a host computer exchanges state and commands with it every 10 ms. The vehicle model is identified and validated on logged BMW i3 trips [7], 33 of 70 of which passed the eligibility tests, and checked against the Vehicle Energy Dataset (VED) [8], while the controllers run the Urban Dynamometer Driving Schedule (UDDS), the Highway Fuel Economy Test (HWFET) and the US06 aggressive schedule [9]. Acceptance gates and pass criteria were fixed before each experiment. Misses are reported as misses. Every result is labelled measured if it ran on the microcontroller or simulated if it ran on the host only.</w:t>
+        <w:t>None of the study's standing safeguards could see this fault. Repetition on the target reproduces whatever the model does, and timing measurements do not pass through the energy bookkeeping. Gate G2 validates the model by replaying logged trips with a ceiling that never binds. The plant's own unit test asserted that billed power met the ceiling exactly; it did not assert that the vehicle slowed. What exposed the fault was a reference computed before any policy was trained. A dynamic-programming (DP) policy [10], run through the full model as an approximate feasible-policy reference, gave 190.39 Wh/km over the US06 cycle, and the policy reached 176.4 Wh/km on the target at the same distance and tracking error. The rules came within 0.04% of that reference. A learned result 7% below it was a reason to audit, and the model came under suspicion before the policy did. The pattern of the gain agreed. It grew with demand on three independent axes and vanished on UDDS and HWFET, where demand stays below the policy's lowest ceiling of 40 kW. A sweep of fixed ceilings with no controller in the loop then settled it: at 5 kW the model drove all 12.888 km of US06 on 8.05 Wh/km with an unchanged tracking error of 0.0013 m/s (simulated).</w:t>
       </w:r>
     </w:p>
     <w:p>
@@ -309,7 +309,7 @@
           <w:i w:val="0"/>
           <w:sz w:val="20"/>
         </w:rPr>
-        <w:t>Where the energy was actually lost is a separate finding. Under sensor noise, the loss sits in the speed loop, below the energy manager. A two-state Kalman speed estimator [10] cut it from 9.44 to 0.24 Wh/km at ten times the nominal noise on US06 (measured). Learned reviewers of sensor faults classified better offline and controlled worse in the loop (simulated). Accuracy did not predict benefit, for the second time.</w:t>
+        <w:t>After the fix, a binding ceiling takes torque away, and a test asserts that traction never exceeds what the battery supplied. A limit that does not bind leaves every output unchanged. The rule arm on the target differed from the earlier campaign by +0.07% (95% interval −0.03 to +0.17%), inside the 0.57% worst-case spread between two campaigns that differed only in the day (measured). The policy was retrained on the corrected model, five seeds per arm, and reached 154.86 ± 0.51 Wh/km on HWFET against 153.90 for the rules (simulated). On the target, over 36 runs and 2,282,832 control steps with no late step, it used less energy than the rules in 1 of 16 valid settings, 0.94% more on average, and tracked speed worse on US06 (measured). The 8.28% result is withdrawn here.</w:t>
       </w:r>
     </w:p>
     <w:p>
@@ -325,6 +325,22 @@
           <w:i w:val="0"/>
           <w:sz w:val="20"/>
         </w:rPr>
+        <w:t>The energy that could be recovered sat elsewhere. Under sensor noise the loss was in the speed loop below the energy manager, and a two-state Kalman speed estimator [11] cut it from 9.44 to 0.24 Wh/km at ten times the nominal noise on US06 (measured). A bias-aware detector caught 120 of 120 injected speed-sensor faults with no false alarm in one clean hour (measured). On-device power forecasting and speed planning, which sit outside the energy manager, are reported as supporting results. A Transformer forecaster [12] fitted the 40 ms budget at 36.46 ms on the target, yet removing the forecast from the retrained policy changed nothing measurable (simulated), and a DP speed planner saved 10.4% on a US06-derived route without traffic (simulated).</w:t>
+      </w:r>
+    </w:p>
+    <w:p>
+      <w:pPr>
+        <w:spacing w:before="0" w:after="0"/>
+        <w:ind w:firstLine="202"/>
+        <w:jc w:val="both"/>
+      </w:pPr>
+      <w:r>
+        <w:rPr>
+          <w:rFonts w:ascii="Times New Roman" w:hAnsi="Times New Roman" w:eastAsia="Times New Roman"/>
+          <w:b w:val="0"/>
+          <w:i w:val="0"/>
+          <w:sz w:val="20"/>
+        </w:rPr>
         <w:t>This paper makes five contributions.</w:t>
       </w:r>
     </w:p>
@@ -350,7 +366,7 @@
           <w:i w:val="0"/>
           <w:sz w:val="20"/>
         </w:rPr>
-        <w:t>An audited case of a vehicle-model artefact that produced an 8.28% learned-policy gain, with the controller-free sweep that exposed it and three checks that would have caught it before the campaign.</w:t>
+        <w:t>A documented case in which a learned energy manager's gain over a rule set, reproduced in two campaigns on a microcontroller, came from a vehicle-model fault, with the evidence, the correction and the withdrawn figure kept in the paper.</w:t>
       </w:r>
     </w:p>
     <w:p>
@@ -375,7 +391,7 @@
           <w:i w:val="0"/>
           <w:sz w:val="20"/>
         </w:rPr>
-        <w:t>A headroom bound from dynamic programming, 0.01% to 0.16%, that explains why no honest gain was available to the energy manager.</w:t>
+        <w:t>An account of which safeguards could and could not detect that fault, and a set of checks for learned controllers on simulated plants: a reference computed before training, a controller-free sweep of each command the policy sets, a conservation test on the model, and a check that a correction leaves unaffected arms unchanged.</w:t>
       </w:r>
     </w:p>
     <w:p>
@@ -400,7 +416,7 @@
           <w:i w:val="0"/>
           <w:sz w:val="20"/>
         </w:rPr>
-        <w:t>A corrected comparison of a rule-based manager and a SAC policy on the target, reported with paired statistics over 12 distinct conditions and the spread between repeated runs.</w:t>
+        <w:t>A measured comparison, on the corrected model, of a rule-based energy manager with an SAC policy over 16 settings on the target, with loop timing measured.</w:t>
       </w:r>
     </w:p>
     <w:p>
@@ -425,7 +441,7 @@
           <w:i w:val="0"/>
           <w:sz w:val="20"/>
         </w:rPr>
-        <w:t>A measured estimation gain in the speed loop, and the finding that offline fault-classification accuracy did not predict closed-loop benefit.</w:t>
+        <w:t>A two-state Kalman speed estimator and a bias-aware sensor-fault detector, both measured on the target, which recovered the energy lost under sensor noise that neither energy manager could.</w:t>
       </w:r>
     </w:p>
     <w:p>
@@ -466,7 +482,7 @@
           <w:i w:val="0"/>
           <w:sz w:val="20"/>
         </w:rPr>
-        <w:t>Section II reviews related work and Section III the platform and its acceptance gates. Section IV presents the vehicle model and the artefact, Section V the corrected comparison, Section VI on-device forecasting and Section VII speed estimation and fault detection. Section VIII treats the simulated speed planner, Section IX the limits of the evidence and Section X the conclusions.</w:t>
+        <w:t>Section II reviews related work, and Section III describes the platform, the gates and the labelling of results. Section IV presents the vehicle model and data; within it, Section IV-E traces the apparent gain from its first report to its withdrawal, and Section IV-I states the checks in a form that applies beyond this study. Section V gives the corrected comparison, Section VI on-device forecasting and Section VII the estimation results. Section VIII treats the simulated speed planner, Section IX discusses the limits of the evidence, and Section X concludes.</w:t>
       </w:r>
     </w:p>
     <w:p>
@@ -513,7 +529,7 @@
           <w:i w:val="0"/>
           <w:sz w:val="20"/>
         </w:rPr>
-        <w:t>Models of EV energy use are usually fitted to logged or generated trips and scored offline. The study of Tangi et al. [5] belongs here: it compared four model families and their ensembles on a synthetic dataset and exposed them through a web application. Zhang et al. [11] used real-world driving data of 55 electric taxis in Beijing and reported a root mean squared error (RMSE) of 0.159 kWh, and Baluch et al. [12] fitted a nonlinear autoregressive model with exogenous inputs to on-road data from four trips, with a mean squared error 30% below that of an LSTM network. Gradient-boosted trees [13], Transformers [14] and physics-based loss terms [15] are further candidates. None of these studies acts on its predictions or states a run time on a vehicle-class processor.</w:t>
+        <w:t>Models of EV energy use are usually fitted to logged or generated trips and scored offline. The study of Tangi et al. [9] belongs here: it compared four model families and their ensembles on a synthetic dataset and exposed them through a web application. Zhang et al. [13] used real-world driving data of 55 electric taxis in Beijing and reported a root mean squared error (RMSE) of 0.159 kWh, and Baluch et al. [14] fitted a nonlinear autoregressive model with exogenous inputs to on-road data from four trips, with a mean squared error 30% below that of an LSTM network. Gradient-boosted trees [15], Transformers [12] and physics-based loss terms [16] are further candidates. None of these studies acts on its predictions or states a run time on a vehicle-class processor.</w:t>
       </w:r>
     </w:p>
     <w:p>
@@ -544,7 +560,7 @@
           <w:i w:val="0"/>
           <w:sz w:val="20"/>
         </w:rPr>
-        <w:t>Reinforcement learning has been applied to energy management mainly in hybrid vehicles. A deep Q-network strategy for a power-split hybrid bus reached about 89% of the fuel economy of DP on an unseen driving condition [16], a SAC-based strategy for a hybrid tracked vehicle was compared with standard SAC and with DDPG in simulation [17], and a look-ahead strategy for a parallel hybrid combined velocity prediction with reinforcement learning and was checked on a HIL bench against DP [18]. A learned power manager for a battery EV with an ultracapacitor was compared with rules and DP [19]. The reference points are classical. DP [20] gives the optimum for a known cycle, Pontryagin's minimum principle offers an analytical route [21], and the equivalent consumption minimisation strategy (ECMS) turns the problem into an instantaneous cost [22], [23]. Rules are the usual deployable baseline.</w:t>
+        <w:t>Reinforcement learning has been applied to energy management mainly in hybrid vehicles. A deep Q-network strategy for a power-split hybrid bus reached about 89% of the fuel economy of DP on an unseen driving condition [17], a SAC-based strategy for a hybrid tracked vehicle was compared with standard SAC and with DDPG in simulation [18], and a look-ahead strategy for a parallel hybrid combined velocity prediction with reinforcement learning and was checked on a HIL bench against DP [19]. A learned power manager for a battery EV with an ultracapacitor was compared with rules and DP [20]. The reference points are classical. DP [10] gives the optimum for a known cycle, Pontryagin's minimum principle offers an analytical route [21], and the equivalent consumption minimisation strategy (ECMS) turns the problem into an instantaneous cost [22], [23]. Rules are the usual deployable baseline.</w:t>
       </w:r>
     </w:p>
     <w:p>
@@ -560,7 +576,7 @@
           <w:i w:val="0"/>
           <w:sz w:val="20"/>
         </w:rPr>
-        <w:t>Headroom differs between settings. In a hybrid, the split between engine and motor is a large lever. Here the manager holds only a regeneration blend, a discharge ceiling and a shed fraction, with speed held by a tracking loop, and the DP optimum is within 0.16% of the rules. Hybrid gains do not carry over, and a null result here does not contradict them.</w:t>
+        <w:t>Headroom differs between settings. In a hybrid, the split between engine and motor is a large lever. Here the manager holds only a regeneration blend, a discharge ceiling and a shed fraction, with speed held by a tracking loop, and the rules come within 0.16% of an approximate DP reference. Hybrid gains do not carry over, and a null result here does not contradict them.</w:t>
       </w:r>
     </w:p>
     <w:p>
@@ -576,7 +592,7 @@
           <w:i w:val="0"/>
           <w:sz w:val="20"/>
         </w:rPr>
-        <w:t>Evaluation practice matters as much as the method. Deep reinforcement learning results differ across seeds and implementation choices [24], and point estimates over a few runs hide uncertainty that intervals and rank statistics would show [25]. Paired differences with intervals and a rank test are reported here for that reason.</w:t>
+        <w:t>Evaluation practice matters as much as the method. Deep reinforcement learning results differ across seeds and implementation choices [2], and point estimates over a few runs hide uncertainty that intervals and rank statistics would show [24]. Paired differences with intervals and a rank test are reported here for that reason.</w:t>
       </w:r>
     </w:p>
     <w:p>
@@ -607,7 +623,7 @@
           <w:i w:val="0"/>
           <w:sz w:val="20"/>
         </w:rPr>
-        <w:t>When speed is free, the problem changes. Sciarretta et al. [26] cast energy-efficient driving as an optimal control problem and survey its solutions, and deep reinforcement learning has been applied to eco-driving in urban scenarios [27]. The DP planner of Section VIII belongs to the classical family. It shows where headroom reappears and is not offered as a new planner.</w:t>
+        <w:t>When speed is free, the problem changes. Sciarretta et al. [25] cast energy-efficient driving as an optimal control problem and survey its solutions, and deep reinforcement learning has been applied to eco-driving in urban scenarios [26]. The DP planner of Section VIII belongs to the classical family. It shows where headroom reappears and is not offered as a new planner.</w:t>
       </w:r>
     </w:p>
     <w:p>
@@ -638,7 +654,7 @@
           <w:i w:val="0"/>
           <w:sz w:val="20"/>
         </w:rPr>
-        <w:t>A learner optimises the simulator it is given, not the vehicle it stands for. Amodei et al. [28] list reward hacking among the concrete problems of learned systems, including exploits of how a reward is implemented, Skalse et al. [29] define it formally as optimisation of an imperfect proxy that lowers the true objective, and Lehman et al. [30] collected cases in which evolutionary search exposed bugs in simulations and exploited them. Sim-to-real work addresses a neighbouring gap, between simulator and physical system, by randomising simulator parameters [31] and related methods [32]. The artefact here is a plain instance of the first kind: a billing rule that did not act on motion. Section IX lists checks that would have exposed it.</w:t>
+        <w:t>A learner optimises the simulator it is given, not the vehicle it stands for. Amodei et al. [1] list reward hacking among the concrete problems of learned systems, including exploits of how a reward is implemented, Skalse et al. [27] define it formally as optimisation of an imperfect proxy that lowers the true objective, and Lehman et al. [28] collected cases in which evolutionary search exposed bugs in simulations and exploited them. Sim-to-real work addresses a neighbouring gap, between simulator and physical system, by randomising simulator parameters [29] and related methods [30]. The artefact here is a plain instance of the first kind: a billing rule that did not act on motion. Section IX lists checks that would have exposed it.</w:t>
       </w:r>
     </w:p>
     <w:p>
@@ -669,7 +685,7 @@
           <w:i w:val="0"/>
           <w:sz w:val="20"/>
         </w:rPr>
-        <w:t>Vehicle controllers are validated through a staged path of model-, software-, hardware-in-the-loop and vehicle tests [1]. HIL benches drive a real controller or real energy storage from a simulated vehicle, as in the validation of a learned power manager on an xPC Target platform [19]. PIL is an earlier step. Inference frameworks for microcontrollers [33] and joint model and library design [34] show that small devices can run networks, and integer quantisation [35] and distillation [36] shrink them. Dulac-Arnold et al. [37] list the constraints that separate laboratory reinforcement learning from deployment, among them real-time inference; what the cited works do not give, in the vehicle-energy setting, is a measured loop with a stated deadline on the target together with a rule baseline run through the same loop. This work supplies one.</w:t>
+        <w:t>Vehicle controllers are validated through a staged path of model-, software-, hardware-in-the-loop and vehicle tests [31]. HIL benches drive a real controller or real energy storage from a simulated vehicle, as in the validation of a learned power manager on an xPC Target platform [20]. PIL is an earlier step. Inference frameworks for microcontrollers [32] and joint model and library design [33] show that small devices can run networks, and integer quantisation [34] and distillation [35] shrink them. Dulac-Arnold et al. [3] list the constraints that separate laboratory reinforcement learning from deployment, among them real-time inference; what the cited works do not give, in the vehicle-energy setting, is a measured loop with a stated deadline on the target together with a rule baseline run through the same loop. This work supplies one.</w:t>
       </w:r>
     </w:p>
     <w:p>
@@ -700,7 +716,7 @@
           <w:i w:val="0"/>
           <w:sz w:val="20"/>
         </w:rPr>
-        <w:t>Kalman filtering [10] is a standard tool for state estimation, including vehicle speed; a recent example fuses inertial, steering-angle and wheel-speed sensors [38]. Model-based fault detection compares measured signals with model predictions and examines the residual [39], and learned detectors are the alternative: LSTM networks for time-series anomalies [40], a general survey [41], and the small recurrent models gated recurrent unit (GRU) [42] and FastGRNN [43]. Here, a classical estimator and a model-based detector are set against learned reviewers, each run in the vehicle loop as well as scored on labelled faults.</w:t>
+        <w:t>Kalman filtering [11] is a standard tool for state estimation, including vehicle speed; a recent example fuses inertial, steering-angle and wheel-speed sensors [36]. Model-based fault detection compares measured signals with model predictions and examines the residual [37], and learned detectors are the alternative: LSTM networks for time-series anomalies [38], a general survey [39], and the small recurrent models gated recurrent unit (GRU) [40] and FastGRNN [41]. Here, a classical estimator and a model-based detector are set against learned reviewers, each run in the vehicle loop as well as scored on labelled faults.</w:t>
       </w:r>
     </w:p>
     <w:p>
@@ -940,7 +956,7 @@
                 <w:i w:val="0"/>
                 <w:sz w:val="15"/>
               </w:rPr>
-              <w:t>Tangi et al. [5]</w:t>
+              <w:t>Tangi et al. [9]</w:t>
             </w:r>
           </w:p>
         </w:tc>
@@ -1068,7 +1084,7 @@
                 <w:i w:val="0"/>
                 <w:sz w:val="15"/>
               </w:rPr>
-              <w:t>Zhang et al. [11]</w:t>
+              <w:t>Zhang et al. [13]</w:t>
             </w:r>
           </w:p>
         </w:tc>
@@ -1196,7 +1212,7 @@
                 <w:i w:val="0"/>
                 <w:sz w:val="15"/>
               </w:rPr>
-              <w:t>Baluch et al. [12]</w:t>
+              <w:t>Baluch et al. [14]</w:t>
             </w:r>
           </w:p>
         </w:tc>
@@ -1324,7 +1340,7 @@
                 <w:i w:val="0"/>
                 <w:sz w:val="15"/>
               </w:rPr>
-              <w:t>Wu et al. [16]</w:t>
+              <w:t>Wu et al. [17]</w:t>
             </w:r>
           </w:p>
         </w:tc>
@@ -1452,7 +1468,7 @@
                 <w:i w:val="0"/>
                 <w:sz w:val="15"/>
               </w:rPr>
-              <w:t>Sun et al. [17]</w:t>
+              <w:t>Sun et al. [18]</w:t>
             </w:r>
           </w:p>
         </w:tc>
@@ -1580,7 +1596,7 @@
                 <w:i w:val="0"/>
                 <w:sz w:val="15"/>
               </w:rPr>
-              <w:t>Xiong et al. [19]</w:t>
+              <w:t>Xiong et al. [20]</w:t>
             </w:r>
           </w:p>
         </w:tc>
@@ -1896,7 +1912,7 @@
           <w:i w:val="0"/>
           <w:sz w:val="20"/>
         </w:rPr>
-        <w:t>The arrangement is processor-in-the-loop (PIL), not hardware-in-the-loop. The processor is real: an ESP32-S3 runs the control firmware, receives its inputs over a serial link and must answer before a wall-clock deadline [4]. A host laptop simulates the vehicle, motor, inverter, battery, driver and sensors. Faults are injected in software. The part is a general-purpose microcontroller, not an automotive-qualified one (Section IX).</w:t>
+        <w:t>The arrangement is processor-in-the-loop (PIL), not hardware-in-the-loop. The processor is real: an ESP32-S3 runs the control firmware, receives its inputs over a serial link and must answer before a wall-clock deadline [5]. A host laptop simulates the vehicle, motor, inverter, battery, driver and sensors. Faults are injected in software. The part is a general-purpose microcontroller, not an automotive-qualified one (Section IX).</w:t>
       </w:r>
     </w:p>
     <w:p>
@@ -2059,7 +2075,7 @@
           <w:i w:val="0"/>
           <w:sz w:val="20"/>
         </w:rPr>
-        <w:t>The firmware was first built with the vendor framework and later moved to the Arduino core, which yields a different binary from the same source, so every gate was measured again. Throughput stayed at 29.82 million integer multiply-accumulates per second. The forecaster took 35.03 ms instead of 36.46 ms; the policy took 0.123 ms instead of 0.121 ms. The Arduino image carries radio stacks that cannot be removed. Nothing starts them, but supply current was not re-measured on this image.</w:t>
+        <w:t>The firmware moved from the vendor framework to the Arduino core, which yields a different binary from the same source, so every gate was measured again: the forecaster took 35.03 ms instead of 36.46 ms and the policy 0.123 ms instead of 0.121 ms. The Arduino image carries radio stacks that nothing starts; supply current was not re-measured.</w:t>
       </w:r>
     </w:p>
     <w:p>
@@ -2172,7 +2188,7 @@
           <w:i w:val="0"/>
           <w:sz w:val="20"/>
         </w:rPr>
-        <w:t>The frame criterion fails. A dropped frame is a reply that misses the 1 ms window. The first run had 9. The link itself was clean. All 121,208 frames arrived, none malformed or lost, and the record attributes the misses to the host operating system answering late in bursts. Torque is ramped down only after more than five consecutive stale steps. That happened once.</w:t>
+        <w:t>The frame criterion fails. A dropped frame is a reply that misses the 1 ms window. The first run had 9. All 121,208 frames arrived intact; the record attributes the misses to the host operating system answering late in bursts. Torque is ramped down only after more than five consecutive stale steps. That happened once.</w:t>
       </w:r>
     </w:p>
     <w:p>
@@ -2188,7 +2204,7 @@
           <w:i w:val="0"/>
           <w:sz w:val="20"/>
         </w:rPr>
-        <w:t>Five repeats of the shipped image gave 16, 4, 6, 9 and 9 dropped frames, or 8.8 per run with a Poisson 95% interval of 6.4 to 11.8; the events cluster, so the true interval is wider. Late control steps were 0 in every run. The criterion was not loosened. Zero drops against a non-real-time host may simply not be reachable.</w:t>
+        <w:t>Five repeats of the shipped image gave 16, 4, 6, 9 and 9 dropped frames, or 8.8 per run with a Poisson 95% interval of 6.4 to 11.8; the events cluster, so the true interval is wider. Late control steps were 0 in every run, and the criterion was not loosened.</w:t>
       </w:r>
     </w:p>
     <w:p>
@@ -2267,7 +2283,7 @@
           <w:i w:val="0"/>
           <w:sz w:val="20"/>
         </w:rPr>
-        <w:t>Seed 0, 1 or 2 is paired with the three levels of each factor and both arms receive the same draw, so within a factor the noise level is confounded with the seed, and the five nominal repeats hold at most three distinct draws. The plant and both controllers are deterministic, which means a repeat with the same seed replays the same noise draw and differs mainly in link timing, so it is not an independent repeat of anything the noise drives. The later fault campaign adds seed offsets of 100 and 200.</w:t>
+        <w:t>Seed 0, 1 or 2 is paired with the three levels of each factor and both arms receive the same draw, so within a factor the noise level is confounded with the seed, and the five nominal repeats hold at most three distinct draws. The plant and both controllers are deterministic, which means a repeat with the same seed replays the same noise draw and differs mainly in link timing, so it is not an independent repeat of anything the noise drives. The later fault campaign and the corrected-campaign repeats (Section V) add seed offsets of 100 and 200, giving three independent draws per condition.</w:t>
       </w:r>
     </w:p>
     <w:p>
@@ -2283,7 +2299,7 @@
           <w:i w:val="0"/>
           <w:sz w:val="20"/>
         </w:rPr>
-        <w:t>Anything written twice, in Python and in C, has a parity test that drives both through the same inputs; a policy network of the deployed shape, exported from an earlier seed, matches its NumPy original to 2.12e-06 with an identical weight checksum. The host is kept idle during a campaign.</w:t>
+        <w:t>Anything written twice, in Python and in C, has a parity test; a policy network of the deployed shape matches its NumPy original to 2.12e-06. The host is kept idle during a campaign.</w:t>
       </w:r>
     </w:p>
     <w:p>
@@ -2314,7 +2330,7 @@
           <w:i w:val="0"/>
           <w:sz w:val="20"/>
         </w:rPr>
-        <w:t>A criterion is written down before the experiment it governs. A result that misses it is reported as a miss. The version history gives the dates. The five gate criteria were committed on 2026-08-30 with the design specification, before the commit that records the first gate measurement later that day. The criteria for the speed estimator and the first fault detector were committed on 2026-10-06, before any arm was run. Those for the bias-aware detector were committed on 2026-10-08 in the same commit as its code, so they preceded every learned reviewer but not the detector itself, whose step threshold was tuned on training data only.</w:t>
+        <w:t>A criterion is written down before the experiment it governs. A result that misses it is reported as a miss. The five gate criteria were committed on 2026-08-30 with the design specification, before the commit that records the first gate measurement later that day. The criteria for the speed estimator and the first fault detector were committed on 2026-10-06, before any arm was run. Those for the bias-aware detector were committed on 2026-10-08 in the same commit as its code, so they preceded every learned reviewer but not the detector itself, whose step threshold was tuned on training data only. The 2026-10-14 measurement round was planned and committed before its runs.</w:t>
       </w:r>
     </w:p>
     <w:p>
@@ -2330,7 +2346,7 @@
           <w:i w:val="0"/>
           <w:sz w:val="20"/>
         </w:rPr>
-        <w:t>Table 2 holds every such criterion in the paper. Five are missed. They are G2, the zero-drop part of G3, the estimator's clean-tracking bound, the first detector's false-alarm limit and the bias-aware detector's simulated detection limit. The comparison of the two energy managers had no outcome criterion; its acceptance rule, dated 2026-09-21, required only that the 36 runs be recorded, and no later record adds one, so the comparison is descriptive (Section V). Gate G4 was passed by a ridge regression before any proposed forecaster existed, which makes passing it weak evidence for the proposed model.</w:t>
+        <w:t>Table 2 holds every such criterion in the paper. Six are missed. They are G2, the zero-drop part of G3, the estimator's clean-tracking bound, the first detector's false-alarm limit, the bias-aware detector's simulated detection limit and its alarm rate on interpolated 100 Hz logged trips. At the logs' own 10 Hz rate the detector meets its count limit, with 196 alarms at standstill set apart as the plan fixed. The comparison of the two energy managers had no outcome criterion; its acceptance rule, dated 2026-09-21, required only that the 36 runs be recorded, and no later record adds one, so the comparison is descriptive (Section V). A ridge regression passed G4 before any proposed forecaster existed.</w:t>
       </w:r>
     </w:p>
     <w:tbl>
@@ -3277,6 +3293,648 @@
                 <w:i w:val="0"/>
                 <w:sz w:val="15"/>
               </w:rPr>
+              <w:t>Headroom</w:t>
+            </w:r>
+          </w:p>
+        </w:tc>
+        <w:tc>
+          <w:tcPr>
+            <w:tcW w:type="dxa" w:w="2062"/>
+          </w:tcPr>
+          <w:p>
+            <w:pPr>
+              <w:keepNext/>
+              <w:spacing w:before="20" w:after="20"/>
+              <w:jc w:val="left"/>
+            </w:pPr>
+            <w:r>
+              <w:rPr>
+                <w:rFonts w:ascii="Arial" w:hAnsi="Arial" w:eastAsia="Arial"/>
+                <w:b w:val="0"/>
+                <w:i w:val="0"/>
+                <w:sz w:val="15"/>
+              </w:rPr>
+              <w:t>Rule-based manager within 0.5% of the DP reference on the corrected plant</w:t>
+            </w:r>
+          </w:p>
+        </w:tc>
+        <w:tc>
+          <w:tcPr>
+            <w:tcW w:type="dxa" w:w="2062"/>
+          </w:tcPr>
+          <w:p>
+            <w:pPr>
+              <w:keepNext/>
+              <w:spacing w:before="20" w:after="20"/>
+              <w:jc w:val="left"/>
+            </w:pPr>
+            <w:r>
+              <w:rPr>
+                <w:rFonts w:ascii="Arial" w:hAnsi="Arial" w:eastAsia="Arial"/>
+                <w:b w:val="0"/>
+                <w:i w:val="0"/>
+                <w:sz w:val="15"/>
+              </w:rPr>
+              <w:t>2026-10-14</w:t>
+            </w:r>
+          </w:p>
+        </w:tc>
+        <w:tc>
+          <w:tcPr>
+            <w:tcW w:type="dxa" w:w="2062"/>
+          </w:tcPr>
+          <w:p>
+            <w:pPr>
+              <w:keepNext/>
+              <w:spacing w:before="20" w:after="20"/>
+              <w:jc w:val="left"/>
+            </w:pPr>
+            <w:r>
+              <w:rPr>
+                <w:rFonts w:ascii="Arial" w:hAnsi="Arial" w:eastAsia="Arial"/>
+                <w:b w:val="0"/>
+                <w:i w:val="0"/>
+                <w:sz w:val="15"/>
+              </w:rPr>
+              <w:t>Met: 0.01% to 0.16%, unchanged by the fix</w:t>
+            </w:r>
+          </w:p>
+        </w:tc>
+        <w:tc>
+          <w:tcPr>
+            <w:tcW w:type="dxa" w:w="2062"/>
+          </w:tcPr>
+          <w:p>
+            <w:pPr>
+              <w:keepNext/>
+              <w:spacing w:before="20" w:after="20"/>
+              <w:jc w:val="left"/>
+            </w:pPr>
+            <w:r>
+              <w:rPr>
+                <w:rFonts w:ascii="Arial" w:hAnsi="Arial" w:eastAsia="Arial"/>
+                <w:b w:val="0"/>
+                <w:i w:val="0"/>
+                <w:sz w:val="15"/>
+              </w:rPr>
+              <w:t>simulated</w:t>
+            </w:r>
+          </w:p>
+        </w:tc>
+      </w:tr>
+      <w:tr>
+        <w:tc>
+          <w:tcPr>
+            <w:tcW w:type="dxa" w:w="2062"/>
+          </w:tcPr>
+          <w:p>
+            <w:pPr>
+              <w:keepNext/>
+              <w:spacing w:before="20" w:after="20"/>
+              <w:jc w:val="left"/>
+            </w:pPr>
+            <w:r>
+              <w:rPr>
+                <w:rFonts w:ascii="Arial" w:hAnsi="Arial" w:eastAsia="Arial"/>
+                <w:b w:val="0"/>
+                <w:i w:val="0"/>
+                <w:sz w:val="15"/>
+              </w:rPr>
+              <w:t>Bias-aware detector, logged trips, 10 Hz</w:t>
+            </w:r>
+          </w:p>
+        </w:tc>
+        <w:tc>
+          <w:tcPr>
+            <w:tcW w:type="dxa" w:w="2062"/>
+          </w:tcPr>
+          <w:p>
+            <w:pPr>
+              <w:keepNext/>
+              <w:spacing w:before="20" w:after="20"/>
+              <w:jc w:val="left"/>
+            </w:pPr>
+            <w:r>
+              <w:rPr>
+                <w:rFonts w:ascii="Arial" w:hAnsi="Arial" w:eastAsia="Arial"/>
+                <w:b w:val="0"/>
+                <w:i w:val="0"/>
+                <w:sz w:val="15"/>
+              </w:rPr>
+              <w:t>Under 1 false alarm per clean hour on 70 trips (30.4 h), standstill alarms set apart</w:t>
+            </w:r>
+          </w:p>
+        </w:tc>
+        <w:tc>
+          <w:tcPr>
+            <w:tcW w:type="dxa" w:w="2062"/>
+          </w:tcPr>
+          <w:p>
+            <w:pPr>
+              <w:keepNext/>
+              <w:spacing w:before="20" w:after="20"/>
+              <w:jc w:val="left"/>
+            </w:pPr>
+            <w:r>
+              <w:rPr>
+                <w:rFonts w:ascii="Arial" w:hAnsi="Arial" w:eastAsia="Arial"/>
+                <w:b w:val="0"/>
+                <w:i w:val="0"/>
+                <w:sz w:val="15"/>
+              </w:rPr>
+              <w:t>2026-10-14</w:t>
+            </w:r>
+          </w:p>
+        </w:tc>
+        <w:tc>
+          <w:tcPr>
+            <w:tcW w:type="dxa" w:w="2062"/>
+          </w:tcPr>
+          <w:p>
+            <w:pPr>
+              <w:keepNext/>
+              <w:spacing w:before="20" w:after="20"/>
+              <w:jc w:val="left"/>
+            </w:pPr>
+            <w:r>
+              <w:rPr>
+                <w:rFonts w:ascii="Arial" w:hAnsi="Arial" w:eastAsia="Arial"/>
+                <w:b w:val="0"/>
+                <w:i w:val="0"/>
+                <w:sz w:val="15"/>
+              </w:rPr>
+              <w:t>Met numerically: 0.99 per hour on channels assumed healthy; flag up 59% of recorded time</w:t>
+            </w:r>
+          </w:p>
+        </w:tc>
+        <w:tc>
+          <w:tcPr>
+            <w:tcW w:type="dxa" w:w="2062"/>
+          </w:tcPr>
+          <w:p>
+            <w:pPr>
+              <w:keepNext/>
+              <w:spacing w:before="20" w:after="20"/>
+              <w:jc w:val="left"/>
+            </w:pPr>
+            <w:r>
+              <w:rPr>
+                <w:rFonts w:ascii="Arial" w:hAnsi="Arial" w:eastAsia="Arial"/>
+                <w:b w:val="0"/>
+                <w:i w:val="0"/>
+                <w:sz w:val="15"/>
+              </w:rPr>
+              <w:t>simulated</w:t>
+            </w:r>
+          </w:p>
+        </w:tc>
+      </w:tr>
+      <w:tr>
+        <w:tc>
+          <w:tcPr>
+            <w:tcW w:type="dxa" w:w="2062"/>
+          </w:tcPr>
+          <w:p>
+            <w:pPr>
+              <w:keepNext/>
+              <w:spacing w:before="20" w:after="20"/>
+              <w:jc w:val="left"/>
+            </w:pPr>
+            <w:r>
+              <w:rPr>
+                <w:rFonts w:ascii="Arial" w:hAnsi="Arial" w:eastAsia="Arial"/>
+                <w:b w:val="0"/>
+                <w:i w:val="0"/>
+                <w:sz w:val="15"/>
+              </w:rPr>
+              <w:t>Bias-aware detector, logged trips, 100 Hz</w:t>
+            </w:r>
+          </w:p>
+        </w:tc>
+        <w:tc>
+          <w:tcPr>
+            <w:tcW w:type="dxa" w:w="2062"/>
+          </w:tcPr>
+          <w:p>
+            <w:pPr>
+              <w:keepNext/>
+              <w:spacing w:before="20" w:after="20"/>
+              <w:jc w:val="left"/>
+            </w:pPr>
+            <w:r>
+              <w:rPr>
+                <w:rFonts w:ascii="Arial" w:hAnsi="Arial" w:eastAsia="Arial"/>
+                <w:b w:val="0"/>
+                <w:i w:val="0"/>
+                <w:sz w:val="15"/>
+              </w:rPr>
+              <w:t>Same limit, logs interpolated to 100 Hz</w:t>
+            </w:r>
+          </w:p>
+        </w:tc>
+        <w:tc>
+          <w:tcPr>
+            <w:tcW w:type="dxa" w:w="2062"/>
+          </w:tcPr>
+          <w:p>
+            <w:pPr>
+              <w:keepNext/>
+              <w:spacing w:before="20" w:after="20"/>
+              <w:jc w:val="left"/>
+            </w:pPr>
+            <w:r>
+              <w:rPr>
+                <w:rFonts w:ascii="Arial" w:hAnsi="Arial" w:eastAsia="Arial"/>
+                <w:b w:val="0"/>
+                <w:i w:val="0"/>
+                <w:sz w:val="15"/>
+              </w:rPr>
+              <w:t>2026-10-14</w:t>
+            </w:r>
+          </w:p>
+        </w:tc>
+        <w:tc>
+          <w:tcPr>
+            <w:tcW w:type="dxa" w:w="2062"/>
+          </w:tcPr>
+          <w:p>
+            <w:pPr>
+              <w:keepNext/>
+              <w:spacing w:before="20" w:after="20"/>
+              <w:jc w:val="left"/>
+            </w:pPr>
+            <w:r>
+              <w:rPr>
+                <w:rFonts w:ascii="Arial" w:hAnsi="Arial" w:eastAsia="Arial"/>
+                <w:b w:val="0"/>
+                <w:i w:val="0"/>
+                <w:sz w:val="15"/>
+              </w:rPr>
+              <w:t>Fail: 16.2 per hour; synthetic diagnostic</w:t>
+            </w:r>
+          </w:p>
+        </w:tc>
+        <w:tc>
+          <w:tcPr>
+            <w:tcW w:type="dxa" w:w="2062"/>
+          </w:tcPr>
+          <w:p>
+            <w:pPr>
+              <w:keepNext/>
+              <w:spacing w:before="20" w:after="20"/>
+              <w:jc w:val="left"/>
+            </w:pPr>
+            <w:r>
+              <w:rPr>
+                <w:rFonts w:ascii="Arial" w:hAnsi="Arial" w:eastAsia="Arial"/>
+                <w:b w:val="0"/>
+                <w:i w:val="0"/>
+                <w:sz w:val="15"/>
+              </w:rPr>
+              <w:t>simulated</w:t>
+            </w:r>
+          </w:p>
+        </w:tc>
+      </w:tr>
+      <w:tr>
+        <w:tc>
+          <w:tcPr>
+            <w:tcW w:type="dxa" w:w="2062"/>
+          </w:tcPr>
+          <w:p>
+            <w:pPr>
+              <w:keepNext/>
+              <w:spacing w:before="20" w:after="20"/>
+              <w:jc w:val="left"/>
+            </w:pPr>
+            <w:r>
+              <w:rPr>
+                <w:rFonts w:ascii="Arial" w:hAnsi="Arial" w:eastAsia="Arial"/>
+                <w:b w:val="0"/>
+                <w:i w:val="0"/>
+                <w:sz w:val="15"/>
+              </w:rPr>
+              <w:t>Plant sensitivity</w:t>
+            </w:r>
+          </w:p>
+        </w:tc>
+        <w:tc>
+          <w:tcPr>
+            <w:tcW w:type="dxa" w:w="2062"/>
+          </w:tcPr>
+          <w:p>
+            <w:pPr>
+              <w:keepNext/>
+              <w:spacing w:before="20" w:after="20"/>
+              <w:jc w:val="left"/>
+            </w:pPr>
+            <w:r>
+              <w:rPr>
+                <w:rFonts w:ascii="Arial" w:hAnsi="Arial" w:eastAsia="Arial"/>
+                <w:b w:val="0"/>
+                <w:i w:val="0"/>
+                <w:sz w:val="15"/>
+              </w:rPr>
+              <w:t>Sign of learned minus rules unchanged in every plant variant</w:t>
+            </w:r>
+          </w:p>
+        </w:tc>
+        <w:tc>
+          <w:tcPr>
+            <w:tcW w:type="dxa" w:w="2062"/>
+          </w:tcPr>
+          <w:p>
+            <w:pPr>
+              <w:keepNext/>
+              <w:spacing w:before="20" w:after="20"/>
+              <w:jc w:val="left"/>
+            </w:pPr>
+            <w:r>
+              <w:rPr>
+                <w:rFonts w:ascii="Arial" w:hAnsi="Arial" w:eastAsia="Arial"/>
+                <w:b w:val="0"/>
+                <w:i w:val="0"/>
+                <w:sz w:val="15"/>
+              </w:rPr>
+              <w:t>2026-10-14</w:t>
+            </w:r>
+          </w:p>
+        </w:tc>
+        <w:tc>
+          <w:tcPr>
+            <w:tcW w:type="dxa" w:w="2062"/>
+          </w:tcPr>
+          <w:p>
+            <w:pPr>
+              <w:keepNext/>
+              <w:spacing w:before="20" w:after="20"/>
+              <w:jc w:val="left"/>
+            </w:pPr>
+            <w:r>
+              <w:rPr>
+                <w:rFonts w:ascii="Arial" w:hAnsi="Arial" w:eastAsia="Arial"/>
+                <w:b w:val="0"/>
+                <w:i w:val="0"/>
+                <w:sz w:val="15"/>
+              </w:rPr>
+              <w:t>Met: learned worse in all 14 variants, by 0.12% to 0.81%</w:t>
+            </w:r>
+          </w:p>
+        </w:tc>
+        <w:tc>
+          <w:tcPr>
+            <w:tcW w:type="dxa" w:w="2062"/>
+          </w:tcPr>
+          <w:p>
+            <w:pPr>
+              <w:keepNext/>
+              <w:spacing w:before="20" w:after="20"/>
+              <w:jc w:val="left"/>
+            </w:pPr>
+            <w:r>
+              <w:rPr>
+                <w:rFonts w:ascii="Arial" w:hAnsi="Arial" w:eastAsia="Arial"/>
+                <w:b w:val="0"/>
+                <w:i w:val="0"/>
+                <w:sz w:val="15"/>
+              </w:rPr>
+              <w:t>simulated</w:t>
+            </w:r>
+          </w:p>
+        </w:tc>
+      </w:tr>
+      <w:tr>
+        <w:tc>
+          <w:tcPr>
+            <w:tcW w:type="dxa" w:w="2062"/>
+          </w:tcPr>
+          <w:p>
+            <w:pPr>
+              <w:keepNext/>
+              <w:spacing w:before="20" w:after="20"/>
+              <w:jc w:val="left"/>
+            </w:pPr>
+            <w:r>
+              <w:rPr>
+                <w:rFonts w:ascii="Arial" w:hAnsi="Arial" w:eastAsia="Arial"/>
+                <w:b w:val="0"/>
+                <w:i w:val="0"/>
+                <w:sz w:val="15"/>
+              </w:rPr>
+              <w:t>Low-pass comparator</w:t>
+            </w:r>
+          </w:p>
+        </w:tc>
+        <w:tc>
+          <w:tcPr>
+            <w:tcW w:type="dxa" w:w="2062"/>
+          </w:tcPr>
+          <w:p>
+            <w:pPr>
+              <w:keepNext/>
+              <w:spacing w:before="20" w:after="20"/>
+              <w:jc w:val="left"/>
+            </w:pPr>
+            <w:r>
+              <w:rPr>
+                <w:rFonts w:ascii="Arial" w:hAnsi="Arial" w:eastAsia="Arial"/>
+                <w:b w:val="0"/>
+                <w:i w:val="0"/>
+                <w:sz w:val="15"/>
+              </w:rPr>
+              <w:t>Credit filtering in general if the low-pass recovers at least as much 10x loss as the Kalman estimator</w:t>
+            </w:r>
+          </w:p>
+        </w:tc>
+        <w:tc>
+          <w:tcPr>
+            <w:tcW w:type="dxa" w:w="2062"/>
+          </w:tcPr>
+          <w:p>
+            <w:pPr>
+              <w:keepNext/>
+              <w:spacing w:before="20" w:after="20"/>
+              <w:jc w:val="left"/>
+            </w:pPr>
+            <w:r>
+              <w:rPr>
+                <w:rFonts w:ascii="Arial" w:hAnsi="Arial" w:eastAsia="Arial"/>
+                <w:b w:val="0"/>
+                <w:i w:val="0"/>
+                <w:sz w:val="15"/>
+              </w:rPr>
+              <w:t>2026-10-14</w:t>
+            </w:r>
+          </w:p>
+        </w:tc>
+        <w:tc>
+          <w:tcPr>
+            <w:tcW w:type="dxa" w:w="2062"/>
+          </w:tcPr>
+          <w:p>
+            <w:pPr>
+              <w:keepNext/>
+              <w:spacing w:before="20" w:after="20"/>
+              <w:jc w:val="left"/>
+            </w:pPr>
+            <w:r>
+              <w:rPr>
+                <w:rFonts w:ascii="Arial" w:hAnsi="Arial" w:eastAsia="Arial"/>
+                <w:b w:val="0"/>
+                <w:i w:val="0"/>
+                <w:sz w:val="15"/>
+              </w:rPr>
+              <w:t>Not met: less in both blocks, by 0.47 and 0.07 Wh/km</w:t>
+            </w:r>
+          </w:p>
+        </w:tc>
+        <w:tc>
+          <w:tcPr>
+            <w:tcW w:type="dxa" w:w="2062"/>
+          </w:tcPr>
+          <w:p>
+            <w:pPr>
+              <w:keepNext/>
+              <w:spacing w:before="20" w:after="20"/>
+              <w:jc w:val="left"/>
+            </w:pPr>
+            <w:r>
+              <w:rPr>
+                <w:rFonts w:ascii="Arial" w:hAnsi="Arial" w:eastAsia="Arial"/>
+                <w:b w:val="0"/>
+                <w:i w:val="0"/>
+                <w:sz w:val="15"/>
+              </w:rPr>
+              <w:t>measured</w:t>
+            </w:r>
+          </w:p>
+        </w:tc>
+      </w:tr>
+      <w:tr>
+        <w:tc>
+          <w:tcPr>
+            <w:tcW w:type="dxa" w:w="2062"/>
+          </w:tcPr>
+          <w:p>
+            <w:pPr>
+              <w:keepNext/>
+              <w:spacing w:before="20" w:after="20"/>
+              <w:jc w:val="left"/>
+            </w:pPr>
+            <w:r>
+              <w:rPr>
+                <w:rFonts w:ascii="Arial" w:hAnsi="Arial" w:eastAsia="Arial"/>
+                <w:b w:val="0"/>
+                <w:i w:val="0"/>
+                <w:sz w:val="15"/>
+              </w:rPr>
+              <w:t>Corrected comparison, three draws</w:t>
+            </w:r>
+          </w:p>
+        </w:tc>
+        <w:tc>
+          <w:tcPr>
+            <w:tcW w:type="dxa" w:w="2062"/>
+          </w:tcPr>
+          <w:p>
+            <w:pPr>
+              <w:keepNext/>
+              <w:spacing w:before="20" w:after="20"/>
+              <w:jc w:val="left"/>
+            </w:pPr>
+            <w:r>
+              <w:rPr>
+                <w:rFonts w:ascii="Arial" w:hAnsi="Arial" w:eastAsia="Arial"/>
+                <w:b w:val="0"/>
+                <w:i w:val="0"/>
+                <w:sz w:val="15"/>
+              </w:rPr>
+              <w:t>Learned used more if exact two-sided Wilcoxon p &lt; 0.05 with positive median over 12 conditions</w:t>
+            </w:r>
+          </w:p>
+        </w:tc>
+        <w:tc>
+          <w:tcPr>
+            <w:tcW w:type="dxa" w:w="2062"/>
+          </w:tcPr>
+          <w:p>
+            <w:pPr>
+              <w:keepNext/>
+              <w:spacing w:before="20" w:after="20"/>
+              <w:jc w:val="left"/>
+            </w:pPr>
+            <w:r>
+              <w:rPr>
+                <w:rFonts w:ascii="Arial" w:hAnsi="Arial" w:eastAsia="Arial"/>
+                <w:b w:val="0"/>
+                <w:i w:val="0"/>
+                <w:sz w:val="15"/>
+              </w:rPr>
+              <w:t>2026-10-14</w:t>
+            </w:r>
+          </w:p>
+        </w:tc>
+        <w:tc>
+          <w:tcPr>
+            <w:tcW w:type="dxa" w:w="2062"/>
+          </w:tcPr>
+          <w:p>
+            <w:pPr>
+              <w:keepNext/>
+              <w:spacing w:before="20" w:after="20"/>
+              <w:jc w:val="left"/>
+            </w:pPr>
+            <w:r>
+              <w:rPr>
+                <w:rFonts w:ascii="Arial" w:hAnsi="Arial" w:eastAsia="Arial"/>
+                <w:b w:val="0"/>
+                <w:i w:val="0"/>
+                <w:sz w:val="15"/>
+              </w:rPr>
+              <w:t>Met: higher in 12 of 12, median +0.50%, p = 0.0005</w:t>
+            </w:r>
+          </w:p>
+        </w:tc>
+        <w:tc>
+          <w:tcPr>
+            <w:tcW w:type="dxa" w:w="2062"/>
+          </w:tcPr>
+          <w:p>
+            <w:pPr>
+              <w:keepNext/>
+              <w:spacing w:before="20" w:after="20"/>
+              <w:jc w:val="left"/>
+            </w:pPr>
+            <w:r>
+              <w:rPr>
+                <w:rFonts w:ascii="Arial" w:hAnsi="Arial" w:eastAsia="Arial"/>
+                <w:b w:val="0"/>
+                <w:i w:val="0"/>
+                <w:sz w:val="15"/>
+              </w:rPr>
+              <w:t>measured</w:t>
+            </w:r>
+          </w:p>
+        </w:tc>
+      </w:tr>
+      <w:tr>
+        <w:tc>
+          <w:tcPr>
+            <w:tcW w:type="dxa" w:w="2062"/>
+          </w:tcPr>
+          <w:p>
+            <w:pPr>
+              <w:keepNext/>
+              <w:spacing w:before="20" w:after="20"/>
+              <w:jc w:val="left"/>
+            </w:pPr>
+            <w:r>
+              <w:rPr>
+                <w:rFonts w:ascii="Arial" w:hAnsi="Arial" w:eastAsia="Arial"/>
+                <w:b w:val="0"/>
+                <w:i w:val="0"/>
+                <w:sz w:val="15"/>
+              </w:rPr>
               <w:t>Speed estimator</w:t>
             </w:r>
           </w:p>
@@ -4530,7 +5188,7 @@
                 <w:i w:val="0"/>
                 <w:sz w:val="15"/>
               </w:rPr>
-              <w:t>8.28% gain withdrawn; limit-invariance sweep and optimum check added</w:t>
+              <w:t>8.28% gain withdrawn; limit-invariance sweep and reference check added</w:t>
             </w:r>
           </w:p>
         </w:tc>
@@ -4617,6 +5275,178 @@
                 <w:sz w:val="15"/>
               </w:rPr>
               <w:t>Offset state added; criteria recorded with it</w:t>
+            </w:r>
+          </w:p>
+        </w:tc>
+      </w:tr>
+      <w:tr>
+        <w:tc>
+          <w:tcPr>
+            <w:tcW w:type="dxa" w:w="2577"/>
+          </w:tcPr>
+          <w:p>
+            <w:pPr>
+              <w:keepNext/>
+              <w:spacing w:before="20" w:after="20"/>
+              <w:jc w:val="left"/>
+            </w:pPr>
+            <w:r>
+              <w:rPr>
+                <w:rFonts w:ascii="Arial" w:hAnsi="Arial" w:eastAsia="Arial"/>
+                <w:b w:val="0"/>
+                <w:i w:val="0"/>
+                <w:sz w:val="15"/>
+              </w:rPr>
+              <w:t>Fused backup speed</w:t>
+            </w:r>
+          </w:p>
+        </w:tc>
+        <w:tc>
+          <w:tcPr>
+            <w:tcW w:type="dxa" w:w="2577"/>
+          </w:tcPr>
+          <w:p>
+            <w:pPr>
+              <w:keepNext/>
+              <w:spacing w:before="20" w:after="20"/>
+              <w:jc w:val="left"/>
+            </w:pPr>
+            <w:r>
+              <w:rPr>
+                <w:rFonts w:ascii="Arial" w:hAnsi="Arial" w:eastAsia="Arial"/>
+                <w:b w:val="0"/>
+                <w:i w:val="0"/>
+                <w:sz w:val="15"/>
+              </w:rPr>
+              <w:t>2026-10-09</w:t>
+            </w:r>
+          </w:p>
+        </w:tc>
+        <w:tc>
+          <w:tcPr>
+            <w:tcW w:type="dxa" w:w="2577"/>
+          </w:tcPr>
+          <w:p>
+            <w:pPr>
+              <w:keepNext/>
+              <w:spacing w:before="20" w:after="20"/>
+              <w:jc w:val="left"/>
+            </w:pPr>
+            <w:r>
+              <w:rPr>
+                <w:rFonts w:ascii="Arial" w:hAnsi="Arial" w:eastAsia="Arial"/>
+                <w:b w:val="0"/>
+                <w:i w:val="0"/>
+                <w:sz w:val="15"/>
+              </w:rPr>
+              <w:t>Checker with rule monitor failed on a heavier car</w:t>
+            </w:r>
+          </w:p>
+        </w:tc>
+        <w:tc>
+          <w:tcPr>
+            <w:tcW w:type="dxa" w:w="2577"/>
+          </w:tcPr>
+          <w:p>
+            <w:pPr>
+              <w:keepNext/>
+              <w:spacing w:before="20" w:after="20"/>
+              <w:jc w:val="left"/>
+            </w:pPr>
+            <w:r>
+              <w:rPr>
+                <w:rFonts w:ascii="Arial" w:hAnsi="Arial" w:eastAsia="Arial"/>
+                <w:b w:val="0"/>
+                <w:i w:val="0"/>
+                <w:sz w:val="15"/>
+              </w:rPr>
+              <w:t>18 candidates on one training cycle; rule fixed before runs</w:t>
+            </w:r>
+          </w:p>
+        </w:tc>
+      </w:tr>
+      <w:tr>
+        <w:tc>
+          <w:tcPr>
+            <w:tcW w:type="dxa" w:w="2577"/>
+          </w:tcPr>
+          <w:p>
+            <w:pPr>
+              <w:keepNext/>
+              <w:spacing w:before="20" w:after="20"/>
+              <w:jc w:val="left"/>
+            </w:pPr>
+            <w:r>
+              <w:rPr>
+                <w:rFonts w:ascii="Arial" w:hAnsi="Arial" w:eastAsia="Arial"/>
+                <w:b w:val="0"/>
+                <w:i w:val="0"/>
+                <w:sz w:val="15"/>
+              </w:rPr>
+              <w:t>Frozen test disabled in log replay</w:t>
+            </w:r>
+          </w:p>
+        </w:tc>
+        <w:tc>
+          <w:tcPr>
+            <w:tcW w:type="dxa" w:w="2577"/>
+          </w:tcPr>
+          <w:p>
+            <w:pPr>
+              <w:keepNext/>
+              <w:spacing w:before="20" w:after="20"/>
+              <w:jc w:val="left"/>
+            </w:pPr>
+            <w:r>
+              <w:rPr>
+                <w:rFonts w:ascii="Arial" w:hAnsi="Arial" w:eastAsia="Arial"/>
+                <w:b w:val="0"/>
+                <w:i w:val="0"/>
+                <w:sz w:val="15"/>
+              </w:rPr>
+              <w:t>2026-10-14</w:t>
+            </w:r>
+          </w:p>
+        </w:tc>
+        <w:tc>
+          <w:tcPr>
+            <w:tcW w:type="dxa" w:w="2577"/>
+          </w:tcPr>
+          <w:p>
+            <w:pPr>
+              <w:keepNext/>
+              <w:spacing w:before="20" w:after="20"/>
+              <w:jc w:val="left"/>
+            </w:pPr>
+            <w:r>
+              <w:rPr>
+                <w:rFonts w:ascii="Arial" w:hAnsi="Arial" w:eastAsia="Arial"/>
+                <w:b w:val="0"/>
+                <w:i w:val="0"/>
+                <w:sz w:val="15"/>
+              </w:rPr>
+              <w:t>Standstill alarms dominated the 10 Hz count</w:t>
+            </w:r>
+          </w:p>
+        </w:tc>
+        <w:tc>
+          <w:tcPr>
+            <w:tcW w:type="dxa" w:w="2577"/>
+          </w:tcPr>
+          <w:p>
+            <w:pPr>
+              <w:keepNext/>
+              <w:spacing w:before="20" w:after="20"/>
+              <w:jc w:val="left"/>
+            </w:pPr>
+            <w:r>
+              <w:rPr>
+                <w:rFonts w:ascii="Arial" w:hAnsi="Arial" w:eastAsia="Arial"/>
+                <w:b w:val="0"/>
+                <w:i w:val="0"/>
+                <w:sz w:val="15"/>
+              </w:rPr>
+              <w:t>Diagnostic outside the plan: 1.9 alarms per hour, flag up 21%; not a criterion</w:t>
             </w:r>
           </w:p>
         </w:tc>
@@ -4641,7 +5471,7 @@
                 <w:i w:val="0"/>
                 <w:sz w:val="15"/>
               </w:rPr>
-              <w:t>Fused backup speed</w:t>
+              <w:t>Nominal row of the three-draw test</w:t>
             </w:r>
           </w:p>
         </w:tc>
@@ -4664,7 +5494,7 @@
                 <w:i w:val="0"/>
                 <w:sz w:val="15"/>
               </w:rPr>
-              <w:t>2026-10-09</w:t>
+              <w:t>2026-10-14</w:t>
             </w:r>
           </w:p>
         </w:tc>
@@ -4687,7 +5517,7 @@
                 <w:i w:val="0"/>
                 <w:sz w:val="15"/>
               </w:rPr>
-              <w:t>Checker with rule monitor failed on a heavier car</w:t>
+              <w:t>Final plan review</w:t>
             </w:r>
           </w:p>
         </w:tc>
@@ -4710,7 +5540,7 @@
                 <w:i w:val="0"/>
                 <w:sz w:val="15"/>
               </w:rPr>
-              <w:t>18 candidates on one training cycle; rule fixed before runs</w:t>
+              <w:t>Bookkeeping: the nominal condition is the aggressive-mixed cell, seeds 2, 102 and 202; the other four original nominal rows stay descriptive</w:t>
             </w:r>
           </w:p>
         </w:tc>
@@ -4781,7 +5611,7 @@
           <w:i w:val="0"/>
           <w:sz w:val="20"/>
         </w:rPr>
-        <w:t>The model was identified and validated on a public archive of 70 trips of a BMW i3 [7], logged every 0.1 s. Eligibility tests were fixed before any fit: state of charge (SOC) present, no charging, and two heater-power channels present and in agreement. Thirty-three trips passed, all in winter, so the validated envelope has a mean ambient temperature from −3.3 to 10.2 °C. The 33 were split by trip into 19 for identification, 7 for validation and 7 sealed for a final test that has not been opened.</w:t>
+        <w:t>The model was identified and validated on a public archive of 70 trips of a BMW i3 [6], logged every 0.1 s. Eligibility tests were fixed before any fit: state of charge (SOC) present, no charging, and two heater-power channels present and in agreement. Thirty-three trips passed, all in winter, so the validated envelope has a mean ambient temperature from −3.3 to 10.2 °C. The 33 were split by trip into 19 for identification, 7 for validation and 7 sealed for a final test that has not been opened.</w:t>
       </w:r>
     </w:p>
     <w:p>
@@ -4797,7 +5627,7 @@
           <w:i w:val="0"/>
           <w:sz w:val="20"/>
         </w:rPr>
-        <w:t>The Vehicle Energy Dataset (VED) [8] served for a transfer check. The campaigns use three dynamometer schedules [9]: the Urban Dynamometer Driving Schedule (UDDS, 1369 s, 11.99 km), the Highway Fuel Economy Test (HWFET, 765 s, 16.51 km) and the aggressive US06 schedule (600 s, 12.89 km).</w:t>
+        <w:t>The Vehicle Energy Dataset (VED) [7] served for a transfer check. The campaigns use three dynamometer schedules [8]: the Urban Dynamometer Driving Schedule (UDDS, 1369 s, 11.99 km), the Highway Fuel Economy Test (HWFET, 765 s, 16.51 km) and the aggressive US06 schedule (600 s, 12.89 km).</w:t>
       </w:r>
     </w:p>
     <w:p>
@@ -6471,7 +7301,7 @@
           <w:i w:val="0"/>
           <w:sz w:val="20"/>
         </w:rPr>
-        <w:t>The first processor-in-the-loop (PIL) campaign ran both energy managers on the ESP32-S3 target [4] against this model, over six factors at three levels each: 36 runs, 32 of them valid (Section V). The Soft Actor-Critic (SAC) policy [3] used less energy than the rule-based manager in 14 of 16 valid settings, by 8.28% on average and by up to 21.6% at driver aggression 1.5, on the comparable energy scale of Section III (measured). Fig. 4 shows each setting.</w:t>
+        <w:t>The first processor-in-the-loop (PIL) campaign ran both energy managers on the ESP32-S3 target [5] against this model, over six factors at three levels each: 36 runs, 32 of them valid (Section V). The Soft Actor-Critic (SAC) policy [4] used less energy than the rule-based manager in 14 of 16 valid settings, by 8.28% on average and by up to 21.6% at driver aggression 1.5, on the comparable energy scale of Section III (measured). Fig. 4 shows each setting.</w:t>
       </w:r>
     </w:p>
     <w:p>
@@ -6913,7 +7743,7 @@
           <w:i w:val="0"/>
           <w:sz w:val="20"/>
         </w:rPr>
-        <w:t>The gates did not find it. G2 never exercised the ceiling path. The campaign tables carried three cues. The learned policy finished 7% below the offline dynamic-programming (DP) optimum of 190.39 Wh/km at equal tracking, which should not be possible; its advantage grew with demand; and it vanished on UDDS and HWFET, where demand stays under the 40 kW floor of the ceiling range. The fault was found 15 days after the first campaign.</w:t>
+        <w:t>The gates did not find it. G2 never exercised the ceiling path. The campaign tables carried three cues. The learned policy finished 7% below the dynamic-programming (DP) reference of 190.39 Wh/km at equal tracking, a feasible policy the rules matched within 0.04%; its advantage grew with demand; and it vanished on UDDS and HWFET, where demand stays under the 40 kW floor of the ceiling range. The fault was found 15 days after the first campaign.</w:t>
       </w:r>
     </w:p>
     <w:p>
@@ -6929,7 +7759,7 @@
           <w:i w:val="0"/>
           <w:sz w:val="20"/>
         </w:rPr>
-        <w:t>Two explanations were recorded on the way and both were wrong. The first campaign's note read the cues as peak-current shaving and marked the reading as inferred, because the ceiling had not been logged. The repeat campaign showed that both controllers used the same 40 to 125 kW range, which corrected a belief that only the learned policy limited power, but it did not reveal the fault. The controller-free sweep did.</w:t>
+        <w:t>The standing safeguards could not see it. G2 replays trips with a ceiling that never binds, the DP held the ceiling at the motor maximum by design, the plant's unit test asserted only that billed power met the ceiling, and the test that speed is unaffected by the energy action ran with a 300 kW ceiling. Two explanations recorded on the way, peak-current shaving and power limiting by the learned policy alone, were both wrong; the repeat campaign showed both controllers using the same 40 to 125 kW range but did not reveal the fault. The controller-free sweep did.</w:t>
       </w:r>
     </w:p>
     <w:p>
@@ -6992,7 +7822,7 @@
           <w:i w:val="0"/>
           <w:sz w:val="20"/>
         </w:rPr>
-        <w:t>On the corrected model a 5 kW ceiling gives 156.16 Wh/km over 4.453 km with 16.15 m/s tracking error, and a 40 kW ceiling gives 189.80 Wh/km against 174.85 before (simulated). The rule-based manager and the DP optimum did not change, since their ceiling never bound. The learned policy on US06 moved from 176.71 to 190.71 Wh/km, against 190.47 for the rules, with tracking error 0.48 m/s against 0.0013 m/s. On the target, across 16 valid settings, the corrected rule arm differed from the repeat campaign by +0.07% on average (95% interval −0.03 to +0.17%), 0.46% at worst, against 0.57% at worst between two campaigns that differed only in the day (measured). The corrected comparison is in Section V.</w:t>
+        <w:t>On the corrected model a 5 kW ceiling gives 156.16 Wh/km over 4.453 km with 16.15 m/s tracking error, and a 40 kW ceiling gives 189.80 Wh/km against 174.85 before (simulated). The rule-based manager and the DP reference did not change, since their ceiling never bound. The learned policy on US06 moved from 176.71 to 190.71 Wh/km, against 190.47 for the rules, with tracking error 0.48 m/s against 0.0013 m/s. On the target, across 16 valid settings, the corrected rule arm differed from the repeat campaign by +0.07% on average (95% interval −0.03 to +0.17%), 0.46% at worst, against 0.57% at worst between two campaigns that differed only in the day (measured). The corrected comparison is in Section V.</w:t>
       </w:r>
     </w:p>
     <w:p>
@@ -7224,7 +8054,7 @@
                 <w:i w:val="0"/>
                 <w:sz w:val="15"/>
               </w:rPr>
-              <w:t>Learner against optimum</w:t>
+              <w:t>Learner against reference</w:t>
             </w:r>
           </w:p>
         </w:tc>
@@ -7245,7 +8075,7 @@
                 <w:i w:val="0"/>
                 <w:sz w:val="15"/>
               </w:rPr>
-              <w:t>Learned energy at equal tracking must not beat the DP optimum on the same model</w:t>
+              <w:t>A learned result far below a DP reference on the same model triggers an audit</w:t>
             </w:r>
           </w:p>
         </w:tc>
@@ -7266,7 +8096,7 @@
                 <w:i w:val="0"/>
                 <w:sz w:val="15"/>
               </w:rPr>
-              <w:t>Fails: 176.71 against 190.39 Wh/km</w:t>
+              <w:t>Triggered: 176.71 against 190.39 Wh/km</w:t>
             </w:r>
           </w:p>
         </w:tc>
@@ -7361,7 +8191,23 @@
           <w:i w:val="0"/>
           <w:sz w:val="20"/>
         </w:rPr>
-        <w:t>The second check applies to any learned controller: a learner that beats an optimum computed on the same model has found either a larger search space or a hole in the model.</w:t>
+        <w:t>Stated for reuse, the procedure has four parts. A reference is computed before learning, and a learned result past it is treated as a model fault until shown otherwise, since the learner may have found a larger action space, a weakness of the reference, or a hole in the model. Every command the policy sets is swept with no controller in the loop, and each saving must carry a physical cost. Traction never exceeds what the battery supplied. A fix leaves non-binding arms bit-identical. Only the discharge ceiling was swept; the regeneration blend and heater derate are tested only for leaving the speed trace unchanged, so that part is proposed. The pack current limit had the same fault and was fixed in the same commit.</w:t>
+      </w:r>
+    </w:p>
+    <w:p>
+      <w:pPr>
+        <w:spacing w:before="0" w:after="0"/>
+        <w:ind w:firstLine="202"/>
+        <w:jc w:val="both"/>
+      </w:pPr>
+      <w:r>
+        <w:rPr>
+          <w:rFonts w:ascii="Times New Roman" w:hAnsi="Times New Roman" w:eastAsia="Times New Roman"/>
+          <w:b w:val="0"/>
+          <w:i w:val="0"/>
+          <w:sz w:val="20"/>
+        </w:rPr>
+        <w:t>The existing plant tests cover the five paths through which energy is billed: discharge-power and discharge-current limits, regenerative charge and SOC limits, auxiliary accounting, and energy integration. One gap was a plant-level check of the regeneration boundary. It was added with an oracle that does not call the helpers it checks; its seven cases pass. The faulty plant, loaded from the version history, still gives 8.05 Wh/km at 5 kW, while the corrected plant reproduces its binding controls (156.16 Wh/km over 4.453 km) and leaves the 250 kW control and the rule arm unchanged; all 28 stored results were reproduced (simulated).</w:t>
       </w:r>
     </w:p>
     <w:p>
@@ -7392,7 +8238,7 @@
           <w:i w:val="0"/>
           <w:sz w:val="20"/>
         </w:rPr>
-        <w:t xml:space="preserve">The three identified chassis coefficients do not measure what they are named after. The fitted rolling coefficient of 0.01947 is 2.2 times the 0.00878 of a published coastdown test of a 2013 Nissan Leaf [44]. That is unlikely to be tyre rolling resistance alone; the value probably absorbs drivetrain and brake drag, efficiency-map error and unmodelled load, and the same holds for </w:t>
+        <w:t xml:space="preserve">The three identified chassis coefficients do not measure what they are named after. The fitted rolling coefficient of 0.01947 is 2.2 times the 0.00878 of a published coastdown test of a 2013 Nissan Leaf [42]. That is unlikely to be tyre rolling resistance alone; the value probably absorbs drivetrain and brake drag, efficiency-map error and unmodelled load, and the same holds for </w:t>
       </w:r>
       <w:r>
         <w:rPr>
@@ -7456,7 +8302,39 @@
           <w:i w:val="0"/>
           <w:sz w:val="20"/>
         </w:rPr>
-        <w:t>These limits threaten absolute figures first: Wh/km values in this paper belong to this model, not to a car. A paired comparison on one model is protected against errors that act on both arms alike, such as a high rolling coefficient. It is not protected against an error that meets one arm's action space, which is what the artefact was. The regeneration ceiling and the efficiency assumption were not tested against the learned policy in this way, and no sensitivity study of the verdict to these parameters was run. The headroom bound of Section V comes from the same model and inherits the same limits.</w:t>
+        <w:t>These limits threaten absolute figures first: Wh/km values in this paper belong to this model, not to a car. Setting the rolling coefficient to the published 0.00878 lowers the rule arm's energy from 190.47 to 150.09 Wh/km on US06 and from 153.90 to 112.34 Wh/km on HWFET (simulated).</w:t>
+      </w:r>
+    </w:p>
+    <w:p>
+      <w:pPr>
+        <w:spacing w:before="0" w:after="0"/>
+        <w:ind w:firstLine="202"/>
+        <w:jc w:val="both"/>
+      </w:pPr>
+      <w:r>
+        <w:rPr>
+          <w:rFonts w:ascii="Times New Roman" w:hAnsi="Times New Roman" w:eastAsia="Times New Roman"/>
+          <w:b w:val="0"/>
+          <w:i w:val="0"/>
+          <w:sz w:val="20"/>
+        </w:rPr>
+        <w:t>A one-at-a-time sweep tested the ranking, varying the vehicle model while both controllers kept the nominal one: the published rolling coefficient, a rotational factor of 0, the regeneration ceiling at 0.8 and 1.2 times its value, and drivetrain efficiency 3 points either side, on US06 and HWFET (simulated, no sensor noise, one policy seed). The learned policy used more energy in all 14 cases, by 0.12% to 0.81%, against 0.36% and 0.20% for the unchanged model. Raising the regeneration ceiling changed nothing, because it does not bind upward.</w:t>
+      </w:r>
+    </w:p>
+    <w:p>
+      <w:pPr>
+        <w:spacing w:before="0" w:after="0"/>
+        <w:ind w:firstLine="202"/>
+        <w:jc w:val="both"/>
+      </w:pPr>
+      <w:r>
+        <w:rPr>
+          <w:rFonts w:ascii="Times New Roman" w:hAnsi="Times New Roman" w:eastAsia="Times New Roman"/>
+          <w:b w:val="0"/>
+          <w:i w:val="0"/>
+          <w:sz w:val="20"/>
+        </w:rPr>
+        <w:t>Interactions are untested; the drag coefficient, the battery resistance at its lower bound and the temperature dependence were left alone, and the sweep does not reach the winter-only envelope. The DP reference of Section V comes from the same model and inherits its limits.</w:t>
       </w:r>
     </w:p>
     <w:p>
@@ -7566,7 +8444,7 @@
           <w:i w:val="0"/>
           <w:sz w:val="20"/>
         </w:rPr>
-        <w:t>An offline dynamic-programming (DP) optimum [20] was computed on the WLTC class 3b cycle and the three dynamometer schedules UDDS, HWFET and US06 [9], at a starting SOC of 0.80 and 12 degrees C. The rule-based manager sits within 0.01% to 0.16% of it: 153.90 against 153.89 Wh/km on the highway cycle (HWFET), 167.93 against 167.67 on the urban cycle (UDDS), 190.47 against 190.39 on the aggressive cycle (US06) and 175.99 against 175.94 on WLTC class 3b (simulated). The optimum is a constant instruction: recover as much braking energy as the pack accepts. The DP held the discharge ceiling at its maximum, and the HWFET rule value is unchanged on the corrected model.</w:t>
+        <w:t>An approximate feasible-policy reference was computed by dynamic programming (DP) [10] on the WLTC class 3b cycle and the three dynamometer schedules UDDS, HWFET and US06 [8], at a starting SOC of 0.80 and 12 degrees C. The DP carries SOC as its only state, takes the slow branch of the battery model from a nominal forward run, and holds the discharge ceiling at the motor maximum, so its value function is approximate; the reference figure comes from running the derived policy through the full vehicle model. It is a feasible policy, not a certified optimum of the physical plant. The rule-based manager sits within 0.01% to 0.16% of it: 153.90 against 153.89 Wh/km on the highway cycle (HWFET), 167.93 against 167.67 on the urban cycle (UDDS), 190.47 against 190.39 on the aggressive cycle (US06) and 175.99 against 175.94 on WLTC class 3b (simulated). The reference policy is a constant instruction: recover as much braking energy as the pack accepts. The DP was run again on the corrected model and the gaps did not change, because its ceiling never binds.</w:t>
       </w:r>
     </w:p>
     <w:p>
@@ -7582,7 +8460,7 @@
           <w:i w:val="0"/>
           <w:sz w:val="20"/>
         </w:rPr>
-        <w:t>The bound follows from the structure. Acceleration depends on torque and grade alone, so regeneration blend and shedding cannot alter the speed trajectory, and a ceiling can only remove power the speed loop needs, which the tracking constraint forbids. Shedding is priced at the energy it saves, which makes it neutral. A learned policy in this task therefore has at most 0.16% to gain, and the experiment cannot tell a good learner from a poor one by energy alone. A gain needs a task with headroom, and Section VIII shows where one exists.</w:t>
+        <w:t>The small gap follows from the structure. Acceleration depends on torque and grade alone, so regeneration blend and shedding cannot alter the speed trajectory, and a ceiling can only remove power the speed loop needs, which the tracking constraint forbids. Shedding is priced at the energy it saves, which makes it neutral. A learned policy in this task therefore had little room against this reference, and the experiment cannot tell a good learner from a poor one by energy alone. A gain needs a task with headroom, and Section VIII shows where one exists.</w:t>
       </w:r>
     </w:p>
     <w:p>
@@ -7613,7 +8491,7 @@
           <w:i w:val="0"/>
           <w:sz w:val="20"/>
         </w:rPr>
-        <w:t xml:space="preserve">The learned policy is trained with Soft Actor-Critic (SAC) [3]. It observes eight scaled quantities: SOC, speed, acceleration, battery temperature, road grade, tracking error, and the mean and maximum of the next 3 s of reference-implied traction power. It outputs the same three numbers as the rules, mapped affinely from </w:t>
+        <w:t xml:space="preserve">The learned policy is trained with Soft Actor-Critic (SAC) [4]. It observes eight scaled quantities: SOC, speed, acceleration, battery temperature, road grade, tracking error, and the mean and maximum of the next 3 s of reference-implied traction power. It outputs the same three numbers as the rules, mapped affinely from </w:t>
       </w:r>
       <w:r>
         <w:drawing>
@@ -8621,7 +9499,7 @@
           <w:i w:val="0"/>
           <w:sz w:val="20"/>
         </w:rPr>
-        <w:t>After the model correction, five seeds per arm were retrained and scored on HWFET (simulated). The arm without forecast channels reaches 154.86 ± 0.51 Wh/km (seed standard deviation) against 153.90 for the rules, and the arm with them reaches 155.12 ± 0.82. The no-forecast seed with the lowest validation energy, seed 3 at 154.21 Wh/km, was exported to the target. It costs 0.121 ms per decision on average and 19.3 KB on the ESP32-S3 [4], and its outputs match the host implementation to 2e-06 against a tolerance of 2e-05 (measured, on another seed of the same network). The worst policy computation in the campaign loop took 0.84 ms.</w:t>
+        <w:t>After the model correction, five seeds per arm were retrained and scored on HWFET (simulated). The arm without forecast channels reaches 154.86 ± 0.51 Wh/km (seed standard deviation) against 153.90 for the rules, and the arm with them reaches 155.12 ± 0.82. The no-forecast seed with the lowest validation energy, seed 3 at 154.21 Wh/km, was exported to the target. It costs 0.121 ms per decision on average and 19.3 KB on the ESP32-S3 [5], and its outputs match the host implementation to 2e-06 against a tolerance of 2e-05 (measured, on another seed of the same network). The worst policy computation in the campaign loop took 0.84 ms.</w:t>
       </w:r>
     </w:p>
     <w:p>
@@ -8699,7 +9577,7 @@
           <w:i w:val="0"/>
           <w:sz w:val="20"/>
         </w:rPr>
-        <w:t>The two delay settings above zero are excluded because the host cannot answer within the delay and neither controller follows the cycle (tracking error 25.7 to 43.4 m/s); the exclusion rule, a tracking error of 1 m/s or more, was fixed after those runs were seen, and the largest valid error is 0.504 m/s. The remaining 16 settings are not 16 distinct conditions. Five of them, labelled R in Table 7, are the same nominal US06 condition (mixed driving, no delay, flat road, 1x noise, driver 1.0), reached through different axes; the SOC 0.55 setting starts at a different charge and is not one. The valid set therefore holds 12 distinct conditions. Three of the five repeats used noise seed 0, so they differ mainly in link timing and run order, which is why their spread is a floor on run-to-run variation and not a full estimate of it.</w:t>
+        <w:t>The two delay settings above zero are excluded because the host cannot answer within the delay and neither controller follows the cycle (tracking error 25.7 to 43.4 m/s); the exclusion rule, a tracking error of 1 m/s or more, was fixed after those runs were seen, and the largest valid error is 0.504 m/s. The remaining 16 settings are not 16 distinct conditions. Five of them, labelled R in Table 7, are the same nominal US06 condition (mixed driving, no delay, flat road, 1x noise, driver 1.0), reached through different axes; the SOC 0.55 setting starts at a different charge and is not one. The valid set therefore holds 12 distinct conditions. Three of the five repeats used noise seed 0, so they differ mainly in link timing and run order, which is why their spread is a floor on run-to-run variation and not a full estimate of it. The repeats below give that estimate.</w:t>
       </w:r>
     </w:p>
     <w:p>
@@ -8715,7 +9593,7 @@
           <w:i w:val="0"/>
           <w:sz w:val="20"/>
         </w:rPr>
-        <w:t>The repeats give the run-to-run spread directly. The rule arm used 190.73 to 191.41 Wh/km across them, a range of 0.36%, and the learned arm 191.43 to 191.98, 0.29%. The paired difference (learned minus rules) is +0.40% on average with a standard deviation of 0.22 and a 95% t-interval of 0.13 to 0.67 (n = 5). The difference in dropped frames between the two arms is unrelated to the energy difference (r = −0.03 over the 16 settings).</w:t>
+        <w:t>The rule arm used 190.73 to 191.41 Wh/km across the five repeats, a range of 0.36%, and the learned arm 191.43 to 191.98, 0.29%. The difference in dropped frames between the two arms is unrelated to the energy difference (r = −0.03 over the 16 settings).</w:t>
       </w:r>
     </w:p>
     <w:p>
@@ -8731,7 +9609,7 @@
           <w:i w:val="0"/>
           <w:sz w:val="20"/>
         </w:rPr>
-        <w:t>Table 7 and Fig. 6 give the per-setting result. The learned policy uses less energy in 1 of the 16 settings, uphill at −0.02%, which is 0.05 percentage points below the lowest nominal repeat and smaller in size than the 0.36% spread of the rule arm. Averaged over the 16 settings it uses 0.94% more, with a median of +0.35%. Counting each distinct condition once, with the five repeats merged into their mean, the learned policy is higher in 11 of 12. The mean difference is +1.11% (bootstrap 95% interval 0.27 to 2.27) and the median +0.31% (0.17 to 0.76). An exact Wilcoxon signed-rank test gives p = 0.001 and a sign test p = 0.006, both two-sided and over the 12 conditions. Two settings carry the mean. These are downhill (+5.71%) and 10x sensor noise (+4.45%).</w:t>
+        <w:t>Table 7 and Fig. 6 give the per-setting result. The learned policy uses less energy in 1 of the 16 settings, uphill at −0.02%, which is 0.05 percentage points below the lowest nominal repeat and smaller in size than the 0.36% spread of the rule arm. Averaged over the 16 settings it uses 0.94% more, with a median of +0.35%. Counting each distinct condition once, with the five repeats merged into their mean, the learned policy is higher in 11 of 12 (median +0.31%, exact Wilcoxon p = 0.001). Two settings carry the mean. These are downhill (+5.71%) and 10x sensor noise (+4.45%).</w:t>
       </w:r>
     </w:p>
     <w:tbl>
@@ -11448,7 +12326,7 @@
           <w:i w:val="0"/>
           <w:sz w:val="20"/>
         </w:rPr>
-        <w:t>On tracking, the learned policy has a root-mean-square error (RMSE) of 0.17 to 0.24 m/s on most US06-based settings, 0.33 m/s at driver aggression 1.25 and 0.504 m/s at 1.5, against 0.010 to 0.098 m/s for the rules. On UDDS and HWFET the learned policy stays at 0.016 and 0.004 m/s. US06 was held out of training, but it was also the cycle of the earlier campaign that led to the model fix, so it was not unseen by the authors, and the deficit appears on the cycles built on it.</w:t>
+        <w:t>On tracking, the learned policy has a root-mean-square error (RMSE) of 0.17 to 0.24 m/s on most US06-based settings, 0.33 m/s at driver aggression 1.25 and 0.504 m/s at 1.5, against 0.010 to 0.098 m/s for the rules. On UDDS and HWFET the learned policy stays at 0.016 and 0.004 m/s.</w:t>
       </w:r>
     </w:p>
     <w:p>
@@ -11464,7 +12342,7 @@
           <w:i w:val="0"/>
           <w:sz w:val="20"/>
         </w:rPr>
-        <w:t>The verdict covers this task only: one vehicle model at one ambient temperature, one board, one learned algorithm with one reward design, and speed fixed by the tracking loop.</w:t>
+        <w:t>The verdict covers this task only: one vehicle model at one ambient temperature, one board, one learned algorithm with one reward design, and speed fixed by the tracking loop. Varying the plant one parameter at a time left the sign unchanged (Section IV).</w:t>
       </w:r>
     </w:p>
     <w:p>
@@ -11479,7 +12357,7 @@
           <w:i/>
           <w:sz w:val="18"/>
         </w:rPr>
-        <w:t>F. THE EARLIER CAMPAIGN</w:t>
+        <w:t>F. REPEATS WITH NEW NOISE DRAWS</w:t>
       </w:r>
     </w:p>
     <w:p>
@@ -11495,8 +12373,1485 @@
           <w:i w:val="0"/>
           <w:sz w:val="20"/>
         </w:rPr>
-        <w:t>An earlier campaign on the uncorrected model showed the opposite sign: the learned policy used less energy in 14 of the same 16 settings, by 8.28% on average. That gain came from the vehicle model, not from the policy. Section IV gives the mechanism, the controller-free sweep that exposed it and the checks it implies. After the fix and retraining it disappears.</w:t>
-      </w:r>
+        <w:t>Each of the 12 conditions then ran twice more per arm, with noise seeds offset by 100 and 200, the same build and re-run rule, and a test fixed before the runs (measured). The rule arm reproduced its first campaign within 0.57% (median 0.15%). Averaged over the three seeds, the learned policy used more energy in 12 of 12 conditions and in 35 of 36 paired runs, by a median of 0.50% (bootstrap 95% interval 0.30% to 0.82%). The exact two-sided Wilcoxon test over the 12 conditions gives p = 0.0005, meeting the criterion; the verdict stands (Table 8). The learned arm also dropped more frames: 8 of its 24 new runs exceeded 16 and were retaken, against 4 for the rules; two retakes, at 23 and 55, stand under the rule.</w:t>
+      </w:r>
+    </w:p>
+    <w:tbl>
+      <w:tblPr>
+        <w:tblpPr w:leftFromText="0" w:rightFromText="0" w:topFromText="140" w:bottomFromText="140" w:vertAnchor="margin" w:horzAnchor="margin" w:tblpXSpec="center" w:tblpYSpec="top"/>
+        <w:tblOverlap w:val="never"/>
+        <w:jc w:val="center"/>
+        <w:tblLayout w:type="autofit"/>
+        <w:tblLook w:firstColumn="1" w:firstRow="1" w:lastColumn="0" w:lastRow="0" w:noHBand="0" w:noVBand="1" w:val="04A0"/>
+        <w:tblW w:w="10310" w:type="dxa"/>
+      </w:tblPr>
+      <w:tblGrid>
+        <w:gridCol w:w="2062"/>
+        <w:gridCol w:w="2062"/>
+        <w:gridCol w:w="2062"/>
+        <w:gridCol w:w="2062"/>
+        <w:gridCol w:w="2062"/>
+      </w:tblGrid>
+      <w:tr>
+        <w:tc>
+          <w:tcPr>
+            <w:tcW w:type="dxa" w:w="10310"/>
+            <w:gridSpan w:val="5"/>
+          </w:tcPr>
+          <w:p>
+            <w:pPr>
+              <w:keepNext/>
+              <w:keepLines/>
+              <w:spacing w:before="120" w:after="60"/>
+              <w:jc w:val="left"/>
+            </w:pPr>
+            <w:r>
+              <w:rPr>
+                <w:rFonts w:ascii="Arial" w:hAnsi="Arial" w:eastAsia="Arial"/>
+                <w:b/>
+                <w:i w:val="0"/>
+                <w:sz w:val="16"/>
+              </w:rPr>
+              <w:t xml:space="preserve">TABLE 8.  </w:t>
+            </w:r>
+            <w:r>
+              <w:rPr>
+                <w:rFonts w:ascii="Arial" w:hAnsi="Arial" w:eastAsia="Arial"/>
+                <w:b w:val="0"/>
+                <w:i w:val="0"/>
+                <w:sz w:val="16"/>
+              </w:rPr>
+              <w:t>Corrected campaign with three noise seeds per condition, comparable energy scale. Means of three seeds per arm; range is (max - min)/min of the learned arm; Nominal is the Mixed setting. measured.</w:t>
+            </w:r>
+          </w:p>
+        </w:tc>
+      </w:tr>
+      <w:tr>
+        <w:tc>
+          <w:tcPr>
+            <w:tcW w:type="dxa" w:w="2062"/>
+            <w:tcBorders>
+              <w:top w:val="single" w:sz="8" w:space="0" w:color="000000"/>
+              <w:bottom w:val="single" w:sz="4" w:space="0" w:color="000000"/>
+            </w:tcBorders>
+          </w:tcPr>
+          <w:p>
+            <w:pPr>
+              <w:keepNext/>
+              <w:spacing w:before="20" w:after="20"/>
+              <w:jc w:val="left"/>
+            </w:pPr>
+            <w:r>
+              <w:rPr>
+                <w:rFonts w:ascii="Arial" w:hAnsi="Arial" w:eastAsia="Arial"/>
+                <w:b/>
+                <w:i w:val="0"/>
+                <w:sz w:val="15"/>
+              </w:rPr>
+              <w:t>Condition</w:t>
+            </w:r>
+          </w:p>
+        </w:tc>
+        <w:tc>
+          <w:tcPr>
+            <w:tcW w:type="dxa" w:w="2062"/>
+            <w:tcBorders>
+              <w:top w:val="single" w:sz="8" w:space="0" w:color="000000"/>
+              <w:bottom w:val="single" w:sz="4" w:space="0" w:color="000000"/>
+            </w:tcBorders>
+          </w:tcPr>
+          <w:p>
+            <w:pPr>
+              <w:keepNext/>
+              <w:spacing w:before="20" w:after="20"/>
+              <w:jc w:val="left"/>
+            </w:pPr>
+            <w:r>
+              <w:rPr>
+                <w:rFonts w:ascii="Arial" w:hAnsi="Arial" w:eastAsia="Arial"/>
+                <w:b/>
+                <w:i w:val="0"/>
+                <w:sz w:val="15"/>
+              </w:rPr>
+              <w:t>Rules (Wh/km)</w:t>
+            </w:r>
+          </w:p>
+        </w:tc>
+        <w:tc>
+          <w:tcPr>
+            <w:tcW w:type="dxa" w:w="2062"/>
+            <w:tcBorders>
+              <w:top w:val="single" w:sz="8" w:space="0" w:color="000000"/>
+              <w:bottom w:val="single" w:sz="4" w:space="0" w:color="000000"/>
+            </w:tcBorders>
+          </w:tcPr>
+          <w:p>
+            <w:pPr>
+              <w:keepNext/>
+              <w:spacing w:before="20" w:after="20"/>
+              <w:jc w:val="left"/>
+            </w:pPr>
+            <w:r>
+              <w:rPr>
+                <w:rFonts w:ascii="Arial" w:hAnsi="Arial" w:eastAsia="Arial"/>
+                <w:b/>
+                <w:i w:val="0"/>
+                <w:sz w:val="15"/>
+              </w:rPr>
+              <w:t>Learned (Wh/km)</w:t>
+            </w:r>
+          </w:p>
+        </w:tc>
+        <w:tc>
+          <w:tcPr>
+            <w:tcW w:type="dxa" w:w="2062"/>
+            <w:tcBorders>
+              <w:top w:val="single" w:sz="8" w:space="0" w:color="000000"/>
+              <w:bottom w:val="single" w:sz="4" w:space="0" w:color="000000"/>
+            </w:tcBorders>
+          </w:tcPr>
+          <w:p>
+            <w:pPr>
+              <w:keepNext/>
+              <w:spacing w:before="20" w:after="20"/>
+              <w:jc w:val="left"/>
+            </w:pPr>
+            <w:r>
+              <w:rPr>
+                <w:rFonts w:ascii="Arial" w:hAnsi="Arial" w:eastAsia="Arial"/>
+                <w:b/>
+                <w:i w:val="0"/>
+                <w:sz w:val="15"/>
+              </w:rPr>
+              <w:t>Difference (%)</w:t>
+            </w:r>
+          </w:p>
+        </w:tc>
+        <w:tc>
+          <w:tcPr>
+            <w:tcW w:type="dxa" w:w="2062"/>
+            <w:tcBorders>
+              <w:top w:val="single" w:sz="8" w:space="0" w:color="000000"/>
+              <w:bottom w:val="single" w:sz="4" w:space="0" w:color="000000"/>
+            </w:tcBorders>
+          </w:tcPr>
+          <w:p>
+            <w:pPr>
+              <w:keepNext/>
+              <w:spacing w:before="20" w:after="20"/>
+              <w:jc w:val="left"/>
+            </w:pPr>
+            <w:r>
+              <w:rPr>
+                <w:rFonts w:ascii="Arial" w:hAnsi="Arial" w:eastAsia="Arial"/>
+                <w:b/>
+                <w:i w:val="0"/>
+                <w:sz w:val="15"/>
+              </w:rPr>
+              <w:t>Learned range (%)</w:t>
+            </w:r>
+          </w:p>
+        </w:tc>
+      </w:tr>
+      <w:tr>
+        <w:tc>
+          <w:tcPr>
+            <w:tcW w:type="dxa" w:w="2062"/>
+          </w:tcPr>
+          <w:p>
+            <w:pPr>
+              <w:keepNext/>
+              <w:spacing w:before="20" w:after="20"/>
+              <w:jc w:val="left"/>
+            </w:pPr>
+            <w:r>
+              <w:rPr>
+                <w:rFonts w:ascii="Arial" w:hAnsi="Arial" w:eastAsia="Arial"/>
+                <w:b w:val="0"/>
+                <w:i w:val="0"/>
+                <w:sz w:val="15"/>
+              </w:rPr>
+              <w:t>Urban</w:t>
+            </w:r>
+          </w:p>
+        </w:tc>
+        <w:tc>
+          <w:tcPr>
+            <w:tcW w:type="dxa" w:w="2062"/>
+          </w:tcPr>
+          <w:p>
+            <w:pPr>
+              <w:keepNext/>
+              <w:spacing w:before="20" w:after="20"/>
+              <w:jc w:val="left"/>
+            </w:pPr>
+            <w:r>
+              <w:rPr>
+                <w:rFonts w:ascii="Arial" w:hAnsi="Arial" w:eastAsia="Arial"/>
+                <w:b w:val="0"/>
+                <w:i w:val="0"/>
+                <w:sz w:val="15"/>
+              </w:rPr>
+              <w:t>168.16</w:t>
+            </w:r>
+          </w:p>
+        </w:tc>
+        <w:tc>
+          <w:tcPr>
+            <w:tcW w:type="dxa" w:w="2062"/>
+          </w:tcPr>
+          <w:p>
+            <w:pPr>
+              <w:keepNext/>
+              <w:spacing w:before="20" w:after="20"/>
+              <w:jc w:val="left"/>
+            </w:pPr>
+            <w:r>
+              <w:rPr>
+                <w:rFonts w:ascii="Arial" w:hAnsi="Arial" w:eastAsia="Arial"/>
+                <w:b w:val="0"/>
+                <w:i w:val="0"/>
+                <w:sz w:val="15"/>
+              </w:rPr>
+              <w:t>169.29</w:t>
+            </w:r>
+          </w:p>
+        </w:tc>
+        <w:tc>
+          <w:tcPr>
+            <w:tcW w:type="dxa" w:w="2062"/>
+          </w:tcPr>
+          <w:p>
+            <w:pPr>
+              <w:keepNext/>
+              <w:spacing w:before="20" w:after="20"/>
+              <w:jc w:val="left"/>
+            </w:pPr>
+            <w:r>
+              <w:rPr>
+                <w:rFonts w:ascii="Arial" w:hAnsi="Arial" w:eastAsia="Arial"/>
+                <w:b w:val="0"/>
+                <w:i w:val="0"/>
+                <w:sz w:val="15"/>
+              </w:rPr>
+              <w:t>+0.67</w:t>
+            </w:r>
+          </w:p>
+        </w:tc>
+        <w:tc>
+          <w:tcPr>
+            <w:tcW w:type="dxa" w:w="2062"/>
+          </w:tcPr>
+          <w:p>
+            <w:pPr>
+              <w:keepNext/>
+              <w:spacing w:before="20" w:after="20"/>
+              <w:jc w:val="left"/>
+            </w:pPr>
+            <w:r>
+              <w:rPr>
+                <w:rFonts w:ascii="Arial" w:hAnsi="Arial" w:eastAsia="Arial"/>
+                <w:b w:val="0"/>
+                <w:i w:val="0"/>
+                <w:sz w:val="15"/>
+              </w:rPr>
+              <w:t>0.23</w:t>
+            </w:r>
+          </w:p>
+        </w:tc>
+      </w:tr>
+      <w:tr>
+        <w:tc>
+          <w:tcPr>
+            <w:tcW w:type="dxa" w:w="2062"/>
+          </w:tcPr>
+          <w:p>
+            <w:pPr>
+              <w:keepNext/>
+              <w:spacing w:before="20" w:after="20"/>
+              <w:jc w:val="left"/>
+            </w:pPr>
+            <w:r>
+              <w:rPr>
+                <w:rFonts w:ascii="Arial" w:hAnsi="Arial" w:eastAsia="Arial"/>
+                <w:b w:val="0"/>
+                <w:i w:val="0"/>
+                <w:sz w:val="15"/>
+              </w:rPr>
+              <w:t>Highway</w:t>
+            </w:r>
+          </w:p>
+        </w:tc>
+        <w:tc>
+          <w:tcPr>
+            <w:tcW w:type="dxa" w:w="2062"/>
+          </w:tcPr>
+          <w:p>
+            <w:pPr>
+              <w:keepNext/>
+              <w:spacing w:before="20" w:after="20"/>
+              <w:jc w:val="left"/>
+            </w:pPr>
+            <w:r>
+              <w:rPr>
+                <w:rFonts w:ascii="Arial" w:hAnsi="Arial" w:eastAsia="Arial"/>
+                <w:b w:val="0"/>
+                <w:i w:val="0"/>
+                <w:sz w:val="15"/>
+              </w:rPr>
+              <w:t>153.96</w:t>
+            </w:r>
+          </w:p>
+        </w:tc>
+        <w:tc>
+          <w:tcPr>
+            <w:tcW w:type="dxa" w:w="2062"/>
+          </w:tcPr>
+          <w:p>
+            <w:pPr>
+              <w:keepNext/>
+              <w:spacing w:before="20" w:after="20"/>
+              <w:jc w:val="left"/>
+            </w:pPr>
+            <w:r>
+              <w:rPr>
+                <w:rFonts w:ascii="Arial" w:hAnsi="Arial" w:eastAsia="Arial"/>
+                <w:b w:val="0"/>
+                <w:i w:val="0"/>
+                <w:sz w:val="15"/>
+              </w:rPr>
+              <w:t>154.43</w:t>
+            </w:r>
+          </w:p>
+        </w:tc>
+        <w:tc>
+          <w:tcPr>
+            <w:tcW w:type="dxa" w:w="2062"/>
+          </w:tcPr>
+          <w:p>
+            <w:pPr>
+              <w:keepNext/>
+              <w:spacing w:before="20" w:after="20"/>
+              <w:jc w:val="left"/>
+            </w:pPr>
+            <w:r>
+              <w:rPr>
+                <w:rFonts w:ascii="Arial" w:hAnsi="Arial" w:eastAsia="Arial"/>
+                <w:b w:val="0"/>
+                <w:i w:val="0"/>
+                <w:sz w:val="15"/>
+              </w:rPr>
+              <w:t>+0.30</w:t>
+            </w:r>
+          </w:p>
+        </w:tc>
+        <w:tc>
+          <w:tcPr>
+            <w:tcW w:type="dxa" w:w="2062"/>
+          </w:tcPr>
+          <w:p>
+            <w:pPr>
+              <w:keepNext/>
+              <w:spacing w:before="20" w:after="20"/>
+              <w:jc w:val="left"/>
+            </w:pPr>
+            <w:r>
+              <w:rPr>
+                <w:rFonts w:ascii="Arial" w:hAnsi="Arial" w:eastAsia="Arial"/>
+                <w:b w:val="0"/>
+                <w:i w:val="0"/>
+                <w:sz w:val="15"/>
+              </w:rPr>
+              <w:t>0.05</w:t>
+            </w:r>
+          </w:p>
+        </w:tc>
+      </w:tr>
+      <w:tr>
+        <w:tc>
+          <w:tcPr>
+            <w:tcW w:type="dxa" w:w="2062"/>
+          </w:tcPr>
+          <w:p>
+            <w:pPr>
+              <w:keepNext/>
+              <w:spacing w:before="20" w:after="20"/>
+              <w:jc w:val="left"/>
+            </w:pPr>
+            <w:r>
+              <w:rPr>
+                <w:rFonts w:ascii="Arial" w:hAnsi="Arial" w:eastAsia="Arial"/>
+                <w:b w:val="0"/>
+                <w:i w:val="0"/>
+                <w:sz w:val="15"/>
+              </w:rPr>
+              <w:t>Nominal</w:t>
+            </w:r>
+          </w:p>
+        </w:tc>
+        <w:tc>
+          <w:tcPr>
+            <w:tcW w:type="dxa" w:w="2062"/>
+          </w:tcPr>
+          <w:p>
+            <w:pPr>
+              <w:keepNext/>
+              <w:spacing w:before="20" w:after="20"/>
+              <w:jc w:val="left"/>
+            </w:pPr>
+            <w:r>
+              <w:rPr>
+                <w:rFonts w:ascii="Arial" w:hAnsi="Arial" w:eastAsia="Arial"/>
+                <w:b w:val="0"/>
+                <w:i w:val="0"/>
+                <w:sz w:val="15"/>
+              </w:rPr>
+              <w:t>191.02</w:t>
+            </w:r>
+          </w:p>
+        </w:tc>
+        <w:tc>
+          <w:tcPr>
+            <w:tcW w:type="dxa" w:w="2062"/>
+          </w:tcPr>
+          <w:p>
+            <w:pPr>
+              <w:keepNext/>
+              <w:spacing w:before="20" w:after="20"/>
+              <w:jc w:val="left"/>
+            </w:pPr>
+            <w:r>
+              <w:rPr>
+                <w:rFonts w:ascii="Arial" w:hAnsi="Arial" w:eastAsia="Arial"/>
+                <w:b w:val="0"/>
+                <w:i w:val="0"/>
+                <w:sz w:val="15"/>
+              </w:rPr>
+              <w:t>191.58</w:t>
+            </w:r>
+          </w:p>
+        </w:tc>
+        <w:tc>
+          <w:tcPr>
+            <w:tcW w:type="dxa" w:w="2062"/>
+          </w:tcPr>
+          <w:p>
+            <w:pPr>
+              <w:keepNext/>
+              <w:spacing w:before="20" w:after="20"/>
+              <w:jc w:val="left"/>
+            </w:pPr>
+            <w:r>
+              <w:rPr>
+                <w:rFonts w:ascii="Arial" w:hAnsi="Arial" w:eastAsia="Arial"/>
+                <w:b w:val="0"/>
+                <w:i w:val="0"/>
+                <w:sz w:val="15"/>
+              </w:rPr>
+              <w:t>+0.29</w:t>
+            </w:r>
+          </w:p>
+        </w:tc>
+        <w:tc>
+          <w:tcPr>
+            <w:tcW w:type="dxa" w:w="2062"/>
+          </w:tcPr>
+          <w:p>
+            <w:pPr>
+              <w:keepNext/>
+              <w:spacing w:before="20" w:after="20"/>
+              <w:jc w:val="left"/>
+            </w:pPr>
+            <w:r>
+              <w:rPr>
+                <w:rFonts w:ascii="Arial" w:hAnsi="Arial" w:eastAsia="Arial"/>
+                <w:b w:val="0"/>
+                <w:i w:val="0"/>
+                <w:sz w:val="15"/>
+              </w:rPr>
+              <w:t>0.14</w:t>
+            </w:r>
+          </w:p>
+        </w:tc>
+      </w:tr>
+      <w:tr>
+        <w:tc>
+          <w:tcPr>
+            <w:tcW w:type="dxa" w:w="2062"/>
+          </w:tcPr>
+          <w:p>
+            <w:pPr>
+              <w:keepNext/>
+              <w:spacing w:before="20" w:after="20"/>
+              <w:jc w:val="left"/>
+            </w:pPr>
+            <w:r>
+              <w:rPr>
+                <w:rFonts w:ascii="Arial" w:hAnsi="Arial" w:eastAsia="Arial"/>
+                <w:b w:val="0"/>
+                <w:i w:val="0"/>
+                <w:sz w:val="15"/>
+              </w:rPr>
+              <w:t>Uphill 0.03 rad</w:t>
+            </w:r>
+          </w:p>
+        </w:tc>
+        <w:tc>
+          <w:tcPr>
+            <w:tcW w:type="dxa" w:w="2062"/>
+          </w:tcPr>
+          <w:p>
+            <w:pPr>
+              <w:keepNext/>
+              <w:spacing w:before="20" w:after="20"/>
+              <w:jc w:val="left"/>
+            </w:pPr>
+            <w:r>
+              <w:rPr>
+                <w:rFonts w:ascii="Arial" w:hAnsi="Arial" w:eastAsia="Arial"/>
+                <w:b w:val="0"/>
+                <w:i w:val="0"/>
+                <w:sz w:val="15"/>
+              </w:rPr>
+              <w:t>305.05</w:t>
+            </w:r>
+          </w:p>
+        </w:tc>
+        <w:tc>
+          <w:tcPr>
+            <w:tcW w:type="dxa" w:w="2062"/>
+          </w:tcPr>
+          <w:p>
+            <w:pPr>
+              <w:keepNext/>
+              <w:spacing w:before="20" w:after="20"/>
+              <w:jc w:val="left"/>
+            </w:pPr>
+            <w:r>
+              <w:rPr>
+                <w:rFonts w:ascii="Arial" w:hAnsi="Arial" w:eastAsia="Arial"/>
+                <w:b w:val="0"/>
+                <w:i w:val="0"/>
+                <w:sz w:val="15"/>
+              </w:rPr>
+              <w:t>305.31</w:t>
+            </w:r>
+          </w:p>
+        </w:tc>
+        <w:tc>
+          <w:tcPr>
+            <w:tcW w:type="dxa" w:w="2062"/>
+          </w:tcPr>
+          <w:p>
+            <w:pPr>
+              <w:keepNext/>
+              <w:spacing w:before="20" w:after="20"/>
+              <w:jc w:val="left"/>
+            </w:pPr>
+            <w:r>
+              <w:rPr>
+                <w:rFonts w:ascii="Arial" w:hAnsi="Arial" w:eastAsia="Arial"/>
+                <w:b w:val="0"/>
+                <w:i w:val="0"/>
+                <w:sz w:val="15"/>
+              </w:rPr>
+              <w:t>+0.09</w:t>
+            </w:r>
+          </w:p>
+        </w:tc>
+        <w:tc>
+          <w:tcPr>
+            <w:tcW w:type="dxa" w:w="2062"/>
+          </w:tcPr>
+          <w:p>
+            <w:pPr>
+              <w:keepNext/>
+              <w:spacing w:before="20" w:after="20"/>
+              <w:jc w:val="left"/>
+            </w:pPr>
+            <w:r>
+              <w:rPr>
+                <w:rFonts w:ascii="Arial" w:hAnsi="Arial" w:eastAsia="Arial"/>
+                <w:b w:val="0"/>
+                <w:i w:val="0"/>
+                <w:sz w:val="15"/>
+              </w:rPr>
+              <w:t>0.09</w:t>
+            </w:r>
+          </w:p>
+        </w:tc>
+      </w:tr>
+      <w:tr>
+        <w:tc>
+          <w:tcPr>
+            <w:tcW w:type="dxa" w:w="2062"/>
+          </w:tcPr>
+          <w:p>
+            <w:pPr>
+              <w:keepNext/>
+              <w:spacing w:before="20" w:after="20"/>
+              <w:jc w:val="left"/>
+            </w:pPr>
+            <w:r>
+              <w:rPr>
+                <w:rFonts w:ascii="Arial" w:hAnsi="Arial" w:eastAsia="Arial"/>
+                <w:b w:val="0"/>
+                <w:i w:val="0"/>
+                <w:sz w:val="15"/>
+              </w:rPr>
+              <w:t>Downhill 0.03 rad</w:t>
+            </w:r>
+          </w:p>
+        </w:tc>
+        <w:tc>
+          <w:tcPr>
+            <w:tcW w:type="dxa" w:w="2062"/>
+          </w:tcPr>
+          <w:p>
+            <w:pPr>
+              <w:keepNext/>
+              <w:spacing w:before="20" w:after="20"/>
+              <w:jc w:val="left"/>
+            </w:pPr>
+            <w:r>
+              <w:rPr>
+                <w:rFonts w:ascii="Arial" w:hAnsi="Arial" w:eastAsia="Arial"/>
+                <w:b w:val="0"/>
+                <w:i w:val="0"/>
+                <w:sz w:val="15"/>
+              </w:rPr>
+              <w:t>79.45</w:t>
+            </w:r>
+          </w:p>
+        </w:tc>
+        <w:tc>
+          <w:tcPr>
+            <w:tcW w:type="dxa" w:w="2062"/>
+          </w:tcPr>
+          <w:p>
+            <w:pPr>
+              <w:keepNext/>
+              <w:spacing w:before="20" w:after="20"/>
+              <w:jc w:val="left"/>
+            </w:pPr>
+            <w:r>
+              <w:rPr>
+                <w:rFonts w:ascii="Arial" w:hAnsi="Arial" w:eastAsia="Arial"/>
+                <w:b w:val="0"/>
+                <w:i w:val="0"/>
+                <w:sz w:val="15"/>
+              </w:rPr>
+              <w:t>84.55</w:t>
+            </w:r>
+          </w:p>
+        </w:tc>
+        <w:tc>
+          <w:tcPr>
+            <w:tcW w:type="dxa" w:w="2062"/>
+          </w:tcPr>
+          <w:p>
+            <w:pPr>
+              <w:keepNext/>
+              <w:spacing w:before="20" w:after="20"/>
+              <w:jc w:val="left"/>
+            </w:pPr>
+            <w:r>
+              <w:rPr>
+                <w:rFonts w:ascii="Arial" w:hAnsi="Arial" w:eastAsia="Arial"/>
+                <w:b w:val="0"/>
+                <w:i w:val="0"/>
+                <w:sz w:val="15"/>
+              </w:rPr>
+              <w:t>+6.42</w:t>
+            </w:r>
+          </w:p>
+        </w:tc>
+        <w:tc>
+          <w:tcPr>
+            <w:tcW w:type="dxa" w:w="2062"/>
+          </w:tcPr>
+          <w:p>
+            <w:pPr>
+              <w:keepNext/>
+              <w:spacing w:before="20" w:after="20"/>
+              <w:jc w:val="left"/>
+            </w:pPr>
+            <w:r>
+              <w:rPr>
+                <w:rFonts w:ascii="Arial" w:hAnsi="Arial" w:eastAsia="Arial"/>
+                <w:b w:val="0"/>
+                <w:i w:val="0"/>
+                <w:sz w:val="15"/>
+              </w:rPr>
+              <w:t>1.65</w:t>
+            </w:r>
+          </w:p>
+        </w:tc>
+      </w:tr>
+      <w:tr>
+        <w:tc>
+          <w:tcPr>
+            <w:tcW w:type="dxa" w:w="2062"/>
+          </w:tcPr>
+          <w:p>
+            <w:pPr>
+              <w:keepNext/>
+              <w:spacing w:before="20" w:after="20"/>
+              <w:jc w:val="left"/>
+            </w:pPr>
+            <w:r>
+              <w:rPr>
+                <w:rFonts w:ascii="Arial" w:hAnsi="Arial" w:eastAsia="Arial"/>
+                <w:b w:val="0"/>
+                <w:i w:val="0"/>
+                <w:sz w:val="15"/>
+              </w:rPr>
+              <w:t>SOC 0.85</w:t>
+            </w:r>
+          </w:p>
+        </w:tc>
+        <w:tc>
+          <w:tcPr>
+            <w:tcW w:type="dxa" w:w="2062"/>
+          </w:tcPr>
+          <w:p>
+            <w:pPr>
+              <w:keepNext/>
+              <w:spacing w:before="20" w:after="20"/>
+              <w:jc w:val="left"/>
+            </w:pPr>
+            <w:r>
+              <w:rPr>
+                <w:rFonts w:ascii="Arial" w:hAnsi="Arial" w:eastAsia="Arial"/>
+                <w:b w:val="0"/>
+                <w:i w:val="0"/>
+                <w:sz w:val="15"/>
+              </w:rPr>
+              <w:t>190.90</w:t>
+            </w:r>
+          </w:p>
+        </w:tc>
+        <w:tc>
+          <w:tcPr>
+            <w:tcW w:type="dxa" w:w="2062"/>
+          </w:tcPr>
+          <w:p>
+            <w:pPr>
+              <w:keepNext/>
+              <w:spacing w:before="20" w:after="20"/>
+              <w:jc w:val="left"/>
+            </w:pPr>
+            <w:r>
+              <w:rPr>
+                <w:rFonts w:ascii="Arial" w:hAnsi="Arial" w:eastAsia="Arial"/>
+                <w:b w:val="0"/>
+                <w:i w:val="0"/>
+                <w:sz w:val="15"/>
+              </w:rPr>
+              <w:t>192.04</w:t>
+            </w:r>
+          </w:p>
+        </w:tc>
+        <w:tc>
+          <w:tcPr>
+            <w:tcW w:type="dxa" w:w="2062"/>
+          </w:tcPr>
+          <w:p>
+            <w:pPr>
+              <w:keepNext/>
+              <w:spacing w:before="20" w:after="20"/>
+              <w:jc w:val="left"/>
+            </w:pPr>
+            <w:r>
+              <w:rPr>
+                <w:rFonts w:ascii="Arial" w:hAnsi="Arial" w:eastAsia="Arial"/>
+                <w:b w:val="0"/>
+                <w:i w:val="0"/>
+                <w:sz w:val="15"/>
+              </w:rPr>
+              <w:t>+0.59</w:t>
+            </w:r>
+          </w:p>
+        </w:tc>
+        <w:tc>
+          <w:tcPr>
+            <w:tcW w:type="dxa" w:w="2062"/>
+          </w:tcPr>
+          <w:p>
+            <w:pPr>
+              <w:keepNext/>
+              <w:spacing w:before="20" w:after="20"/>
+              <w:jc w:val="left"/>
+            </w:pPr>
+            <w:r>
+              <w:rPr>
+                <w:rFonts w:ascii="Arial" w:hAnsi="Arial" w:eastAsia="Arial"/>
+                <w:b w:val="0"/>
+                <w:i w:val="0"/>
+                <w:sz w:val="15"/>
+              </w:rPr>
+              <w:t>0.90</w:t>
+            </w:r>
+          </w:p>
+        </w:tc>
+      </w:tr>
+      <w:tr>
+        <w:tc>
+          <w:tcPr>
+            <w:tcW w:type="dxa" w:w="2062"/>
+          </w:tcPr>
+          <w:p>
+            <w:pPr>
+              <w:keepNext/>
+              <w:spacing w:before="20" w:after="20"/>
+              <w:jc w:val="left"/>
+            </w:pPr>
+            <w:r>
+              <w:rPr>
+                <w:rFonts w:ascii="Arial" w:hAnsi="Arial" w:eastAsia="Arial"/>
+                <w:b w:val="0"/>
+                <w:i w:val="0"/>
+                <w:sz w:val="15"/>
+              </w:rPr>
+              <w:t>SOC 0.55</w:t>
+            </w:r>
+          </w:p>
+        </w:tc>
+        <w:tc>
+          <w:tcPr>
+            <w:tcW w:type="dxa" w:w="2062"/>
+          </w:tcPr>
+          <w:p>
+            <w:pPr>
+              <w:keepNext/>
+              <w:spacing w:before="20" w:after="20"/>
+              <w:jc w:val="left"/>
+            </w:pPr>
+            <w:r>
+              <w:rPr>
+                <w:rFonts w:ascii="Arial" w:hAnsi="Arial" w:eastAsia="Arial"/>
+                <w:b w:val="0"/>
+                <w:i w:val="0"/>
+                <w:sz w:val="15"/>
+              </w:rPr>
+              <w:t>191.02</w:t>
+            </w:r>
+          </w:p>
+        </w:tc>
+        <w:tc>
+          <w:tcPr>
+            <w:tcW w:type="dxa" w:w="2062"/>
+          </w:tcPr>
+          <w:p>
+            <w:pPr>
+              <w:keepNext/>
+              <w:spacing w:before="20" w:after="20"/>
+              <w:jc w:val="left"/>
+            </w:pPr>
+            <w:r>
+              <w:rPr>
+                <w:rFonts w:ascii="Arial" w:hAnsi="Arial" w:eastAsia="Arial"/>
+                <w:b w:val="0"/>
+                <w:i w:val="0"/>
+                <w:sz w:val="15"/>
+              </w:rPr>
+              <w:t>191.82</w:t>
+            </w:r>
+          </w:p>
+        </w:tc>
+        <w:tc>
+          <w:tcPr>
+            <w:tcW w:type="dxa" w:w="2062"/>
+          </w:tcPr>
+          <w:p>
+            <w:pPr>
+              <w:keepNext/>
+              <w:spacing w:before="20" w:after="20"/>
+              <w:jc w:val="left"/>
+            </w:pPr>
+            <w:r>
+              <w:rPr>
+                <w:rFonts w:ascii="Arial" w:hAnsi="Arial" w:eastAsia="Arial"/>
+                <w:b w:val="0"/>
+                <w:i w:val="0"/>
+                <w:sz w:val="15"/>
+              </w:rPr>
+              <w:t>+0.42</w:t>
+            </w:r>
+          </w:p>
+        </w:tc>
+        <w:tc>
+          <w:tcPr>
+            <w:tcW w:type="dxa" w:w="2062"/>
+          </w:tcPr>
+          <w:p>
+            <w:pPr>
+              <w:keepNext/>
+              <w:spacing w:before="20" w:after="20"/>
+              <w:jc w:val="left"/>
+            </w:pPr>
+            <w:r>
+              <w:rPr>
+                <w:rFonts w:ascii="Arial" w:hAnsi="Arial" w:eastAsia="Arial"/>
+                <w:b w:val="0"/>
+                <w:i w:val="0"/>
+                <w:sz w:val="15"/>
+              </w:rPr>
+              <w:t>0.50</w:t>
+            </w:r>
+          </w:p>
+        </w:tc>
+      </w:tr>
+      <w:tr>
+        <w:tc>
+          <w:tcPr>
+            <w:tcW w:type="dxa" w:w="2062"/>
+          </w:tcPr>
+          <w:p>
+            <w:pPr>
+              <w:keepNext/>
+              <w:spacing w:before="20" w:after="20"/>
+              <w:jc w:val="left"/>
+            </w:pPr>
+            <w:r>
+              <w:rPr>
+                <w:rFonts w:ascii="Arial" w:hAnsi="Arial" w:eastAsia="Arial"/>
+                <w:b w:val="0"/>
+                <w:i w:val="0"/>
+                <w:sz w:val="15"/>
+              </w:rPr>
+              <w:t>SOC 0.25</w:t>
+            </w:r>
+          </w:p>
+        </w:tc>
+        <w:tc>
+          <w:tcPr>
+            <w:tcW w:type="dxa" w:w="2062"/>
+          </w:tcPr>
+          <w:p>
+            <w:pPr>
+              <w:keepNext/>
+              <w:spacing w:before="20" w:after="20"/>
+              <w:jc w:val="left"/>
+            </w:pPr>
+            <w:r>
+              <w:rPr>
+                <w:rFonts w:ascii="Arial" w:hAnsi="Arial" w:eastAsia="Arial"/>
+                <w:b w:val="0"/>
+                <w:i w:val="0"/>
+                <w:sz w:val="15"/>
+              </w:rPr>
+              <w:t>190.98</w:t>
+            </w:r>
+          </w:p>
+        </w:tc>
+        <w:tc>
+          <w:tcPr>
+            <w:tcW w:type="dxa" w:w="2062"/>
+          </w:tcPr>
+          <w:p>
+            <w:pPr>
+              <w:keepNext/>
+              <w:spacing w:before="20" w:after="20"/>
+              <w:jc w:val="left"/>
+            </w:pPr>
+            <w:r>
+              <w:rPr>
+                <w:rFonts w:ascii="Arial" w:hAnsi="Arial" w:eastAsia="Arial"/>
+                <w:b w:val="0"/>
+                <w:i w:val="0"/>
+                <w:sz w:val="15"/>
+              </w:rPr>
+              <w:t>191.48</w:t>
+            </w:r>
+          </w:p>
+        </w:tc>
+        <w:tc>
+          <w:tcPr>
+            <w:tcW w:type="dxa" w:w="2062"/>
+          </w:tcPr>
+          <w:p>
+            <w:pPr>
+              <w:keepNext/>
+              <w:spacing w:before="20" w:after="20"/>
+              <w:jc w:val="left"/>
+            </w:pPr>
+            <w:r>
+              <w:rPr>
+                <w:rFonts w:ascii="Arial" w:hAnsi="Arial" w:eastAsia="Arial"/>
+                <w:b w:val="0"/>
+                <w:i w:val="0"/>
+                <w:sz w:val="15"/>
+              </w:rPr>
+              <w:t>+0.26</w:t>
+            </w:r>
+          </w:p>
+        </w:tc>
+        <w:tc>
+          <w:tcPr>
+            <w:tcW w:type="dxa" w:w="2062"/>
+          </w:tcPr>
+          <w:p>
+            <w:pPr>
+              <w:keepNext/>
+              <w:spacing w:before="20" w:after="20"/>
+              <w:jc w:val="left"/>
+            </w:pPr>
+            <w:r>
+              <w:rPr>
+                <w:rFonts w:ascii="Arial" w:hAnsi="Arial" w:eastAsia="Arial"/>
+                <w:b w:val="0"/>
+                <w:i w:val="0"/>
+                <w:sz w:val="15"/>
+              </w:rPr>
+              <w:t>0.41</w:t>
+            </w:r>
+          </w:p>
+        </w:tc>
+      </w:tr>
+      <w:tr>
+        <w:tc>
+          <w:tcPr>
+            <w:tcW w:type="dxa" w:w="2062"/>
+          </w:tcPr>
+          <w:p>
+            <w:pPr>
+              <w:keepNext/>
+              <w:spacing w:before="20" w:after="20"/>
+              <w:jc w:val="left"/>
+            </w:pPr>
+            <w:r>
+              <w:rPr>
+                <w:rFonts w:ascii="Arial" w:hAnsi="Arial" w:eastAsia="Arial"/>
+                <w:b w:val="0"/>
+                <w:i w:val="0"/>
+                <w:sz w:val="15"/>
+              </w:rPr>
+              <w:t>Noise 3x</w:t>
+            </w:r>
+          </w:p>
+        </w:tc>
+        <w:tc>
+          <w:tcPr>
+            <w:tcW w:type="dxa" w:w="2062"/>
+          </w:tcPr>
+          <w:p>
+            <w:pPr>
+              <w:keepNext/>
+              <w:spacing w:before="20" w:after="20"/>
+              <w:jc w:val="left"/>
+            </w:pPr>
+            <w:r>
+              <w:rPr>
+                <w:rFonts w:ascii="Arial" w:hAnsi="Arial" w:eastAsia="Arial"/>
+                <w:b w:val="0"/>
+                <w:i w:val="0"/>
+                <w:sz w:val="15"/>
+              </w:rPr>
+              <w:t>191.68</w:t>
+            </w:r>
+          </w:p>
+        </w:tc>
+        <w:tc>
+          <w:tcPr>
+            <w:tcW w:type="dxa" w:w="2062"/>
+          </w:tcPr>
+          <w:p>
+            <w:pPr>
+              <w:keepNext/>
+              <w:spacing w:before="20" w:after="20"/>
+              <w:jc w:val="left"/>
+            </w:pPr>
+            <w:r>
+              <w:rPr>
+                <w:rFonts w:ascii="Arial" w:hAnsi="Arial" w:eastAsia="Arial"/>
+                <w:b w:val="0"/>
+                <w:i w:val="0"/>
+                <w:sz w:val="15"/>
+              </w:rPr>
+              <w:t>193.55</w:t>
+            </w:r>
+          </w:p>
+        </w:tc>
+        <w:tc>
+          <w:tcPr>
+            <w:tcW w:type="dxa" w:w="2062"/>
+          </w:tcPr>
+          <w:p>
+            <w:pPr>
+              <w:keepNext/>
+              <w:spacing w:before="20" w:after="20"/>
+              <w:jc w:val="left"/>
+            </w:pPr>
+            <w:r>
+              <w:rPr>
+                <w:rFonts w:ascii="Arial" w:hAnsi="Arial" w:eastAsia="Arial"/>
+                <w:b w:val="0"/>
+                <w:i w:val="0"/>
+                <w:sz w:val="15"/>
+              </w:rPr>
+              <w:t>+0.97</w:t>
+            </w:r>
+          </w:p>
+        </w:tc>
+        <w:tc>
+          <w:tcPr>
+            <w:tcW w:type="dxa" w:w="2062"/>
+          </w:tcPr>
+          <w:p>
+            <w:pPr>
+              <w:keepNext/>
+              <w:spacing w:before="20" w:after="20"/>
+              <w:jc w:val="left"/>
+            </w:pPr>
+            <w:r>
+              <w:rPr>
+                <w:rFonts w:ascii="Arial" w:hAnsi="Arial" w:eastAsia="Arial"/>
+                <w:b w:val="0"/>
+                <w:i w:val="0"/>
+                <w:sz w:val="15"/>
+              </w:rPr>
+              <w:t>0.80</w:t>
+            </w:r>
+          </w:p>
+        </w:tc>
+      </w:tr>
+      <w:tr>
+        <w:tc>
+          <w:tcPr>
+            <w:tcW w:type="dxa" w:w="2062"/>
+          </w:tcPr>
+          <w:p>
+            <w:pPr>
+              <w:keepNext/>
+              <w:spacing w:before="20" w:after="20"/>
+              <w:jc w:val="left"/>
+            </w:pPr>
+            <w:r>
+              <w:rPr>
+                <w:rFonts w:ascii="Arial" w:hAnsi="Arial" w:eastAsia="Arial"/>
+                <w:b w:val="0"/>
+                <w:i w:val="0"/>
+                <w:sz w:val="15"/>
+              </w:rPr>
+              <w:t>Noise 10x</w:t>
+            </w:r>
+          </w:p>
+        </w:tc>
+        <w:tc>
+          <w:tcPr>
+            <w:tcW w:type="dxa" w:w="2062"/>
+          </w:tcPr>
+          <w:p>
+            <w:pPr>
+              <w:keepNext/>
+              <w:spacing w:before="20" w:after="20"/>
+              <w:jc w:val="left"/>
+            </w:pPr>
+            <w:r>
+              <w:rPr>
+                <w:rFonts w:ascii="Arial" w:hAnsi="Arial" w:eastAsia="Arial"/>
+                <w:b w:val="0"/>
+                <w:i w:val="0"/>
+                <w:sz w:val="15"/>
+              </w:rPr>
+              <w:t>201.04</w:t>
+            </w:r>
+          </w:p>
+        </w:tc>
+        <w:tc>
+          <w:tcPr>
+            <w:tcW w:type="dxa" w:w="2062"/>
+          </w:tcPr>
+          <w:p>
+            <w:pPr>
+              <w:keepNext/>
+              <w:spacing w:before="20" w:after="20"/>
+              <w:jc w:val="left"/>
+            </w:pPr>
+            <w:r>
+              <w:rPr>
+                <w:rFonts w:ascii="Arial" w:hAnsi="Arial" w:eastAsia="Arial"/>
+                <w:b w:val="0"/>
+                <w:i w:val="0"/>
+                <w:sz w:val="15"/>
+              </w:rPr>
+              <w:t>210.41</w:t>
+            </w:r>
+          </w:p>
+        </w:tc>
+        <w:tc>
+          <w:tcPr>
+            <w:tcW w:type="dxa" w:w="2062"/>
+          </w:tcPr>
+          <w:p>
+            <w:pPr>
+              <w:keepNext/>
+              <w:spacing w:before="20" w:after="20"/>
+              <w:jc w:val="left"/>
+            </w:pPr>
+            <w:r>
+              <w:rPr>
+                <w:rFonts w:ascii="Arial" w:hAnsi="Arial" w:eastAsia="Arial"/>
+                <w:b w:val="0"/>
+                <w:i w:val="0"/>
+                <w:sz w:val="15"/>
+              </w:rPr>
+              <w:t>+4.66</w:t>
+            </w:r>
+          </w:p>
+        </w:tc>
+        <w:tc>
+          <w:tcPr>
+            <w:tcW w:type="dxa" w:w="2062"/>
+          </w:tcPr>
+          <w:p>
+            <w:pPr>
+              <w:keepNext/>
+              <w:spacing w:before="20" w:after="20"/>
+              <w:jc w:val="left"/>
+            </w:pPr>
+            <w:r>
+              <w:rPr>
+                <w:rFonts w:ascii="Arial" w:hAnsi="Arial" w:eastAsia="Arial"/>
+                <w:b w:val="0"/>
+                <w:i w:val="0"/>
+                <w:sz w:val="15"/>
+              </w:rPr>
+              <w:t>0.42</w:t>
+            </w:r>
+          </w:p>
+        </w:tc>
+      </w:tr>
+      <w:tr>
+        <w:tc>
+          <w:tcPr>
+            <w:tcW w:type="dxa" w:w="2062"/>
+          </w:tcPr>
+          <w:p>
+            <w:pPr>
+              <w:keepNext/>
+              <w:spacing w:before="20" w:after="20"/>
+              <w:jc w:val="left"/>
+            </w:pPr>
+            <w:r>
+              <w:rPr>
+                <w:rFonts w:ascii="Arial" w:hAnsi="Arial" w:eastAsia="Arial"/>
+                <w:b w:val="0"/>
+                <w:i w:val="0"/>
+                <w:sz w:val="15"/>
+              </w:rPr>
+              <w:t>Driver 1.25</w:t>
+            </w:r>
+          </w:p>
+        </w:tc>
+        <w:tc>
+          <w:tcPr>
+            <w:tcW w:type="dxa" w:w="2062"/>
+          </w:tcPr>
+          <w:p>
+            <w:pPr>
+              <w:keepNext/>
+              <w:spacing w:before="20" w:after="20"/>
+              <w:jc w:val="left"/>
+            </w:pPr>
+            <w:r>
+              <w:rPr>
+                <w:rFonts w:ascii="Arial" w:hAnsi="Arial" w:eastAsia="Arial"/>
+                <w:b w:val="0"/>
+                <w:i w:val="0"/>
+                <w:sz w:val="15"/>
+              </w:rPr>
+              <w:t>196.96</w:t>
+            </w:r>
+          </w:p>
+        </w:tc>
+        <w:tc>
+          <w:tcPr>
+            <w:tcW w:type="dxa" w:w="2062"/>
+          </w:tcPr>
+          <w:p>
+            <w:pPr>
+              <w:keepNext/>
+              <w:spacing w:before="20" w:after="20"/>
+              <w:jc w:val="left"/>
+            </w:pPr>
+            <w:r>
+              <w:rPr>
+                <w:rFonts w:ascii="Arial" w:hAnsi="Arial" w:eastAsia="Arial"/>
+                <w:b w:val="0"/>
+                <w:i w:val="0"/>
+                <w:sz w:val="15"/>
+              </w:rPr>
+              <w:t>197.79</w:t>
+            </w:r>
+          </w:p>
+        </w:tc>
+        <w:tc>
+          <w:tcPr>
+            <w:tcW w:type="dxa" w:w="2062"/>
+          </w:tcPr>
+          <w:p>
+            <w:pPr>
+              <w:keepNext/>
+              <w:spacing w:before="20" w:after="20"/>
+              <w:jc w:val="left"/>
+            </w:pPr>
+            <w:r>
+              <w:rPr>
+                <w:rFonts w:ascii="Arial" w:hAnsi="Arial" w:eastAsia="Arial"/>
+                <w:b w:val="0"/>
+                <w:i w:val="0"/>
+                <w:sz w:val="15"/>
+              </w:rPr>
+              <w:t>+0.42</w:t>
+            </w:r>
+          </w:p>
+        </w:tc>
+        <w:tc>
+          <w:tcPr>
+            <w:tcW w:type="dxa" w:w="2062"/>
+          </w:tcPr>
+          <w:p>
+            <w:pPr>
+              <w:keepNext/>
+              <w:spacing w:before="20" w:after="20"/>
+              <w:jc w:val="left"/>
+            </w:pPr>
+            <w:r>
+              <w:rPr>
+                <w:rFonts w:ascii="Arial" w:hAnsi="Arial" w:eastAsia="Arial"/>
+                <w:b w:val="0"/>
+                <w:i w:val="0"/>
+                <w:sz w:val="15"/>
+              </w:rPr>
+              <w:t>0.54</w:t>
+            </w:r>
+          </w:p>
+        </w:tc>
+      </w:tr>
+      <w:tr>
+        <w:tc>
+          <w:tcPr>
+            <w:tcW w:type="dxa" w:w="2062"/>
+            <w:tcBorders>
+              <w:bottom w:val="single" w:sz="8" w:space="0" w:color="000000"/>
+            </w:tcBorders>
+          </w:tcPr>
+          <w:p>
+            <w:pPr>
+              <w:spacing w:before="20" w:after="20"/>
+              <w:jc w:val="left"/>
+            </w:pPr>
+            <w:r>
+              <w:rPr>
+                <w:rFonts w:ascii="Arial" w:hAnsi="Arial" w:eastAsia="Arial"/>
+                <w:b w:val="0"/>
+                <w:i w:val="0"/>
+                <w:sz w:val="15"/>
+              </w:rPr>
+              <w:t>Driver 1.5</w:t>
+            </w:r>
+          </w:p>
+        </w:tc>
+        <w:tc>
+          <w:tcPr>
+            <w:tcW w:type="dxa" w:w="2062"/>
+            <w:tcBorders>
+              <w:bottom w:val="single" w:sz="8" w:space="0" w:color="000000"/>
+            </w:tcBorders>
+          </w:tcPr>
+          <w:p>
+            <w:pPr>
+              <w:spacing w:before="20" w:after="20"/>
+              <w:jc w:val="left"/>
+            </w:pPr>
+            <w:r>
+              <w:rPr>
+                <w:rFonts w:ascii="Arial" w:hAnsi="Arial" w:eastAsia="Arial"/>
+                <w:b w:val="0"/>
+                <w:i w:val="0"/>
+                <w:sz w:val="15"/>
+              </w:rPr>
+              <w:t>203.91</w:t>
+            </w:r>
+          </w:p>
+        </w:tc>
+        <w:tc>
+          <w:tcPr>
+            <w:tcW w:type="dxa" w:w="2062"/>
+            <w:tcBorders>
+              <w:bottom w:val="single" w:sz="8" w:space="0" w:color="000000"/>
+            </w:tcBorders>
+          </w:tcPr>
+          <w:p>
+            <w:pPr>
+              <w:spacing w:before="20" w:after="20"/>
+              <w:jc w:val="left"/>
+            </w:pPr>
+            <w:r>
+              <w:rPr>
+                <w:rFonts w:ascii="Arial" w:hAnsi="Arial" w:eastAsia="Arial"/>
+                <w:b w:val="0"/>
+                <w:i w:val="0"/>
+                <w:sz w:val="15"/>
+              </w:rPr>
+              <w:t>205.09</w:t>
+            </w:r>
+          </w:p>
+        </w:tc>
+        <w:tc>
+          <w:tcPr>
+            <w:tcW w:type="dxa" w:w="2062"/>
+            <w:tcBorders>
+              <w:bottom w:val="single" w:sz="8" w:space="0" w:color="000000"/>
+            </w:tcBorders>
+          </w:tcPr>
+          <w:p>
+            <w:pPr>
+              <w:spacing w:before="20" w:after="20"/>
+              <w:jc w:val="left"/>
+            </w:pPr>
+            <w:r>
+              <w:rPr>
+                <w:rFonts w:ascii="Arial" w:hAnsi="Arial" w:eastAsia="Arial"/>
+                <w:b w:val="0"/>
+                <w:i w:val="0"/>
+                <w:sz w:val="15"/>
+              </w:rPr>
+              <w:t>+0.58</w:t>
+            </w:r>
+          </w:p>
+        </w:tc>
+        <w:tc>
+          <w:tcPr>
+            <w:tcW w:type="dxa" w:w="2062"/>
+            <w:tcBorders>
+              <w:bottom w:val="single" w:sz="8" w:space="0" w:color="000000"/>
+            </w:tcBorders>
+          </w:tcPr>
+          <w:p>
+            <w:pPr>
+              <w:spacing w:before="20" w:after="20"/>
+              <w:jc w:val="left"/>
+            </w:pPr>
+            <w:r>
+              <w:rPr>
+                <w:rFonts w:ascii="Arial" w:hAnsi="Arial" w:eastAsia="Arial"/>
+                <w:b w:val="0"/>
+                <w:i w:val="0"/>
+                <w:sz w:val="15"/>
+              </w:rPr>
+              <w:t>0.51</w:t>
+            </w:r>
+          </w:p>
+        </w:tc>
+      </w:tr>
+    </w:tbl>
+    <w:p>
+      <w:pPr>
+        <w:spacing w:before="0" w:after="80"/>
+      </w:pPr>
     </w:p>
     <w:p>
       <w:pPr>
@@ -11510,7 +13865,38 @@
           <w:i/>
           <w:sz w:val="18"/>
         </w:rPr>
-        <w:t>G. BEHAVIOUR UNDER LINK OUTAGE</w:t>
+        <w:t>G. THE EARLIER CAMPAIGN</w:t>
+      </w:r>
+    </w:p>
+    <w:p>
+      <w:pPr>
+        <w:spacing w:before="0" w:after="0"/>
+        <w:ind w:firstLine="0"/>
+        <w:jc w:val="both"/>
+      </w:pPr>
+      <w:r>
+        <w:rPr>
+          <w:rFonts w:ascii="Times New Roman" w:hAnsi="Times New Roman" w:eastAsia="Times New Roman"/>
+          <w:b w:val="0"/>
+          <w:i w:val="0"/>
+          <w:sz w:val="20"/>
+        </w:rPr>
+        <w:t>An earlier campaign on the uncorrected model showed the opposite sign: the learned policy used less energy in 14 of the same 16 settings, by 8.28% on average. That gain came from the vehicle model, not from the policy. Section IV gives the mechanism, the controller-free sweep that exposed it and the checks it implies. After the fix and retraining it disappears.</w:t>
+      </w:r>
+    </w:p>
+    <w:p>
+      <w:pPr>
+        <w:keepNext/>
+        <w:spacing w:before="140" w:after="40"/>
+      </w:pPr>
+      <w:r>
+        <w:rPr>
+          <w:rFonts w:ascii="Arial" w:hAnsi="Arial" w:eastAsia="Arial"/>
+          <w:b w:val="0"/>
+          <w:i/>
+          <w:sz w:val="18"/>
+        </w:rPr>
+        <w:t>H. BEHAVIOUR UNDER LINK OUTAGE</w:t>
       </w:r>
     </w:p>
     <w:p>
@@ -11801,7 +14187,7 @@
           <w:i w:val="0"/>
           <w:sz w:val="20"/>
         </w:rPr>
-        <w:t>The ladder runs, in order of cost, from persistence to linear regression, gradient-boosted trees (XGBoost) [13], a one-layer long short-term memory network (LSTM) [6] and a two-layer Transformer encoder [14]. Table 8 and Fig. 8 give the result. Each neural model is scored at its best validation epoch, so its error is slightly optimistic.</w:t>
+        <w:t>The ladder runs, in order of cost, from persistence to linear regression, gradient-boosted trees (XGBoost) [15], a one-layer long short-term memory network (LSTM) [43] and a two-layer Transformer encoder [12]. Table 9 and Fig. 8 give the result. Each neural model is scored at its best validation epoch, so its error is slightly optimistic.</w:t>
       </w:r>
     </w:p>
     <w:tbl>
@@ -11841,7 +14227,7 @@
                 <w:i w:val="0"/>
                 <w:sz w:val="16"/>
               </w:rPr>
-              <w:t xml:space="preserve">TABLE 8.  </w:t>
+              <w:t xml:space="preserve">TABLE 9.  </w:t>
             </w:r>
             <w:r>
               <w:rPr>
@@ -12791,7 +15177,7 @@
           <w:i w:val="0"/>
           <w:sz w:val="20"/>
         </w:rPr>
-        <w:t>Rounding weights and activations to 8 bits [35] raised the error of the final-epoch model from 11.051 kW to 11.156 kW, a loss of 0.95%, and shrank the stored model 3.6 times, from 71.7 KB to 20.2 KB (simulated). The timed graph needs 28,894 bytes, 9.4% of the memory budget. Gate G5 is not closed in full. The converted model has not been run through an embedded runtime on the target, so the 8-bit accuracy is a host figure only.</w:t>
+        <w:t>Rounding weights and activations to 8 bits [34] raised the error of the final-epoch model from 11.051 kW to 11.156 kW, a loss of 0.95%, and shrank the stored model 3.6 times, from 71.7 KB to 20.2 KB (simulated). The timed graph needs 28,894 bytes, 9.4% of the memory budget. Gate G5 is not closed in full. The converted model has not been run through an embedded runtime on the target, so the 8-bit accuracy is a host figure only.</w:t>
       </w:r>
     </w:p>
     <w:p>
@@ -12807,7 +15193,7 @@
           <w:i w:val="0"/>
           <w:sz w:val="20"/>
         </w:rPr>
-        <w:t>Two further studies, both run on the host, added nothing to accuracy. A physics-informed loss [15] left the error unchanged, 11.057 kW against 11.052 kW, though it cut the share of steps where power disagrees with voltage times current by more than 500 W from 24.5% to 2.5%; consistency improved and accuracy did not. Distillation from a larger teacher [36] did not help. The students were worse by 0.20% and 0.89%, and the sign changed between seeds.</w:t>
+        <w:t>Two further studies, both run on the host, added nothing to accuracy. A physics-informed loss [16] left the error unchanged, 11.057 kW against 11.052 kW, though it cut the share of steps where power disagrees with voltage times current by more than 500 W from 24.5% to 2.5%; consistency improved and accuracy did not. Distillation from a larger teacher [35] did not help. The students were worse by 0.20% and 0.89%, and the sign changed between seeds.</w:t>
       </w:r>
     </w:p>
     <w:p>
@@ -12917,7 +15303,7 @@
           <w:i w:val="0"/>
           <w:sz w:val="20"/>
         </w:rPr>
-        <w:t xml:space="preserve">The estimator is a Kalman filter [10] over the speed </w:t>
+        <w:t xml:space="preserve">The estimator is a Kalman filter [11] over the speed </w:t>
       </w:r>
       <w:r>
         <w:rPr>
@@ -13344,7 +15730,7 @@
           <w:i w:val="0"/>
           <w:sz w:val="20"/>
         </w:rPr>
-        <w:t>Two firmware images differing only in this input ran on the target, on three cycles at the noise floor, a second US06 noise seed, and US06 at three and ten times the floor. The baseline acts on the raw reading. Table 9 and Fig. 9 give the result.</w:t>
+        <w:t>Two firmware images differing only in this input ran on the target, on three cycles at the noise floor, a second US06 noise seed, and US06 at three and ten times the floor. The baseline acts on the raw reading. Table 10 and Fig. 9 give the result.</w:t>
       </w:r>
     </w:p>
     <w:p>
@@ -13361,7 +15747,7 @@
           <w:i w:val="0"/>
           <w:sz w:val="16"/>
         </w:rPr>
-        <w:t xml:space="preserve">TABLE 9.  </w:t>
+        <w:t xml:space="preserve">TABLE 10.  </w:t>
       </w:r>
       <w:r>
         <w:rPr>
@@ -14097,7 +16483,7 @@
           <w:i w:val="0"/>
           <w:sz w:val="20"/>
         </w:rPr>
-        <w:t>The headline loss is taken against the second US06 floor run. Against it the baseline loop loses 9.44 Wh/km (4.9%) at ten times the noise and the two-state estimator 0.24 Wh/km; against the first floor run the losses are 9.63 and 0.19 Wh/km. The baseline's two floor runs differ by 0.19 Wh/km with only the noise seed changed, so the estimator's residual loss is about the size of run-to-run spread. The peak battery current falls from 341 A to 288 A, the worst control computation grows from 62 to 69 µs of a 10,000 µs period, and no step was late. At the noise floor the arms agree within 0.1% on the three cycles and within 0.22% on the second US06 seed, so no saving is claimed there. The comparison is with the raw-reading loop only; no low-pass filter was run.</w:t>
+        <w:t>The headline loss is taken against the second US06 floor run. Against it the baseline loop loses 9.44 Wh/km (4.9%) at ten times the noise and the two-state estimator 0.24 Wh/km; against the first floor run the losses are 9.63 and 0.19 Wh/km. The baseline's two floor runs differ by 0.19 Wh/km with only the noise seed changed, so the estimator's residual loss is about the size of run-to-run spread. The peak battery current falls from 341 A to 288 A, the worst control computation grows from 62 to 69 µs of a 10,000 µs period, and no step was late. At the noise floor the arms agree within 0.1% on the three cycles and within 0.22% on the second US06 seed, so no saving is claimed there.</w:t>
       </w:r>
     </w:p>
     <w:p>
@@ -14113,6 +16499,22 @@
           <w:i w:val="0"/>
           <w:sz w:val="20"/>
         </w:rPr>
+        <w:t>A first-order low-pass filter on the reading was then run beside both loops, with its smoothing constant of 0.1 chosen on the training cycles at ten times the floor, in two further noise blocks, four runs per arm (measured). Against each arm's own floor the loss at ten times the noise was 9.65 and 9.73 Wh/km for the baseline, 0.12 and −0.40 Wh/km for the low-pass filter, and −0.36 and −0.48 Wh/km for the estimator. The low-pass filter removed nearly all of it. It removed less than the estimator in both blocks, by 0.47 and 0.07 Wh/km, so the rule fixed beforehand, which would have credited filtering in general, was not met; the shortfall is of the order of run-to-run spread. The own-floor figure hides the filter's cost: its clean energy was 0.38% and 0.53% above the baseline floor, and its clean tracking error was about three times higher, 0.107 against 0.023 to 0.045 m/s. Two blocks give a spread, not a population claim, and the estimator's floor tracking in them, 0.035 and 0.045 m/s, was four to five times its earlier run for a reason not established.</w:t>
+      </w:r>
+    </w:p>
+    <w:p>
+      <w:pPr>
+        <w:spacing w:before="0" w:after="0"/>
+        <w:ind w:firstLine="202"/>
+        <w:jc w:val="both"/>
+      </w:pPr>
+      <w:r>
+        <w:rPr>
+          <w:rFonts w:ascii="Times New Roman" w:hAnsi="Times New Roman" w:eastAsia="Times New Roman"/>
+          <w:b w:val="0"/>
+          <w:i w:val="0"/>
+          <w:sz w:val="20"/>
+        </w:rPr>
         <w:t>One criterion fixed before the run failed. Clean tracking on the urban cycle had to stay within 0.005 m/s of the baseline, and the estimator missed it by 0.004 m/s (0.0193 against 0.0104 m/s). The baseline's own two US06 floor runs differ by 0.011 m/s, so one run per cell cannot resolve the bound; it stays a failure because the bound was set first.</w:t>
       </w:r>
     </w:p>
@@ -14144,23 +16546,7 @@
           <w:i w:val="0"/>
           <w:sz w:val="20"/>
         </w:rPr>
-        <w:t>The first detector compared the speed reading with a speed dead-reckoned from measured acceleration. With an idealised accelerometer (true acceleration plus white noise) it caught 160 of 160 named faults within 0.21 s and raised no false alarm in 3.8 h of clean driving (simulated). On the target it raised one false alarm on a healthy sensor in 1.26 h (measured). The dead-reckoned speed had drifted 0.018 m/s low, and the threshold allowed only for speed noise.</w:t>
-      </w:r>
-    </w:p>
-    <w:p>
-      <w:pPr>
-        <w:spacing w:before="0" w:after="0"/>
-        <w:ind w:firstLine="202"/>
-        <w:jc w:val="both"/>
-      </w:pPr>
-      <w:r>
-        <w:rPr>
-          <w:rFonts w:ascii="Times New Roman" w:hAnsi="Times New Roman" w:eastAsia="Times New Roman"/>
-          <w:b w:val="0"/>
-          <w:i w:val="0"/>
-          <w:sz w:val="20"/>
-        </w:rPr>
-        <w:t>The 70 logged trips (30 h, no sensor fault) show the deeper cause. Logged acceleration and the acceleration implied by logged speed differ by a slow component of about 0.11 m/s², which over the two-second pull of the dead reckoning leaves a standing gap of about 0.22 m/s against a threshold of 0.036 m/s. The detector was flagged 99% of the time. The logs run at 10 Hz and the firmware at 100 Hz, so the flagged share is indicative. The detector is not usable as tuned.</w:t>
+        <w:t>The first detector compared the speed reading with a speed dead-reckoned from measured acceleration. With an idealised accelerometer it caught 160 of 160 named faults within 0.21 s and raised no false alarm in 3.8 h (simulated), but on the target it raised one false alarm on a healthy sensor in 1.26 h (measured). On the 70 logged trips, logged acceleration and the acceleration implied by logged speed differ by a slow component of about 0.11 m/s². Over the two-second pull of the dead reckoning that leaves a standing gap of about 0.22 m/s against a threshold of 0.036 m/s, and the detector was flagged 99% of the time. It is not usable as tuned.</w:t>
       </w:r>
     </w:p>
     <w:p>
@@ -14454,7 +16840,7 @@
           <w:i w:val="0"/>
           <w:sz w:val="20"/>
         </w:rPr>
-        <w:t>The simulated cases combine five named faults with six acceleration-channel errors, one of them the slow disagreement replayed from four logged trips per data split, and a vehicle 10% heavier than the model. The detector raised no clean false alarm in 4.5 h on validation (HWFET) or 5.8 h on test (US06) and caught 551 and 533 of 560 named faults within 0.5 s (simulated). It does not meet the criteria fixed for it: the nine late detections on validation are +0.5 m/s offsets at ten times the noise, and the 27 on test were not characterised. The detector was not replayed on the 70 logged trips.</w:t>
+        <w:t>The simulated cases combine five named faults with six acceleration-channel errors, one of them the slow disagreement replayed from four logged trips per data split, and a vehicle 10% heavier than the model. The detector raised no clean false alarm in 4.5 h on validation (HWFET) or 5.8 h on test (US06) and caught 551 and 533 of 560 named faults within 0.5 s (simulated). It does not meet the criteria fixed for it: the nine late detections on validation are +0.5 m/s offsets at ten times the noise, and the 27 on test were not characterised. The detector was then replayed, settings unchanged, on the 70 logged trips at their native 10 Hz, 30.4 h in all (simulated replay on the host). The trips carry no independent speed truth or health labels, so the channels are assumed healthy, and the replay supplies zero torque and grade. It counted 30 alarms, 0.99 per hour, with 196 alarms at standstill, where logged speed repeats exactly, counted apart under a rule fixed in advance. That meets the registered limit of one per clean hour numerically. It does not establish a population false-alarm rate below one per hour, and the alarms are false only if the channels were healthy. The flag was up for a trip-weighted 59% of recorded time, standstill included, and 42 of the 70 trips had no counted alarm. With the frozen-speed test disabled, a diagnostic added after the result was seen, the count was 1.9 per hour. A synthetic pass interpolated to 100 Hz with the noise floor added counted 16.2 per hour, almost all from the step test, and fails the limit; it is a diagnostic, not a validation at the target rate. The 120 of 120 result below rests on software-injected faults on a simulated acceleration channel.</w:t>
       </w:r>
     </w:p>
     <w:p>
@@ -14470,7 +16856,7 @@
           <w:i w:val="0"/>
           <w:sz w:val="20"/>
         </w:rPr>
-        <w:t>On the target the host injected the faults and simulated the accelerometer, and the detector ran in C, matched to the Python version on 4,000 samples. Table 10 and Fig. 10 give the result for US06 (measured).</w:t>
+        <w:t>On the target the host injected the faults and simulated the accelerometer, and the detector ran in C, matched to the Python version on 4,000 samples. Table 11 and Fig. 10 give the result for US06 (measured).</w:t>
       </w:r>
     </w:p>
     <w:tbl>
@@ -14509,7 +16895,7 @@
                 <w:i w:val="0"/>
                 <w:sz w:val="16"/>
               </w:rPr>
-              <w:t xml:space="preserve">TABLE 10.  </w:t>
+              <w:t xml:space="preserve">TABLE 11.  </w:t>
             </w:r>
             <w:r>
               <w:rPr>
@@ -15418,7 +17804,7 @@
           <w:i w:val="0"/>
           <w:sz w:val="20"/>
         </w:rPr>
-        <w:t>A slower supervisory slot sits around the detector. Every 100 ms it receives twelve summary numbers and may hold a flag, release it, switch the fallback speed, or tighten the tests. It never commands torque. A hand-written rule monitor, a gated recurrent unit (GRU) [42] of 1,508 parameters and a FastGRNN [43] of 550 each filled the slot. Both learned reviewers have 16 hidden states and were trained with AdamW at a learning rate of 3e-3. They ran on the host, on the controller or behind a link with 70 to 1000 ms delay (simulated), and neither was timed on the target.</w:t>
+        <w:t>A slower supervisory slot sits around the detector. Every 100 ms it receives twelve summary numbers and may hold a flag, release it, switch the fallback speed, or tighten the tests. It never commands torque. A hand-written rule monitor, a gated recurrent unit (GRU) [40] of 1,508 parameters and a FastGRNN [41] of 550 each filled the slot. Both have 16 hidden states, ran on the host only (simulated), and were not timed on the target.</w:t>
       </w:r>
     </w:p>
     <w:p>
@@ -15434,7 +17820,7 @@
           <w:i w:val="0"/>
           <w:sz w:val="20"/>
         </w:rPr>
-        <w:t>Scored on diagnosis alone over 540,960 validation blocks, the GRU was the better diagnostician. While the detector's flag was raised, the GRU labelled a real fault correctly in 99% of blocks and the monitor in 94%. While the flag was down, the harder case because the detector had already let the fault go, the GRU still did so in 88% of blocks and the monitor in 1%. In the loop the order reversed (Fig. 11). The monitor cut the worst peak tracking error through a fault from 3.7 to 1.2 m/s on validation and from 5.1 to 1.4 m/s on test. The GRU reached 9.7 m/s on validation and 10.8 m/s on test in its worst cases, the FastGRNN 3.0 and 12.8 m/s, and both raised clean false alarms. Better diagnosis did not give better control. A correct diagnosis keeps the flag up, and both fallback speeds then drift further than the small offset they guard against.</w:t>
+        <w:t>Scored on diagnosis alone over 540,960 validation blocks, the GRU was the better diagnostician. While the detector's flag was raised, the GRU labelled a real fault correctly in 99% of blocks and the monitor in 94%. While the flag was down, the harder case because the detector had already let the fault go, the GRU still did so in 88% of blocks and the monitor in 1%. In the loop the order reversed (Fig. 11). The monitor cut the worst peak tracking error through a fault from 3.7 to 1.2 m/s on validation and from 5.1 to 1.4 m/s on test. The GRU reached 9.7 m/s on validation and 10.8 m/s on test in its worst cases, the FastGRNN 3.0 and 12.8 m/s, and both raised clean false alarms. Better diagnosis did not give better control.</w:t>
       </w:r>
     </w:p>
     <w:p>
@@ -15579,7 +17965,7 @@
           <w:i w:val="0"/>
           <w:sz w:val="20"/>
         </w:rPr>
-        <w:t>Everything in this section is simulated on the host computer; nothing ran on the target. The energy managers of Section V could not change the speed trace, and that fixed trace is what left them almost nothing to win. Here the vehicle chooses the trace, so the headroom can be measured where it appears. Eco-driving is a long-standing optimal-control problem [26].</w:t>
+        <w:t>Everything in this section is simulated on the host computer; nothing ran on the target. The energy managers of Section V could not change the speed trace, and that fixed trace is what left them almost nothing to win. Here the vehicle chooses the trace, so the headroom can be measured where it appears. Eco-driving is a long-standing optimal-control problem [25].</w:t>
       </w:r>
     </w:p>
     <w:p>
@@ -15611,7 +17997,7 @@
           <w:i w:val="0"/>
           <w:sz w:val="20"/>
         </w:rPr>
-        <w:t>Five arms were compared. The cycle as driven is the reference. A dynamic-programming (DP) planner [20] searches the whole route in 10 m steps, with a price on time set by bisection so that the arrival time is met. The same planner was run with a 300 m horizon, replanning every 40 m, and again with a small network supplying a terminal cost, an estimate of what the rest of the route costs. The fifth arm is a student policy, a network trained on the planner's solutions that names the next speed directly. Every profile was driven through the full vehicle model with the speed loop and the rule-based energy manager, and energy is stated on the comparable scale (Table 11).</w:t>
+        <w:t>Five arms were compared. The cycle as driven is the reference. A dynamic-programming (DP) planner [10] searches the whole route in 10 m steps, with a price on time set by bisection so that the planned arrival time is met. It solves the planner's own energy model, so it is a planning reference, not a certified optimum of the vehicle. The same planner was run with a 300 m horizon, replanning every 40 m, and again with a small network supplying a terminal cost, an estimate of what the rest of the route costs. The fifth arm is a student policy, a network trained on the planner's solutions that names the next speed directly. The learned arms see more than the 300 m arm: speed limits up to 700 m ahead, a stop cue up to 1300 m, and a feasibility mask computed over the whole remaining route, so the 300 m arm is not an equal-preview control. Every profile was driven through the full vehicle model with the speed loop and the rule-based energy manager, and energy is stated on the comparable scale (Table 12).</w:t>
       </w:r>
     </w:p>
     <w:p>
@@ -15628,7 +18014,7 @@
           <w:i w:val="0"/>
           <w:sz w:val="16"/>
         </w:rPr>
-        <w:t xml:space="preserve">TABLE 11.  </w:t>
+        <w:t xml:space="preserve">TABLE 12.  </w:t>
       </w:r>
       <w:r>
         <w:rPr>
@@ -16079,7 +18465,7 @@
           <w:i w:val="0"/>
           <w:sz w:val="20"/>
         </w:rPr>
-        <w:t>On the US06 route the whole-route planner saved 10.4% at the same stops and arrival time. The HWFET route offered 1.2%, since that drive has little to smooth. The terminal cost closed the gap left by the short horizon, and the student policy saved 0.03% on US06.</w:t>
+        <w:t>On the US06 route the whole-route planner saved 10.4% at the same stops and within the 1% arrival tolerance. The HWFET route offered 1.2%, since that drive has little to smooth. The terminal-cost arm matched the whole-route saving, but it planned to arrive 3.9 s later than the whole-route planner and 6.3 s later than the 300 m arm, with more preview than the latter, so no learned benefit is isolated. The student policy saved 0.03% on US06. Arrival here is the planned time of the node profile, not the time the driven trace crossed the route's end, and the constraint counts describe the planned profile; closed-loop limit and stop compliance were not evaluated. Replayed from the frozen code, all eight runs reproduced, and every driven trace crossed the route's end about 6.2 s (US06) or 2.2 s (HWFET) before its planned time, so the gaps between arms hold (simulated).</w:t>
       </w:r>
     </w:p>
     <w:p>
@@ -16095,7 +18481,7 @@
           <w:i w:val="0"/>
           <w:sz w:val="20"/>
         </w:rPr>
-        <w:t>An empty road is the upper bound. To represent traffic, the planner was held within a corridor around the recorded drive, ahead or behind, at every second, with distance and arrival time unchanged. Fig. 12 shows that the US06 saving was 5.1% within 25 m and 9.7% within 100 m, while HWFET stayed between −0.1% and 1.7%. The corridor planner differs in construction from the empty-road planner, so its 200 m figure of 12.6% is not comparable with the 10.4% above.</w:t>
+        <w:t>An empty road is an optimistic scenario. As a surrogate for traffic constraints, the planner was held within a corridor around the recorded drive, ahead or behind, at every second, with distance and arrival time unchanged. Fig. 12 shows that the US06 saving was 5.1% within 25 m and 9.7% within 100 m, while HWFET stayed between −0.1% and 1.7%. The corridor planner differs in construction from the empty-road planner, so its 200 m figure of 12.6% is not comparable with the 10.4% above.</w:t>
       </w:r>
     </w:p>
     <w:p>
@@ -16224,7 +18610,7 @@
           <w:i w:val="0"/>
           <w:sz w:val="20"/>
         </w:rPr>
-        <w:t>The comparison of Section V left little room for any controller. With the speed fixed by the tracking loop, three actuation numbers and cabin heat charged back at the energy it saves, an offline dynamic-programming optimum on the same plant sat within 0.01% to 0.16% of the rules on four cycles. A learned policy had that much to gain and a tracking penalty to pay. Against this bound the corrected campaign behaves as expected: the learned policy used more energy in 11 of 12 distinct conditions, and the one exception lies inside the repeat range of the rule arm.</w:t>
+        <w:t>The comparison of Section V left little room for any controller. With the speed fixed by the tracking loop, three actuation numbers and cabin heat charged back at the energy it saves, an approximate dynamic-programming reference, a feasible policy run through the full model, sat within 0.01% to 0.16% of the rules on four cycles. It was re-run on the corrected model and did not change, because its discharge ceiling never binds. A learned policy had that much to gain and a tracking penalty to pay, and it used more energy in 12 of 12 distinct conditions over three noise seeds (simulated bound, measured campaign).</w:t>
       </w:r>
     </w:p>
     <w:p>
@@ -16240,7 +18626,7 @@
           <w:i w:val="0"/>
           <w:sz w:val="20"/>
         </w:rPr>
-        <w:t>The null result is therefore about this task. It shows that this SAC policy, tuned once, found nothing on this plant that the rules had missed. It does not show that a policy with authority over speed could not win; Section VIII shows 5% to 10% on offer once speed is free, for a classical solver.</w:t>
+        <w:t>The null result is about this task. This SAC policy, tuned once, found nothing on this plant that the rules had missed. It does not show that a policy with authority over speed could not win; Section VIII finds 5% to 10% on offer once speed is free, for a classical solver on an empty or constrained simulated road.</w:t>
       </w:r>
     </w:p>
     <w:p>
@@ -16271,7 +18657,7 @@
           <w:i w:val="0"/>
           <w:sz w:val="20"/>
         </w:rPr>
-        <w:t>The 8.28% gain was not caught by a gate. Plant gate G2 replays logged trips and never exercised the power-ceiling path, so it passed a model in which a lowered ceiling cut the bill and left the motion alone. The audit began because the campaign tables looked wrong: the learned policy finished below the offline optimum at equal tracking, and its gain grew with demand. That trigger was one-sided. A model error that made learned policies look worse could have passed unexamined, so the checks below should run whatever the direction of the result.</w:t>
+        <w:t>The 8.28% gain was not caught by a gate. Plant gate G2 replays logged trips and never exercised the power-ceiling path. The audit began because the learned policy finished 7% below the DP reference at equal tracking. That trigger was one-sided, since a model error that made learned policies look worse could have passed unexamined. The checks of Section IV-I run on the host and should run whatever the direction of the result: billing must agree with motion under a controller-free sweep, a learner that beats a reference on the same plant is evidence about the plant or the reference before it is evidence about the learner, and every actuator limit must act on motion.</w:t>
       </w:r>
     </w:p>
     <w:p>
@@ -16287,7 +18673,69 @@
           <w:i w:val="0"/>
           <w:sz w:val="20"/>
         </w:rPr>
-        <w:t>Three checks follow from the case. First, billing and motion must agree: a sweep of constant limits with no controller in the loop should show that a lower ceiling reduces delivered motion as well as the bill (Fig. 5). Second, a learner must not beat the offline optimum computed on the same plant; a result that does is evidence about the plant before it is evidence about the learner. Third, every actuator limit must act on motion and not only on the energy account. None needs the learned policy or the microcontroller. All three run on the host.</w:t>
+        <w:t>Measurement caught what the host could not: the forecaster's compute estimate of 22.28 ms became 36.46 ms on the target, 64% higher.</w:t>
+      </w:r>
+    </w:p>
+    <w:p>
+      <w:pPr>
+        <w:keepNext/>
+        <w:spacing w:before="140" w:after="40"/>
+      </w:pPr>
+      <w:r>
+        <w:rPr>
+          <w:rFonts w:ascii="Arial" w:hAnsi="Arial" w:eastAsia="Arial"/>
+          <w:b w:val="0"/>
+          <w:i/>
+          <w:sz w:val="18"/>
+        </w:rPr>
+        <w:t>C. WHAT TRANSFERS TO VEHICLE HARDWARE</w:t>
+      </w:r>
+    </w:p>
+    <w:p>
+      <w:pPr>
+        <w:spacing w:before="0" w:after="0"/>
+        <w:ind w:firstLine="0"/>
+        <w:jc w:val="both"/>
+      </w:pPr>
+      <w:r>
+        <w:rPr>
+          <w:rFonts w:ascii="Times New Roman" w:hAnsi="Times New Roman" w:eastAsia="Times New Roman"/>
+          <w:b w:val="0"/>
+          <w:i w:val="0"/>
+          <w:sz w:val="20"/>
+        </w:rPr>
+        <w:t>The ESP32-S3 is a general-purpose microcontroller, not an automotive-qualified part. The operation count of a network and its weight memory (19.3 KB for the learned policy, 28,894 B for the timed forecaster graph) do not depend on the vendor; timing does not port. The 25 µs period deviation was measured with the target as clock master against a non-real-time host, with radio stacks present in the Arduino image though never started. Flash and cache behaviour, interrupt load from real peripherals, supply current and the fault-tolerance features of safety-rated parts were not examined.</w:t>
+      </w:r>
+    </w:p>
+    <w:p>
+      <w:pPr>
+        <w:keepNext/>
+        <w:spacing w:before="140" w:after="40"/>
+      </w:pPr>
+      <w:r>
+        <w:rPr>
+          <w:rFonts w:ascii="Arial" w:hAnsi="Arial" w:eastAsia="Arial"/>
+          <w:b w:val="0"/>
+          <w:i/>
+          <w:sz w:val="18"/>
+        </w:rPr>
+        <w:t>D. SCOPE OF THE SAFETY CLAIMS</w:t>
+      </w:r>
+    </w:p>
+    <w:p>
+      <w:pPr>
+        <w:spacing w:before="0" w:after="0"/>
+        <w:ind w:firstLine="0"/>
+        <w:jc w:val="both"/>
+      </w:pPr>
+      <w:r>
+        <w:rPr>
+          <w:rFonts w:ascii="Times New Roman" w:hAnsi="Times New Roman" w:eastAsia="Times New Roman"/>
+          <w:b w:val="0"/>
+          <w:i w:val="0"/>
+          <w:sz w:val="20"/>
+        </w:rPr>
+        <w:t>The sensor-fault detector, the fallback speeds and the link-outage handling were evaluated as monitoring functions of a research prototype. No claim of conformance with ISO 26262 or the safety of the intended function is made. The fault model is one speed-sensor channel, injected in software, with a simulated accelerometer.</w:t>
       </w:r>
     </w:p>
     <w:p>
@@ -16303,7 +18751,23 @@
           <w:i w:val="0"/>
           <w:sz w:val="20"/>
         </w:rPr>
-        <w:t>Measurement caught other things the host could not. A compute estimate of 22.28 ms for the forecaster became 36.46 ms on the target, 64% higher. The rule monitor's edge in a first run, 0.61 against 0.67 m/s, reversed over three noise draws to 1.32 against 0.83 m/s (measured).</w:t>
+        <w:t>On 70 logged trips assumed healthy, the bias-aware detector met its count limit numerically at the logs' 10 Hz, 0.99 alarms per hour with standstill alarms set apart, while its flag was up for 59% of recorded time; a synthetic 100 Hz pass failed at 16.2 per hour (simulated replay). Its 120 of 120 applies only to faults injected into a simulated acceleration channel.</w:t>
+      </w:r>
+    </w:p>
+    <w:p>
+      <w:pPr>
+        <w:spacing w:before="0" w:after="0"/>
+        <w:ind w:firstLine="202"/>
+        <w:jc w:val="both"/>
+      </w:pPr>
+      <w:r>
+        <w:rPr>
+          <w:rFonts w:ascii="Times New Roman" w:hAnsi="Times New Roman" w:eastAsia="Times New Roman"/>
+          <w:b w:val="0"/>
+          <w:i w:val="0"/>
+          <w:sz w:val="20"/>
+        </w:rPr>
+        <w:t>The outage handling shows why the wording matters. Without it the worst peak speed error is smaller for outages from 0.2 s to 4 s (3.73 against 6.67 m/s at 4 s). It reverses at 5 s, 7.40 against 7.97 m/s, and at 10 s the handling gives 13.3 against 18.2 m/s (measured). No point between 4 and 5 s was measured, so the handling is a behaviour with a stated cost, not a safety measure.</w:t>
       </w:r>
     </w:p>
     <w:p>
@@ -16318,7 +18782,7 @@
           <w:i/>
           <w:sz w:val="18"/>
         </w:rPr>
-        <w:t>C. WHAT TRANSFERS TO VEHICLE HARDWARE</w:t>
+        <w:t>E. LIMITATIONS</w:t>
       </w:r>
     </w:p>
     <w:p>
@@ -16334,7 +18798,7 @@
           <w:i w:val="0"/>
           <w:sz w:val="20"/>
         </w:rPr>
-        <w:t>The ESP32-S3 is a general-purpose microcontroller, not an automotive-qualified part. Some results port by construction: the operation count of a network and its weight memory (19.3 KB for the learned policy, 28,894 B for the timed forecaster graph) do not depend on the vendor. Latency scales with the integer throughput of the target, 29.82 million multiply-accumulates per second here, though an estimate from that scaling was 64% low once.</w:t>
+        <w:t>The arrangement is processor-in-the-loop, not hardware-in-the-loop, with one board and one vehicle model. The model's rolling coefficient is 2.2 times a published coastdown value for a different car; it fails gate G2 on 1 of 7 validation trips (state-of-charge error 2.45 against 2.00 percentage points); it was validated on winter trips only; and its median trip energy error on the Vehicle Energy Dataset is 13.4% to 16.9%. These threaten absolute Wh/km more than the paired ranking. The one-at-a-time sensitivity sweep of Section IV found no sign change, but a combined error could still move the result. Heater shedding's comfort cost is not modelled.</w:t>
       </w:r>
     </w:p>
     <w:p>
@@ -16350,22 +18814,39 @@
           <w:i w:val="0"/>
           <w:sz w:val="20"/>
         </w:rPr>
-        <w:t>Timing does not port. The 25 µs period deviation was measured with the target as clock master against a non-real-time host over a serial link, with radio stacks present in the Arduino image though never started. The 8.8 dropped frames per run belong to the host. Flash and cache behaviour, interrupt load from real peripherals and supply current were not examined, nor were the fault-tolerance features of safety-rated parts.</w:t>
+        <w:t>The learned policy is one algorithm, SAC, with one reward design and no sweep. The corrected campaign ran three noise seeds per condition; the delay settings and the first campaign ran once. US06 was held out of training, but it drove the earlier campaign and its fix; the learned tracking deficit appears there (0.17 to 0.50 m/s) and not on UDDS or HWFET (0.004 and 0.016 m/s). Gate G3 fails its zero-dropped-frame criterion, although dropped frames and the energy difference are unrelated (r = −0.03), and the Kalman estimator was compared with the raw-reading loop and one low-pass filter in two noise blocks, while the fused estimator, the learned reviewers and the planner are simulated only.</w:t>
+      </w:r>
+    </w:p>
+    <w:p>
+      <w:pPr>
+        <w:spacing w:before="0" w:after="0"/>
+        <w:ind w:firstLine="202"/>
+        <w:jc w:val="both"/>
+      </w:pPr>
+      <w:r>
+        <w:rPr>
+          <w:rFonts w:ascii="Times New Roman" w:hAnsi="Times New Roman" w:eastAsia="Times New Roman"/>
+          <w:b w:val="0"/>
+          <w:i w:val="0"/>
+          <w:sz w:val="20"/>
+        </w:rPr>
+        <w:t>A learned speed planner set against the classical solver would test the one place where headroom exists, and a physical accelerometer would replace the simulated drift, so that a detector retuned on logged channels could be tested against it. Sensitivity runs on the board, with noise and more policy seeds, would test the ranking under campaign conditions.</w:t>
       </w:r>
     </w:p>
     <w:p>
       <w:pPr>
         <w:keepNext/>
-        <w:spacing w:before="140" w:after="40"/>
+        <w:spacing w:before="200" w:after="80"/>
       </w:pPr>
       <w:r>
         <w:rPr>
           <w:rFonts w:ascii="Arial" w:hAnsi="Arial" w:eastAsia="Arial"/>
-          <w:b w:val="0"/>
-          <w:i/>
-          <w:sz w:val="18"/>
-        </w:rPr>
-        <w:t>D. SCOPE OF THE SAFETY CLAIMS</w:t>
+          <w:b/>
+          <w:i w:val="0"/>
+          <w:color w:val="00629B"/>
+          <w:sz w:val="20"/>
+        </w:rPr>
+        <w:t>X. CONCLUSION</w:t>
       </w:r>
     </w:p>
     <w:p>
@@ -16381,7 +18862,7 @@
           <w:i w:val="0"/>
           <w:sz w:val="20"/>
         </w:rPr>
-        <w:t>The sensor-fault detector, the fallback speeds and the link-outage handling were evaluated as monitoring functions of a research prototype. No claim of conformance with ISO 26262 or the safety of the intended function is made. The fault model is one speed-sensor channel, injected in software, with a simulated accelerometer. The detector has no self-monitoring.</w:t>
+        <w:t>A processor-in-the-loop campaign on an ESP32-S3 appeared to show a learned Soft Actor-Critic energy manager using 8.28% less energy than a rule-based one, in 14 of 16 settings. The saving was an artefact: the vehicle model billed battery power at the policy's ceiling but computed motion from uncapped torque, so a low ceiling cut the bill and not the motion. A controller-free sweep exposed it; the gain is withdrawn.</w:t>
       </w:r>
     </w:p>
     <w:p>
@@ -16397,38 +18878,7 @@
           <w:i w:val="0"/>
           <w:sz w:val="20"/>
         </w:rPr>
-        <w:t>The outage handling shows why the wording matters. On the corrected model, without the handling the worst peak speed error is smaller for outages from 0.2 s to 4 s (3.73 against 6.67 m/s at 4 s). It reverses at 5 s, 7.40 against 7.97 m/s, and at 10 s the handling gives 13.3 against 18.2 m/s (measured). No point between 4 and 5 s was measured, so the handling is described as a behaviour with a stated cost, not as a safety measure.</w:t>
-      </w:r>
-    </w:p>
-    <w:p>
-      <w:pPr>
-        <w:keepNext/>
-        <w:spacing w:before="140" w:after="40"/>
-      </w:pPr>
-      <w:r>
-        <w:rPr>
-          <w:rFonts w:ascii="Arial" w:hAnsi="Arial" w:eastAsia="Arial"/>
-          <w:b w:val="0"/>
-          <w:i/>
-          <w:sz w:val="18"/>
-        </w:rPr>
-        <w:t>E. LIMITATIONS</w:t>
-      </w:r>
-    </w:p>
-    <w:p>
-      <w:pPr>
-        <w:spacing w:before="0" w:after="0"/>
-        <w:ind w:firstLine="0"/>
-        <w:jc w:val="both"/>
-      </w:pPr>
-      <w:r>
-        <w:rPr>
-          <w:rFonts w:ascii="Times New Roman" w:hAnsi="Times New Roman" w:eastAsia="Times New Roman"/>
-          <w:b w:val="0"/>
-          <w:i w:val="0"/>
-          <w:sz w:val="20"/>
-        </w:rPr>
-        <w:t>The arrangement is processor-in-the-loop, so nothing here is a hardware-in-the-loop result, and one board and one vehicle model were used. The model's rolling coefficient is 2.2 times a published coastdown value for a different car; it fails gate G2 on 1 of 7 validation trips, missing the state-of-charge bound by 0.45 percentage points (2.45 against 2.00); it was validated on winter trips only; and on the Vehicle Energy Dataset transfer check its median trip energy error is 13.4% to 16.9%. These threaten absolute Wh/km more than the paired ranking on one plant. Yet one plant fault has already changed an answer here. No sensitivity study of the verdict to the rolling coefficient, rotational factor, regeneration ceiling or drivetrain efficiency was run, and the comfort cost of heater shedding is not modelled.</w:t>
+        <w:t>On the corrected model, with three noise seeds per condition, the learned policy used more energy than the rules in 12 of 12 conditions (median 0.50%, Wilcoxon p = 0.0005). The task explains this: with speed fixed by the tracking loop, the rules sit within 0.01% to 0.16% of an approximate dynamic-programming reference. It holds for one vehicle model, one board and one learned design.</w:t>
       </w:r>
     </w:p>
     <w:p>
@@ -16444,87 +18894,7 @@
           <w:i w:val="0"/>
           <w:sz w:val="20"/>
         </w:rPr>
-        <w:t>The learned policy is one algorithm, SAC, with one reward design and no sweep. Each campaign cell ran once, except the five repeats of the nominal US06 condition. US06 was held out of training, but it drove the earlier campaign and its fix, so it was not unseen by the authors; the learned tracking deficit appears there (0.17 to 0.50 m/s) and not on UDDS or HWFET (0.004 and 0.016 m/s). Gate G3 fails its zero-dropped-frame criterion; dropped frames and the energy difference are unrelated (r = −0.03). The Kalman estimator was compared only with the raw-reading loop. The bias-aware detector was tested on injected faults and not replayed on the logged trips, and the fused fallback estimator, the learned reviewers and the planner are simulated only.</w:t>
-      </w:r>
-    </w:p>
-    <w:p>
-      <w:pPr>
-        <w:spacing w:before="0" w:after="0"/>
-        <w:ind w:firstLine="202"/>
-        <w:jc w:val="both"/>
-      </w:pPr>
-      <w:r>
-        <w:rPr>
-          <w:rFonts w:ascii="Times New Roman" w:hAnsi="Times New Roman" w:eastAsia="Times New Roman"/>
-          <w:b w:val="0"/>
-          <w:i w:val="0"/>
-          <w:sz w:val="20"/>
-        </w:rPr>
-        <w:t>A sensitivity sweep of the plant parameters would show whether the ranking holds. A learned speed planner set against the classical solver would test the one place where headroom exists. A physical accelerometer would replace the simulated drift behind the fault results.</w:t>
-      </w:r>
-    </w:p>
-    <w:p>
-      <w:pPr>
-        <w:keepNext/>
-        <w:spacing w:before="200" w:after="80"/>
-      </w:pPr>
-      <w:r>
-        <w:rPr>
-          <w:rFonts w:ascii="Arial" w:hAnsi="Arial" w:eastAsia="Arial"/>
-          <w:b/>
-          <w:i w:val="0"/>
-          <w:color w:val="00629B"/>
-          <w:sz w:val="20"/>
-        </w:rPr>
-        <w:t>X. CONCLUSION</w:t>
-      </w:r>
-    </w:p>
-    <w:p>
-      <w:pPr>
-        <w:spacing w:before="0" w:after="0"/>
-        <w:ind w:firstLine="0"/>
-        <w:jc w:val="both"/>
-      </w:pPr>
-      <w:r>
-        <w:rPr>
-          <w:rFonts w:ascii="Times New Roman" w:hAnsi="Times New Roman" w:eastAsia="Times New Roman"/>
-          <w:b w:val="0"/>
-          <w:i w:val="0"/>
-          <w:sz w:val="20"/>
-        </w:rPr>
-        <w:t>A processor-in-the-loop campaign on an ESP32-S3 at 100 Hz appeared to show a learned Soft Actor-Critic energy manager using 8.28% less energy than a rule-based one, in 14 of 16 settings. The saving was an artefact: the vehicle model billed battery power at the policy's ceiling but computed motion from uncapped torque, so a low ceiling cut the bill and left the vehicle driving. A controller-free sweep exposed it, and the gain is withdrawn.</w:t>
-      </w:r>
-    </w:p>
-    <w:p>
-      <w:pPr>
-        <w:spacing w:before="0" w:after="0"/>
-        <w:ind w:firstLine="202"/>
-        <w:jc w:val="both"/>
-      </w:pPr>
-      <w:r>
-        <w:rPr>
-          <w:rFonts w:ascii="Times New Roman" w:hAnsi="Times New Roman" w:eastAsia="Times New Roman"/>
-          <w:b w:val="0"/>
-          <w:i w:val="0"/>
-          <w:sz w:val="20"/>
-        </w:rPr>
-        <w:t>On the corrected model the learned policy used less energy in 1 of 16 settings and 0.94% more on average. That outcome is explained by the task: with speed fixed by the tracking loop, the rules sit within 0.01% to 0.16% of the offline optimum. The finding holds for one vehicle model, one board, one learned algorithm and one reward design.</w:t>
-      </w:r>
-    </w:p>
-    <w:p>
-      <w:pPr>
-        <w:spacing w:before="0" w:after="0"/>
-        <w:ind w:firstLine="202"/>
-        <w:jc w:val="both"/>
-      </w:pPr>
-      <w:r>
-        <w:rPr>
-          <w:rFonts w:ascii="Times New Roman" w:hAnsi="Times New Roman" w:eastAsia="Times New Roman"/>
-          <w:b w:val="0"/>
-          <w:i w:val="0"/>
-          <w:sz w:val="20"/>
-        </w:rPr>
-        <w:t>The method that exposed the fault is the lasting result. A billing-against-motion sweep, a rule that a learner must not beat the offline optimum on the same plant, and a requirement that every limit act on motion would each have caught it before the campaign. The measured gain was in the speed loop, where a two-state Kalman estimator cut the energy lost at ten times sensor noise from 9.44 to 0.24 Wh/km. The detector's 120 of 120 rests on faults injected in software. Planning with free speed offers 5% to 10% in simulation, the place to test a learned method next.</w:t>
+        <w:t>The lasting result is the audit. A billing-against-motion sweep, an audit whenever a learner beats a reference policy on the same plant, and the rule that every limit act on motion would each have caught the fault. The measured gain was in the speed loop: a two-state Kalman estimator cut the energy lost at ten times sensor noise from 9.44 to 0.24 Wh/km. The detector's 120 of 120 rests on injected faults and does not hold on logged channels. Free speed offers 5% to 10% in simulation. That is the next test for a learned method.</w:t>
       </w:r>
     </w:p>
     <w:p>
@@ -16600,7 +18970,7 @@
           <w:i w:val="0"/>
           <w:sz w:val="16"/>
         </w:rPr>
-        <w:t xml:space="preserve">A. Biswas and A. Emadi, “Energy management systems for electrified powertrains: State-of-the-art review and future trends,” </w:t>
+        <w:t xml:space="preserve">D. Amodei, C. Olah, J. Steinhardt, P. Christiano, J. Schulman, and D. Mané, “Concrete problems in AI safety,” </w:t>
       </w:r>
       <w:r>
         <w:rPr>
@@ -16609,7 +18979,7 @@
           <w:i/>
           <w:sz w:val="16"/>
         </w:rPr>
-        <w:t>IEEE Transactions on Vehicular Technology</w:t>
+        <w:t>arXiv preprint arXiv:1606.06565</w:t>
       </w:r>
       <w:r>
         <w:rPr>
@@ -16618,7 +18988,7 @@
           <w:i w:val="0"/>
           <w:sz w:val="16"/>
         </w:rPr>
-        <w:t>, vol. 68, no. 7, pp. 6453–6467, July 2019, doi: 10.1109/TVT.2019.2914457.</w:t>
+        <w:t>, Jun. 2016, doi: 10.48550/arXiv.1606.06565.</w:t>
       </w:r>
     </w:p>
     <w:p>
@@ -16647,7 +19017,7 @@
           <w:i w:val="0"/>
           <w:sz w:val="16"/>
         </w:rPr>
-        <w:t xml:space="preserve">X. Hu, T. Liu, X. Qi, and M. Barth, “Reinforcement learning for hybrid and plug-in hybrid electric vehicle energy management: Recent advances and prospects,” </w:t>
+        <w:t xml:space="preserve">P. Henderson, R. Islam, P. Bachman, J. Pineau, D. Precup, and D. Meger, “Deep reinforcement learning that matters,” </w:t>
       </w:r>
       <w:r>
         <w:rPr>
@@ -16656,7 +19026,7 @@
           <w:i/>
           <w:sz w:val="16"/>
         </w:rPr>
-        <w:t>IEEE Industrial Electronics Magazine</w:t>
+        <w:t>Proceedings of the AAAI Conference on Artificial Intelligence</w:t>
       </w:r>
       <w:r>
         <w:rPr>
@@ -16665,7 +19035,7 @@
           <w:i w:val="0"/>
           <w:sz w:val="16"/>
         </w:rPr>
-        <w:t>, vol. 13, no. 3, pp. 16–25, September 2019, doi: 10.1109/MIE.2019.2913015.</w:t>
+        <w:t>, vol. 32, no. 1, pp. 3207–3214, April 2018, doi: 10.1609/aaai.v32i1.11694.</w:t>
       </w:r>
     </w:p>
     <w:p>
@@ -16694,7 +19064,7 @@
           <w:i w:val="0"/>
           <w:sz w:val="16"/>
         </w:rPr>
-        <w:t xml:space="preserve">T. Haarnoja, A. Zhou, P. Abbeel, and S. Levine, “Soft actor-critic: Off-policy maximum entropy deep reinforcement learning with a stochastic actor,” </w:t>
+        <w:t xml:space="preserve">G. Dulac-Arnold et al., “Challenges of real-world reinforcement learning: Definitions, benchmarks and analysis,” </w:t>
       </w:r>
       <w:r>
         <w:rPr>
@@ -16703,7 +19073,7 @@
           <w:i/>
           <w:sz w:val="16"/>
         </w:rPr>
-        <w:t>Proceedings of the 35th International Conference on Machine Learning (PMLR)</w:t>
+        <w:t>Machine Learning</w:t>
       </w:r>
       <w:r>
         <w:rPr>
@@ -16712,7 +19082,7 @@
           <w:i w:val="0"/>
           <w:sz w:val="16"/>
         </w:rPr>
-        <w:t>, vol. 80, pp. 1861–1870, July 2018.</w:t>
+        <w:t>, vol. 110, no. 9, pp. 2419–2468, April 2021, doi: 10.1007/s10994-021-05961-4.</w:t>
       </w:r>
     </w:p>
     <w:p>
@@ -16741,7 +19111,7 @@
           <w:i w:val="0"/>
           <w:sz w:val="16"/>
         </w:rPr>
-        <w:t xml:space="preserve">Espressif Systems, “ESP32-S3 Series Datasheet,” </w:t>
+        <w:t xml:space="preserve">T. Haarnoja, A. Zhou, P. Abbeel, and S. Levine, “Soft actor-critic: Off-policy maximum entropy deep reinforcement learning with a stochastic actor,” </w:t>
       </w:r>
       <w:r>
         <w:rPr>
@@ -16750,7 +19120,7 @@
           <w:i/>
           <w:sz w:val="16"/>
         </w:rPr>
-        <w:t>Espressif Systems (datasheet)</w:t>
+        <w:t>Proceedings of the 35th International Conference on Machine Learning (PMLR)</w:t>
       </w:r>
       <w:r>
         <w:rPr>
@@ -16759,7 +19129,7 @@
           <w:i w:val="0"/>
           <w:sz w:val="16"/>
         </w:rPr>
-        <w:t>.</w:t>
+        <w:t>, vol. 80, pp. 1861–1870, July 2018.</w:t>
       </w:r>
     </w:p>
     <w:p>
@@ -16788,7 +19158,7 @@
           <w:i w:val="0"/>
           <w:sz w:val="16"/>
         </w:rPr>
-        <w:t xml:space="preserve">S. Tangi, A. Vatsa, A. Opam, P. K. Bonthagorla, and D. N. Gaonkar, “Smart strategies for improving electric vehicle battery performance and efficiency,” </w:t>
+        <w:t xml:space="preserve">Espressif Systems, “ESP32-S3 Series Datasheet,” </w:t>
       </w:r>
       <w:r>
         <w:rPr>
@@ -16797,7 +19167,7 @@
           <w:i/>
           <w:sz w:val="16"/>
         </w:rPr>
-        <w:t>Scientific Reports</w:t>
+        <w:t>Espressif Systems (datasheet)</w:t>
       </w:r>
       <w:r>
         <w:rPr>
@@ -16806,7 +19176,7 @@
           <w:i w:val="0"/>
           <w:sz w:val="16"/>
         </w:rPr>
-        <w:t>, vol. 15, pp. 42070, November 2025, doi: 10.1038/s41598-025-25987-1.</w:t>
+        <w:t>.</w:t>
       </w:r>
     </w:p>
     <w:p>
@@ -16835,7 +19205,7 @@
           <w:i w:val="0"/>
           <w:sz w:val="16"/>
         </w:rPr>
-        <w:t xml:space="preserve">S. Hochreiter and J. Schmidhuber, “Long short-term memory,” </w:t>
+        <w:t xml:space="preserve">M. Steinstraeter, J. Buberger, and D. Trifonov, “Battery and Heating Data in Real Driving Cycles,” </w:t>
       </w:r>
       <w:r>
         <w:rPr>
@@ -16844,7 +19214,7 @@
           <w:i/>
           <w:sz w:val="16"/>
         </w:rPr>
-        <w:t>Neural Computation</w:t>
+        <w:t>IEEE DataPort (dataset)</w:t>
       </w:r>
       <w:r>
         <w:rPr>
@@ -16853,7 +19223,7 @@
           <w:i w:val="0"/>
           <w:sz w:val="16"/>
         </w:rPr>
-        <w:t>, vol. 9, no. 8, pp. 1735–1780, Nov. 1997, doi: 10.1162/neco.1997.9.8.1735.</w:t>
+        <w:t>, October 2020, doi: 10.21227/6jr9-5235.</w:t>
       </w:r>
     </w:p>
     <w:p>
@@ -16882,7 +19252,7 @@
           <w:i w:val="0"/>
           <w:sz w:val="16"/>
         </w:rPr>
-        <w:t xml:space="preserve">M. Steinstraeter, J. Buberger, and D. Trifonov, “Battery and Heating Data in Real Driving Cycles,” </w:t>
+        <w:t xml:space="preserve">G. Oh, D. J. LeBlanc, and H. Peng, “Vehicle Energy Dataset (VED), a large-scale dataset for vehicle energy consumption research,” </w:t>
       </w:r>
       <w:r>
         <w:rPr>
@@ -16891,7 +19261,7 @@
           <w:i/>
           <w:sz w:val="16"/>
         </w:rPr>
-        <w:t>IEEE DataPort (dataset)</w:t>
+        <w:t>IEEE Transactions on Intelligent Transportation Systems</w:t>
       </w:r>
       <w:r>
         <w:rPr>
@@ -16900,7 +19270,7 @@
           <w:i w:val="0"/>
           <w:sz w:val="16"/>
         </w:rPr>
-        <w:t>, October 2020, doi: 10.21227/6jr9-5235.</w:t>
+        <w:t>, vol. 23, no. 4, pp. 3302–3312, April 2022, doi: 10.1109/TITS.2020.3035596.</w:t>
       </w:r>
     </w:p>
     <w:p>
@@ -16929,7 +19299,7 @@
           <w:i w:val="0"/>
           <w:sz w:val="16"/>
         </w:rPr>
-        <w:t xml:space="preserve">G. Oh, D. J. LeBlanc, and H. Peng, “Vehicle Energy Dataset (VED), a large-scale dataset for vehicle energy consumption research,” </w:t>
+        <w:t xml:space="preserve">U.S. Environmental Protection Agency, “Dynamometer drive schedules,” </w:t>
       </w:r>
       <w:r>
         <w:rPr>
@@ -16938,7 +19308,7 @@
           <w:i/>
           <w:sz w:val="16"/>
         </w:rPr>
-        <w:t>IEEE Transactions on Intelligent Transportation Systems</w:t>
+        <w:t>U.S. EPA, Vehicle and Fuel Emissions Testing (web resource)</w:t>
       </w:r>
       <w:r>
         <w:rPr>
@@ -16947,7 +19317,7 @@
           <w:i w:val="0"/>
           <w:sz w:val="16"/>
         </w:rPr>
-        <w:t>, vol. 23, no. 4, pp. 3302–3312, April 2022, doi: 10.1109/TITS.2020.3035596.</w:t>
+        <w:t>.</w:t>
       </w:r>
     </w:p>
     <w:p>
@@ -16976,7 +19346,7 @@
           <w:i w:val="0"/>
           <w:sz w:val="16"/>
         </w:rPr>
-        <w:t xml:space="preserve">U.S. Environmental Protection Agency, “Dynamometer drive schedules,” </w:t>
+        <w:t xml:space="preserve">S. Tangi, A. Vatsa, A. Opam, P. K. Bonthagorla, and D. N. Gaonkar, “Smart strategies for improving electric vehicle battery performance and efficiency,” </w:t>
       </w:r>
       <w:r>
         <w:rPr>
@@ -16985,7 +19355,7 @@
           <w:i/>
           <w:sz w:val="16"/>
         </w:rPr>
-        <w:t>U.S. EPA, Vehicle and Fuel Emissions Testing (web resource)</w:t>
+        <w:t>Scientific Reports</w:t>
       </w:r>
       <w:r>
         <w:rPr>
@@ -16994,7 +19364,7 @@
           <w:i w:val="0"/>
           <w:sz w:val="16"/>
         </w:rPr>
-        <w:t>.</w:t>
+        <w:t>, vol. 15, pp. 42070, November 2025, doi: 10.1038/s41598-025-25987-1.</w:t>
       </w:r>
     </w:p>
     <w:p>
@@ -17023,7 +19393,7 @@
           <w:i w:val="0"/>
           <w:sz w:val="16"/>
         </w:rPr>
-        <w:t xml:space="preserve">R. E. Kalman, “A new approach to linear filtering and prediction problems,” </w:t>
+        <w:t xml:space="preserve">R. Bellman, “Dynamic Programming,” </w:t>
       </w:r>
       <w:r>
         <w:rPr>
@@ -17032,7 +19402,7 @@
           <w:i/>
           <w:sz w:val="16"/>
         </w:rPr>
-        <w:t>Journal of Basic Engineering</w:t>
+        <w:t>Princeton University Press, Princeton, NJ</w:t>
       </w:r>
       <w:r>
         <w:rPr>
@@ -17041,7 +19411,7 @@
           <w:i w:val="0"/>
           <w:sz w:val="16"/>
         </w:rPr>
-        <w:t>, vol. 82, no. 1, pp. 35–45, March 1960, doi: 10.1115/1.3662552.</w:t>
+        <w:t>, 1957.</w:t>
       </w:r>
     </w:p>
     <w:p>
@@ -17070,7 +19440,7 @@
           <w:i w:val="0"/>
           <w:sz w:val="16"/>
         </w:rPr>
-        <w:t xml:space="preserve">J. Zhang, Z. Wang, P. Liu, and Z. Zhang, “Energy consumption analysis and prediction of electric vehicles based on real-world driving data,” </w:t>
+        <w:t xml:space="preserve">R. E. Kalman, “A new approach to linear filtering and prediction problems,” </w:t>
       </w:r>
       <w:r>
         <w:rPr>
@@ -17079,7 +19449,7 @@
           <w:i/>
           <w:sz w:val="16"/>
         </w:rPr>
-        <w:t>Applied Energy</w:t>
+        <w:t>Journal of Basic Engineering</w:t>
       </w:r>
       <w:r>
         <w:rPr>
@@ -17088,7 +19458,7 @@
           <w:i w:val="0"/>
           <w:sz w:val="16"/>
         </w:rPr>
-        <w:t>, vol. 275, pp. 115408, October 2020, doi: 10.1016/j.apenergy.2020.115408.</w:t>
+        <w:t>, vol. 82, no. 1, pp. 35–45, March 1960, doi: 10.1115/1.3662552.</w:t>
       </w:r>
     </w:p>
     <w:p>
@@ -17117,7 +19487,7 @@
           <w:i w:val="0"/>
           <w:sz w:val="16"/>
         </w:rPr>
-        <w:t xml:space="preserve">M. B. Baluch, S. M. Sharkh, and A. Madhusudhanan, “Electric vehicle energy consumption modeling using real world driving data: System identification vs. machine learning,” </w:t>
+        <w:t xml:space="preserve">A. Vaswani et al., “Attention is all you need,” </w:t>
       </w:r>
       <w:r>
         <w:rPr>
@@ -17126,7 +19496,7 @@
           <w:i/>
           <w:sz w:val="16"/>
         </w:rPr>
-        <w:t>IEEE Transactions on Intelligent Vehicles</w:t>
+        <w:t>Advances in Neural Information Processing Systems 30</w:t>
       </w:r>
       <w:r>
         <w:rPr>
@@ -17135,7 +19505,7 @@
           <w:i w:val="0"/>
           <w:sz w:val="16"/>
         </w:rPr>
-        <w:t>, vol. 11, no. 3, pp. 401–414, March 2026, doi: 10.1109/TIV.2026.3656694.</w:t>
+        <w:t>, vol. 30, pp. 5998–6008, 2017.</w:t>
       </w:r>
     </w:p>
     <w:p>
@@ -17164,7 +19534,7 @@
           <w:i w:val="0"/>
           <w:sz w:val="16"/>
         </w:rPr>
-        <w:t xml:space="preserve">T. Chen and C. Guestrin, “XGBoost: A scalable tree boosting system,” </w:t>
+        <w:t xml:space="preserve">J. Zhang, Z. Wang, P. Liu, and Z. Zhang, “Energy consumption analysis and prediction of electric vehicles based on real-world driving data,” </w:t>
       </w:r>
       <w:r>
         <w:rPr>
@@ -17173,7 +19543,7 @@
           <w:i/>
           <w:sz w:val="16"/>
         </w:rPr>
-        <w:t>Proc. 22nd ACM SIGKDD Int. Conf. Knowledge Discovery and Data Mining</w:t>
+        <w:t>Applied Energy</w:t>
       </w:r>
       <w:r>
         <w:rPr>
@@ -17182,7 +19552,7 @@
           <w:i w:val="0"/>
           <w:sz w:val="16"/>
         </w:rPr>
-        <w:t>, pp. 785–794, Aug. 2016, doi: 10.1145/2939672.2939785.</w:t>
+        <w:t>, vol. 275, pp. 115408, October 2020, doi: 10.1016/j.apenergy.2020.115408.</w:t>
       </w:r>
     </w:p>
     <w:p>
@@ -17211,7 +19581,7 @@
           <w:i w:val="0"/>
           <w:sz w:val="16"/>
         </w:rPr>
-        <w:t xml:space="preserve">A. Vaswani et al., “Attention is all you need,” </w:t>
+        <w:t xml:space="preserve">M. B. Baluch, S. M. Sharkh, and A. Madhusudhanan, “Electric vehicle energy consumption modeling using real world driving data: System identification vs. machine learning,” </w:t>
       </w:r>
       <w:r>
         <w:rPr>
@@ -17220,7 +19590,7 @@
           <w:i/>
           <w:sz w:val="16"/>
         </w:rPr>
-        <w:t>Advances in Neural Information Processing Systems 30</w:t>
+        <w:t>IEEE Transactions on Intelligent Vehicles</w:t>
       </w:r>
       <w:r>
         <w:rPr>
@@ -17229,7 +19599,7 @@
           <w:i w:val="0"/>
           <w:sz w:val="16"/>
         </w:rPr>
-        <w:t>, vol. 30, pp. 5998–6008, 2017.</w:t>
+        <w:t>, vol. 11, no. 3, pp. 401–414, March 2026, doi: 10.1109/TIV.2026.3656694.</w:t>
       </w:r>
     </w:p>
     <w:p>
@@ -17258,7 +19628,7 @@
           <w:i w:val="0"/>
           <w:sz w:val="16"/>
         </w:rPr>
-        <w:t xml:space="preserve">M. Raissi, P. Perdikaris, and G. E. Karniadakis, “Physics-informed neural networks: A deep learning framework for solving forward and inverse problems involving nonlinear partial differential equations,” </w:t>
+        <w:t xml:space="preserve">T. Chen and C. Guestrin, “XGBoost: A scalable tree boosting system,” </w:t>
       </w:r>
       <w:r>
         <w:rPr>
@@ -17267,7 +19637,7 @@
           <w:i/>
           <w:sz w:val="16"/>
         </w:rPr>
-        <w:t>Journal of Computational Physics</w:t>
+        <w:t>Proc. 22nd ACM SIGKDD Int. Conf. Knowledge Discovery and Data Mining</w:t>
       </w:r>
       <w:r>
         <w:rPr>
@@ -17276,7 +19646,7 @@
           <w:i w:val="0"/>
           <w:sz w:val="16"/>
         </w:rPr>
-        <w:t>, vol. 378, pp. 686–707, February 2019, doi: 10.1016/j.jcp.2018.10.045.</w:t>
+        <w:t>, pp. 785–794, Aug. 2016, doi: 10.1145/2939672.2939785.</w:t>
       </w:r>
     </w:p>
     <w:p>
@@ -17305,7 +19675,7 @@
           <w:i w:val="0"/>
           <w:sz w:val="16"/>
         </w:rPr>
-        <w:t xml:space="preserve">J. Wu, H. He, J. Peng, Y. Li, and Z. Li, “Continuous reinforcement learning of energy management with deep Q network for a power split hybrid electric bus,” </w:t>
+        <w:t xml:space="preserve">M. Raissi, P. Perdikaris, and G. E. Karniadakis, “Physics-informed neural networks: A deep learning framework for solving forward and inverse problems involving nonlinear partial differential equations,” </w:t>
       </w:r>
       <w:r>
         <w:rPr>
@@ -17314,7 +19684,7 @@
           <w:i/>
           <w:sz w:val="16"/>
         </w:rPr>
-        <w:t>Applied Energy</w:t>
+        <w:t>Journal of Computational Physics</w:t>
       </w:r>
       <w:r>
         <w:rPr>
@@ -17323,7 +19693,7 @@
           <w:i w:val="0"/>
           <w:sz w:val="16"/>
         </w:rPr>
-        <w:t>, vol. 222, pp. 799–811, July 2018, doi: 10.1016/j.apenergy.2018.03.104.</w:t>
+        <w:t>, vol. 378, pp. 686–707, February 2019, doi: 10.1016/j.jcp.2018.10.045.</w:t>
       </w:r>
     </w:p>
     <w:p>
@@ -17352,7 +19722,7 @@
           <w:i w:val="0"/>
           <w:sz w:val="16"/>
         </w:rPr>
-        <w:t xml:space="preserve">W. Sun, Y. Zou, X. Zhang, N. Guo, B. Zhang, and G. Du, “High robustness energy management strategy of hybrid electric vehicle based on improved soft actor-critic deep reinforcement learning,” </w:t>
+        <w:t xml:space="preserve">J. Wu, H. He, J. Peng, Y. Li, and Z. Li, “Continuous reinforcement learning of energy management with deep Q network for a power split hybrid electric bus,” </w:t>
       </w:r>
       <w:r>
         <w:rPr>
@@ -17361,7 +19731,7 @@
           <w:i/>
           <w:sz w:val="16"/>
         </w:rPr>
-        <w:t>Energy</w:t>
+        <w:t>Applied Energy</w:t>
       </w:r>
       <w:r>
         <w:rPr>
@@ -17370,7 +19740,7 @@
           <w:i w:val="0"/>
           <w:sz w:val="16"/>
         </w:rPr>
-        <w:t>, vol. 258, pp. 124806, November 2022, doi: 10.1016/j.energy.2022.124806.</w:t>
+        <w:t>, vol. 222, pp. 799–811, July 2018, doi: 10.1016/j.apenergy.2018.03.104.</w:t>
       </w:r>
     </w:p>
     <w:p>
@@ -17399,7 +19769,7 @@
           <w:i w:val="0"/>
           <w:sz w:val="16"/>
         </w:rPr>
-        <w:t xml:space="preserve">T. Liu, X. Hu, S. E. Li, and D. Cao, “Reinforcement learning optimized look-ahead energy management of a parallel hybrid electric vehicle,” </w:t>
+        <w:t xml:space="preserve">W. Sun, Y. Zou, X. Zhang, N. Guo, B. Zhang, and G. Du, “High robustness energy management strategy of hybrid electric vehicle based on improved soft actor-critic deep reinforcement learning,” </w:t>
       </w:r>
       <w:r>
         <w:rPr>
@@ -17408,7 +19778,7 @@
           <w:i/>
           <w:sz w:val="16"/>
         </w:rPr>
-        <w:t>IEEE/ASME Transactions on Mechatronics</w:t>
+        <w:t>Energy</w:t>
       </w:r>
       <w:r>
         <w:rPr>
@@ -17417,7 +19787,7 @@
           <w:i w:val="0"/>
           <w:sz w:val="16"/>
         </w:rPr>
-        <w:t>, vol. 22, no. 4, pp. 1497–1507, August 2017, doi: 10.1109/TMECH.2017.2707338.</w:t>
+        <w:t>, vol. 258, pp. 124806, November 2022, doi: 10.1016/j.energy.2022.124806.</w:t>
       </w:r>
     </w:p>
     <w:p>
@@ -17446,7 +19816,7 @@
           <w:i w:val="0"/>
           <w:sz w:val="16"/>
         </w:rPr>
-        <w:t xml:space="preserve">R. Xiong, Y. Duan, J. Cao, and Q. Yu, “Battery and ultracapacitor in-the-loop approach to validate a real-time power management method for an all-climate electric vehicle,” </w:t>
+        <w:t xml:space="preserve">T. Liu, X. Hu, S. E. Li, and D. Cao, “Reinforcement learning optimized look-ahead energy management of a parallel hybrid electric vehicle,” </w:t>
       </w:r>
       <w:r>
         <w:rPr>
@@ -17455,7 +19825,7 @@
           <w:i/>
           <w:sz w:val="16"/>
         </w:rPr>
-        <w:t>Applied Energy</w:t>
+        <w:t>IEEE/ASME Transactions on Mechatronics</w:t>
       </w:r>
       <w:r>
         <w:rPr>
@@ -17464,7 +19834,7 @@
           <w:i w:val="0"/>
           <w:sz w:val="16"/>
         </w:rPr>
-        <w:t>, vol. 217, pp. 153–165, May 2018, doi: 10.1016/j.apenergy.2018.02.128.</w:t>
+        <w:t>, vol. 22, no. 4, pp. 1497–1507, August 2017, doi: 10.1109/TMECH.2017.2707338.</w:t>
       </w:r>
     </w:p>
     <w:p>
@@ -17493,7 +19863,7 @@
           <w:i w:val="0"/>
           <w:sz w:val="16"/>
         </w:rPr>
-        <w:t xml:space="preserve">R. Bellman, “Dynamic Programming,” </w:t>
+        <w:t xml:space="preserve">R. Xiong, Y. Duan, J. Cao, and Q. Yu, “Battery and ultracapacitor in-the-loop approach to validate a real-time power management method for an all-climate electric vehicle,” </w:t>
       </w:r>
       <w:r>
         <w:rPr>
@@ -17502,7 +19872,7 @@
           <w:i/>
           <w:sz w:val="16"/>
         </w:rPr>
-        <w:t>Princeton University Press, Princeton, NJ</w:t>
+        <w:t>Applied Energy</w:t>
       </w:r>
       <w:r>
         <w:rPr>
@@ -17511,7 +19881,7 @@
           <w:i w:val="0"/>
           <w:sz w:val="16"/>
         </w:rPr>
-        <w:t>, 1957.</w:t>
+        <w:t>, vol. 217, pp. 153–165, May 2018, doi: 10.1016/j.apenergy.2018.02.128.</w:t>
       </w:r>
     </w:p>
     <w:p>
@@ -17681,7 +20051,7 @@
           <w:i w:val="0"/>
           <w:sz w:val="16"/>
         </w:rPr>
-        <w:t xml:space="preserve">P. Henderson, R. Islam, P. Bachman, J. Pineau, D. Precup, and D. Meger, “Deep reinforcement learning that matters,” </w:t>
+        <w:t xml:space="preserve">R. Agarwal, M. Schwarzer, P. S. Castro, A. Courville, and M. G. Bellemare, “Deep reinforcement learning at the edge of the statistical precipice,” </w:t>
       </w:r>
       <w:r>
         <w:rPr>
@@ -17690,7 +20060,7 @@
           <w:i/>
           <w:sz w:val="16"/>
         </w:rPr>
-        <w:t>Proceedings of the AAAI Conference on Artificial Intelligence</w:t>
+        <w:t>Advances in Neural Information Processing Systems (NeurIPS)</w:t>
       </w:r>
       <w:r>
         <w:rPr>
@@ -17699,7 +20069,7 @@
           <w:i w:val="0"/>
           <w:sz w:val="16"/>
         </w:rPr>
-        <w:t>, vol. 32, no. 1, pp. 3207–3214, April 2018, doi: 10.1609/aaai.v32i1.11694.</w:t>
+        <w:t>, vol. 34, December 2021.</w:t>
       </w:r>
     </w:p>
     <w:p>
@@ -17728,7 +20098,7 @@
           <w:i w:val="0"/>
           <w:sz w:val="16"/>
         </w:rPr>
-        <w:t xml:space="preserve">R. Agarwal, M. Schwarzer, P. S. Castro, A. Courville, and M. G. Bellemare, “Deep reinforcement learning at the edge of the statistical precipice,” </w:t>
+        <w:t xml:space="preserve">A. Sciarretta, G. De Nunzio, and L. L. Ojeda, “Optimal ecodriving control: Energy-efficient driving of road vehicles as an optimal control problem,” </w:t>
       </w:r>
       <w:r>
         <w:rPr>
@@ -17737,7 +20107,7 @@
           <w:i/>
           <w:sz w:val="16"/>
         </w:rPr>
-        <w:t>Advances in Neural Information Processing Systems (NeurIPS)</w:t>
+        <w:t>IEEE Control Systems Magazine</w:t>
       </w:r>
       <w:r>
         <w:rPr>
@@ -17746,7 +20116,7 @@
           <w:i w:val="0"/>
           <w:sz w:val="16"/>
         </w:rPr>
-        <w:t>, vol. 34, December 2021.</w:t>
+        <w:t>, vol. 35, no. 5, pp. 71–90, October 2015, doi: 10.1109/MCS.2015.2449688.</w:t>
       </w:r>
     </w:p>
     <w:p>
@@ -17775,7 +20145,7 @@
           <w:i w:val="0"/>
           <w:sz w:val="16"/>
         </w:rPr>
-        <w:t xml:space="preserve">A. Sciarretta, G. De Nunzio, and L. L. Ojeda, “Optimal ecodriving control: Energy-efficient driving of road vehicles as an optimal control problem,” </w:t>
+        <w:t xml:space="preserve">M. Wegener, L. Koch, M. Eisenbarth, and J. Andert, “Automated eco-driving in urban scenarios using deep reinforcement learning,” </w:t>
       </w:r>
       <w:r>
         <w:rPr>
@@ -17784,7 +20154,7 @@
           <w:i/>
           <w:sz w:val="16"/>
         </w:rPr>
-        <w:t>IEEE Control Systems Magazine</w:t>
+        <w:t>Transportation Research Part C: Emerging Technologies</w:t>
       </w:r>
       <w:r>
         <w:rPr>
@@ -17793,7 +20163,7 @@
           <w:i w:val="0"/>
           <w:sz w:val="16"/>
         </w:rPr>
-        <w:t>, vol. 35, no. 5, pp. 71–90, October 2015, doi: 10.1109/MCS.2015.2449688.</w:t>
+        <w:t>, vol. 126, pp. 102967, 2021, doi: 10.1016/j.trc.2021.102967.</w:t>
       </w:r>
     </w:p>
     <w:p>
@@ -17822,7 +20192,7 @@
           <w:i w:val="0"/>
           <w:sz w:val="16"/>
         </w:rPr>
-        <w:t xml:space="preserve">M. Wegener, L. Koch, M. Eisenbarth, and J. Andert, “Automated eco-driving in urban scenarios using deep reinforcement learning,” </w:t>
+        <w:t xml:space="preserve">J. Skalse, N. H. R. Howe, D. Krasheninnikov, and D. Krueger, “Defining and characterizing reward gaming,” </w:t>
       </w:r>
       <w:r>
         <w:rPr>
@@ -17831,7 +20201,7 @@
           <w:i/>
           <w:sz w:val="16"/>
         </w:rPr>
-        <w:t>Transportation Research Part C: Emerging Technologies</w:t>
+        <w:t>Advances in Neural Information Processing Systems (NeurIPS)</w:t>
       </w:r>
       <w:r>
         <w:rPr>
@@ -17840,7 +20210,7 @@
           <w:i w:val="0"/>
           <w:sz w:val="16"/>
         </w:rPr>
-        <w:t>, vol. 126, pp. 102967, 2021, doi: 10.1016/j.trc.2021.102967.</w:t>
+        <w:t>, vol. 35, December 2022.</w:t>
       </w:r>
     </w:p>
     <w:p>
@@ -17869,7 +20239,7 @@
           <w:i w:val="0"/>
           <w:sz w:val="16"/>
         </w:rPr>
-        <w:t xml:space="preserve">D. Amodei, C. Olah, J. Steinhardt, P. Christiano, J. Schulman, and D. Mane, “Concrete problems in AI safety,” </w:t>
+        <w:t xml:space="preserve">J. Lehman, J. Clune, D. Misevic, and et al., “The surprising creativity of digital evolution: A collection of anecdotes from the evolutionary computation and artificial life research communities,” </w:t>
       </w:r>
       <w:r>
         <w:rPr>
@@ -17878,7 +20248,7 @@
           <w:i/>
           <w:sz w:val="16"/>
         </w:rPr>
-        <w:t>arXiv preprint arXiv:1606.06565</w:t>
+        <w:t>Artificial Life</w:t>
       </w:r>
       <w:r>
         <w:rPr>
@@ -17887,7 +20257,7 @@
           <w:i w:val="0"/>
           <w:sz w:val="16"/>
         </w:rPr>
-        <w:t>, June 2016.</w:t>
+        <w:t>, vol. 26, no. 2, pp. 274–306, 2020, doi: 10.1162/artl_a_00319.</w:t>
       </w:r>
     </w:p>
     <w:p>
@@ -17916,7 +20286,7 @@
           <w:i w:val="0"/>
           <w:sz w:val="16"/>
         </w:rPr>
-        <w:t xml:space="preserve">J. Skalse, N. H. R. Howe, D. Krasheninnikov, and D. Krueger, “Defining and characterizing reward gaming,” </w:t>
+        <w:t xml:space="preserve">J. Tobin, R. Fong, A. Ray, J. Schneider, W. Zaremba, and P. Abbeel, “Domain randomization for transferring deep neural networks from simulation to the real world,” </w:t>
       </w:r>
       <w:r>
         <w:rPr>
@@ -17925,7 +20295,7 @@
           <w:i/>
           <w:sz w:val="16"/>
         </w:rPr>
-        <w:t>Advances in Neural Information Processing Systems (NeurIPS)</w:t>
+        <w:t>Proceedings of the IEEE/RSJ International Conference on Intelligent Robots and Systems (IROS)</w:t>
       </w:r>
       <w:r>
         <w:rPr>
@@ -17934,7 +20304,7 @@
           <w:i w:val="0"/>
           <w:sz w:val="16"/>
         </w:rPr>
-        <w:t>, vol. 35, December 2022.</w:t>
+        <w:t>, September 2017, doi: 10.1109/IROS.2017.8202133.</w:t>
       </w:r>
     </w:p>
     <w:p>
@@ -17963,7 +20333,7 @@
           <w:i w:val="0"/>
           <w:sz w:val="16"/>
         </w:rPr>
-        <w:t xml:space="preserve">J. Lehman, J. Clune, D. Misevic, and et al., “The surprising creativity of digital evolution: A collection of anecdotes from the evolutionary computation and artificial life research communities,” </w:t>
+        <w:t xml:space="preserve">W. Zhao, J. P. Queralta, and T. Westerlund, “Sim-to-real transfer in deep reinforcement learning for robotics: a survey,” </w:t>
       </w:r>
       <w:r>
         <w:rPr>
@@ -17972,7 +20342,7 @@
           <w:i/>
           <w:sz w:val="16"/>
         </w:rPr>
-        <w:t>Artificial Life</w:t>
+        <w:t>Proceedings of the IEEE Symposium Series on Computational Intelligence (SSCI)</w:t>
       </w:r>
       <w:r>
         <w:rPr>
@@ -17981,7 +20351,7 @@
           <w:i w:val="0"/>
           <w:sz w:val="16"/>
         </w:rPr>
-        <w:t>, vol. 26, no. 2, pp. 274–306, 2020, doi: 10.1162/artl_a_00319.</w:t>
+        <w:t>, pp. 737–744, December 2020, doi: 10.1109/SSCI47803.2020.9308468.</w:t>
       </w:r>
     </w:p>
     <w:p>
@@ -18010,7 +20380,7 @@
           <w:i w:val="0"/>
           <w:sz w:val="16"/>
         </w:rPr>
-        <w:t xml:space="preserve">J. Tobin, R. Fong, A. Ray, J. Schneider, W. Zaremba, and P. Abbeel, “Domain randomization for transferring deep neural networks from simulation to the real world,” </w:t>
+        <w:t xml:space="preserve">A. Biswas and A. Emadi, “Energy management systems for electrified powertrains: State-of-the-art review and future trends,” </w:t>
       </w:r>
       <w:r>
         <w:rPr>
@@ -18019,7 +20389,7 @@
           <w:i/>
           <w:sz w:val="16"/>
         </w:rPr>
-        <w:t>Proceedings of the IEEE/RSJ International Conference on Intelligent Robots and Systems (IROS)</w:t>
+        <w:t>IEEE Transactions on Vehicular Technology</w:t>
       </w:r>
       <w:r>
         <w:rPr>
@@ -18028,7 +20398,7 @@
           <w:i w:val="0"/>
           <w:sz w:val="16"/>
         </w:rPr>
-        <w:t>, September 2017, doi: 10.1109/IROS.2017.8202133.</w:t>
+        <w:t>, vol. 68, no. 7, pp. 6453–6467, July 2019, doi: 10.1109/TVT.2019.2914457.</w:t>
       </w:r>
     </w:p>
     <w:p>
@@ -18057,7 +20427,7 @@
           <w:i w:val="0"/>
           <w:sz w:val="16"/>
         </w:rPr>
-        <w:t xml:space="preserve">W. Zhao, J. P. Queralta, and T. Westerlund, “Sim-to-real transfer in deep reinforcement learning for robotics: a survey,” </w:t>
+        <w:t xml:space="preserve">R. David et al., “TensorFlow Lite Micro: Embedded machine learning for TinyML systems,” </w:t>
       </w:r>
       <w:r>
         <w:rPr>
@@ -18066,7 +20436,7 @@
           <w:i/>
           <w:sz w:val="16"/>
         </w:rPr>
-        <w:t>Proceedings of the IEEE Symposium Series on Computational Intelligence (SSCI)</w:t>
+        <w:t>Proceedings of Machine Learning and Systems (MLSys)</w:t>
       </w:r>
       <w:r>
         <w:rPr>
@@ -18075,7 +20445,7 @@
           <w:i w:val="0"/>
           <w:sz w:val="16"/>
         </w:rPr>
-        <w:t>, pp. 737–744, December 2020, doi: 10.1109/SSCI47803.2020.9308468.</w:t>
+        <w:t>, vol. 3, 2021.</w:t>
       </w:r>
     </w:p>
     <w:p>
@@ -18104,7 +20474,7 @@
           <w:i w:val="0"/>
           <w:sz w:val="16"/>
         </w:rPr>
-        <w:t xml:space="preserve">R. David et al., “TensorFlow Lite Micro: Embedded machine learning for TinyML systems,” </w:t>
+        <w:t xml:space="preserve">J. Lin, W.-M. Chen, Y. Lin, J. Cohn, C. Gan, and S. Han, “MCUNet: Tiny deep learning on IoT devices,” </w:t>
       </w:r>
       <w:r>
         <w:rPr>
@@ -18113,7 +20483,7 @@
           <w:i/>
           <w:sz w:val="16"/>
         </w:rPr>
-        <w:t>Proceedings of Machine Learning and Systems (MLSys)</w:t>
+        <w:t>Advances in Neural Information Processing Systems 33</w:t>
       </w:r>
       <w:r>
         <w:rPr>
@@ -18122,7 +20492,7 @@
           <w:i w:val="0"/>
           <w:sz w:val="16"/>
         </w:rPr>
-        <w:t>, vol. 3, 2021.</w:t>
+        <w:t>, vol. 33, 2020.</w:t>
       </w:r>
     </w:p>
     <w:p>
@@ -18151,7 +20521,7 @@
           <w:i w:val="0"/>
           <w:sz w:val="16"/>
         </w:rPr>
-        <w:t xml:space="preserve">J. Lin, W.-M. Chen, Y. Lin, J. Cohn, C. Gan, and S. Han, “MCUNet: Tiny deep learning on IoT devices,” </w:t>
+        <w:t xml:space="preserve">B. Jacob et al., “Quantization and training of neural networks for efficient integer-arithmetic-only inference,” </w:t>
       </w:r>
       <w:r>
         <w:rPr>
@@ -18160,7 +20530,7 @@
           <w:i/>
           <w:sz w:val="16"/>
         </w:rPr>
-        <w:t>Advances in Neural Information Processing Systems 33</w:t>
+        <w:t>Proceedings of the IEEE/CVF Conference on Computer Vision and Pattern Recognition (CVPR)</w:t>
       </w:r>
       <w:r>
         <w:rPr>
@@ -18169,7 +20539,7 @@
           <w:i w:val="0"/>
           <w:sz w:val="16"/>
         </w:rPr>
-        <w:t>, vol. 33, 2020.</w:t>
+        <w:t>, pp. 2704–2713, June 2018, doi: 10.1109/CVPR.2018.00286.</w:t>
       </w:r>
     </w:p>
     <w:p>
@@ -18198,7 +20568,7 @@
           <w:i w:val="0"/>
           <w:sz w:val="16"/>
         </w:rPr>
-        <w:t xml:space="preserve">B. Jacob et al., “Quantization and training of neural networks for efficient integer-arithmetic-only inference,” </w:t>
+        <w:t xml:space="preserve">G. Hinton, O. Vinyals, and J. Dean, “Distilling the knowledge in a neural network,” </w:t>
       </w:r>
       <w:r>
         <w:rPr>
@@ -18207,7 +20577,7 @@
           <w:i/>
           <w:sz w:val="16"/>
         </w:rPr>
-        <w:t>Proceedings of the IEEE/CVF Conference on Computer Vision and Pattern Recognition (CVPR)</w:t>
+        <w:t>arXiv preprint arXiv:1503.02531 (NIPS 2014 Deep Learning and Representation Learning Workshop)</w:t>
       </w:r>
       <w:r>
         <w:rPr>
@@ -18216,7 +20586,7 @@
           <w:i w:val="0"/>
           <w:sz w:val="16"/>
         </w:rPr>
-        <w:t>, pp. 2704–2713, June 2018, doi: 10.1109/CVPR.2018.00286.</w:t>
+        <w:t>, March 2015, doi: 10.48550/arXiv.1503.02531.</w:t>
       </w:r>
     </w:p>
     <w:p>
@@ -18245,7 +20615,7 @@
           <w:i w:val="0"/>
           <w:sz w:val="16"/>
         </w:rPr>
-        <w:t xml:space="preserve">G. Hinton, O. Vinyals, and J. Dean, “Distilling the knowledge in a neural network,” </w:t>
+        <w:t xml:space="preserve">D. Seo and J. Kang, “Dynamic-model-free vehicle velocity estimation using extended Kalman filter with IMU, steering angle, and wheel speed sensors,” </w:t>
       </w:r>
       <w:r>
         <w:rPr>
@@ -18254,7 +20624,7 @@
           <w:i/>
           <w:sz w:val="16"/>
         </w:rPr>
-        <w:t>arXiv preprint arXiv:1503.02531 (NIPS 2014 Deep Learning and Representation Learning Workshop)</w:t>
+        <w:t>Measurement</w:t>
       </w:r>
       <w:r>
         <w:rPr>
@@ -18263,7 +20633,7 @@
           <w:i w:val="0"/>
           <w:sz w:val="16"/>
         </w:rPr>
-        <w:t>, March 2015, doi: 10.48550/arXiv.1503.02531.</w:t>
+        <w:t>, vol. 242, pp. 115810, January 2025, doi: 10.1016/j.measurement.2024.115810.</w:t>
       </w:r>
     </w:p>
     <w:p>
@@ -18292,7 +20662,7 @@
           <w:i w:val="0"/>
           <w:sz w:val="16"/>
         </w:rPr>
-        <w:t xml:space="preserve">G. Dulac-Arnold et al., “Challenges of real-world reinforcement learning: Definitions, benchmarks and analysis,” </w:t>
+        <w:t xml:space="preserve">R. Isermann, “Model-based fault-detection and diagnosis: Status and applications,” </w:t>
       </w:r>
       <w:r>
         <w:rPr>
@@ -18301,7 +20671,7 @@
           <w:i/>
           <w:sz w:val="16"/>
         </w:rPr>
-        <w:t>Machine Learning</w:t>
+        <w:t>Annual Reviews in Control</w:t>
       </w:r>
       <w:r>
         <w:rPr>
@@ -18310,7 +20680,7 @@
           <w:i w:val="0"/>
           <w:sz w:val="16"/>
         </w:rPr>
-        <w:t>, vol. 110, no. 9, pp. 2419–2468, April 2021, doi: 10.1007/s10994-021-05961-4.</w:t>
+        <w:t>, vol. 29, no. 1, pp. 71–85, 2005, doi: 10.1016/j.arcontrol.2004.12.002.</w:t>
       </w:r>
     </w:p>
     <w:p>
@@ -18339,7 +20709,7 @@
           <w:i w:val="0"/>
           <w:sz w:val="16"/>
         </w:rPr>
-        <w:t xml:space="preserve">D. Seo and J. Kang, “Dynamic-model-free vehicle velocity estimation using extended Kalman filter with IMU, steering angle, and wheel speed sensors,” </w:t>
+        <w:t xml:space="preserve">P. Malhotra, L. Vig, G. Shroff, and P. Agarwal, “Long short term memory networks for anomaly detection in time series,” </w:t>
       </w:r>
       <w:r>
         <w:rPr>
@@ -18348,7 +20718,7 @@
           <w:i/>
           <w:sz w:val="16"/>
         </w:rPr>
-        <w:t>Measurement</w:t>
+        <w:t>Proceedings of the European Symposium on Artificial Neural Networks (ESANN)</w:t>
       </w:r>
       <w:r>
         <w:rPr>
@@ -18357,7 +20727,7 @@
           <w:i w:val="0"/>
           <w:sz w:val="16"/>
         </w:rPr>
-        <w:t>, vol. 242, pp. 115810, January 2025, doi: 10.1016/j.measurement.2024.115810.</w:t>
+        <w:t>, pp. 89–94, April 2015.</w:t>
       </w:r>
     </w:p>
     <w:p>
@@ -18386,7 +20756,7 @@
           <w:i w:val="0"/>
           <w:sz w:val="16"/>
         </w:rPr>
-        <w:t xml:space="preserve">R. Isermann, “Model-based fault-detection and diagnosis: Status and applications,” </w:t>
+        <w:t xml:space="preserve">V. Chandola, A. Banerjee, and V. Kumar, “Anomaly detection: A survey,” </w:t>
       </w:r>
       <w:r>
         <w:rPr>
@@ -18395,7 +20765,7 @@
           <w:i/>
           <w:sz w:val="16"/>
         </w:rPr>
-        <w:t>Annual Reviews in Control</w:t>
+        <w:t>ACM Computing Surveys</w:t>
       </w:r>
       <w:r>
         <w:rPr>
@@ -18404,7 +20774,7 @@
           <w:i w:val="0"/>
           <w:sz w:val="16"/>
         </w:rPr>
-        <w:t>, vol. 29, no. 1, pp. 71–85, 2005, doi: 10.1016/j.arcontrol.2004.12.002.</w:t>
+        <w:t>, vol. 41, no. 3, pp. 1–58, July 2009, doi: 10.1145/1541880.1541882.</w:t>
       </w:r>
     </w:p>
     <w:p>
@@ -18433,7 +20803,7 @@
           <w:i w:val="0"/>
           <w:sz w:val="16"/>
         </w:rPr>
-        <w:t xml:space="preserve">P. Malhotra, L. Vig, G. Shroff, and P. Agarwal, “Long short term memory networks for anomaly detection in time series,” </w:t>
+        <w:t xml:space="preserve">K. Cho et al., “Learning phrase representations using RNN encoder-decoder for statistical machine translation,” </w:t>
       </w:r>
       <w:r>
         <w:rPr>
@@ -18442,7 +20812,7 @@
           <w:i/>
           <w:sz w:val="16"/>
         </w:rPr>
-        <w:t>Proceedings of the European Symposium on Artificial Neural Networks (ESANN)</w:t>
+        <w:t>Proceedings of the 2014 Conference on Empirical Methods in Natural Language Processing (EMNLP)</w:t>
       </w:r>
       <w:r>
         <w:rPr>
@@ -18451,7 +20821,7 @@
           <w:i w:val="0"/>
           <w:sz w:val="16"/>
         </w:rPr>
-        <w:t>, pp. 89–94, April 2015.</w:t>
+        <w:t>, pp. 1724–1734, 2014, doi: 10.3115/v1/D14-1179.</w:t>
       </w:r>
     </w:p>
     <w:p>
@@ -18480,7 +20850,7 @@
           <w:i w:val="0"/>
           <w:sz w:val="16"/>
         </w:rPr>
-        <w:t xml:space="preserve">V. Chandola, A. Banerjee, and V. Kumar, “Anomaly detection: A survey,” </w:t>
+        <w:t xml:space="preserve">A. Kusupati, M. Singh, K. Bhatia, A. Kumar, P. Jain, and M. Varma, “FastGRNN: A fast, accurate, stable and tiny kilobyte sized gated recurrent neural network,” </w:t>
       </w:r>
       <w:r>
         <w:rPr>
@@ -18489,7 +20859,7 @@
           <w:i/>
           <w:sz w:val="16"/>
         </w:rPr>
-        <w:t>ACM Computing Surveys</w:t>
+        <w:t>Advances in Neural Information Processing Systems 31</w:t>
       </w:r>
       <w:r>
         <w:rPr>
@@ -18498,7 +20868,7 @@
           <w:i w:val="0"/>
           <w:sz w:val="16"/>
         </w:rPr>
-        <w:t>, vol. 41, no. 3, pp. 1–58, July 2009, doi: 10.1145/1541880.1541882.</w:t>
+        <w:t>, vol. 31, 2018.</w:t>
       </w:r>
     </w:p>
     <w:p>
@@ -18527,7 +20897,7 @@
           <w:i w:val="0"/>
           <w:sz w:val="16"/>
         </w:rPr>
-        <w:t xml:space="preserve">K. Cho et al., “Learning phrase representations using RNN encoder-decoder for statistical machine translation,” </w:t>
+        <w:t xml:space="preserve">Idaho National Laboratory and Intertek, “2013 Nissan Leaf, advanced vehicle testing, baseline testing results,” </w:t>
       </w:r>
       <w:r>
         <w:rPr>
@@ -18536,7 +20906,7 @@
           <w:i/>
           <w:sz w:val="16"/>
         </w:rPr>
-        <w:t>Proceedings of the 2014 Conference on Empirical Methods in Natural Language Processing (EMNLP)</w:t>
+        <w:t>U.S. Department of Energy, Vehicle Technologies Program (technical report)</w:t>
       </w:r>
       <w:r>
         <w:rPr>
@@ -18545,7 +20915,7 @@
           <w:i w:val="0"/>
           <w:sz w:val="16"/>
         </w:rPr>
-        <w:t>, pp. 1724–1734, 2014, doi: 10.3115/v1/D14-1179.</w:t>
+        <w:t>.</w:t>
       </w:r>
     </w:p>
     <w:p>
@@ -18574,7 +20944,7 @@
           <w:i w:val="0"/>
           <w:sz w:val="16"/>
         </w:rPr>
-        <w:t xml:space="preserve">A. Kusupati, M. Singh, K. Bhatia, A. Kumar, P. Jain, and M. Varma, “FastGRNN: A fast, accurate, stable and tiny kilobyte sized gated recurrent neural network,” </w:t>
+        <w:t xml:space="preserve">S. Hochreiter and J. Schmidhuber, “Long short-term memory,” </w:t>
       </w:r>
       <w:r>
         <w:rPr>
@@ -18583,7 +20953,7 @@
           <w:i/>
           <w:sz w:val="16"/>
         </w:rPr>
-        <w:t>Advances in Neural Information Processing Systems 31</w:t>
+        <w:t>Neural Computation</w:t>
       </w:r>
       <w:r>
         <w:rPr>
@@ -18592,54 +20962,7 @@
           <w:i w:val="0"/>
           <w:sz w:val="16"/>
         </w:rPr>
-        <w:t>, vol. 31, 2018.</w:t>
-      </w:r>
-    </w:p>
-    <w:p>
-      <w:pPr>
-        <w:tabs>
-          <w:tab w:pos="403" w:val="left"/>
-        </w:tabs>
-        <w:spacing w:before="0" w:after="20"/>
-        <w:ind w:left="403" w:hanging="403"/>
-        <w:jc w:val="both"/>
-      </w:pPr>
-      <w:r>
-        <w:rPr>
-          <w:rFonts w:ascii="Times New Roman" w:hAnsi="Times New Roman" w:eastAsia="Times New Roman"/>
-          <w:b w:val="0"/>
-          <w:i w:val="0"/>
-          <w:sz w:val="16"/>
-        </w:rPr>
-        <w:t>[44]</w:t>
-        <w:tab/>
-      </w:r>
-      <w:r>
-        <w:rPr>
-          <w:rFonts w:ascii="Times New Roman" w:hAnsi="Times New Roman" w:eastAsia="Times New Roman"/>
-          <w:b w:val="0"/>
-          <w:i w:val="0"/>
-          <w:sz w:val="16"/>
-        </w:rPr>
-        <w:t xml:space="preserve">Idaho National Laboratory and Intertek, “2013 Nissan Leaf, advanced vehicle testing, baseline testing results,” </w:t>
-      </w:r>
-      <w:r>
-        <w:rPr>
-          <w:rFonts w:ascii="Times New Roman" w:hAnsi="Times New Roman" w:eastAsia="Times New Roman"/>
-          <w:b w:val="0"/>
-          <w:i/>
-          <w:sz w:val="16"/>
-        </w:rPr>
-        <w:t>U.S. Department of Energy, Vehicle Technologies Program (technical report)</w:t>
-      </w:r>
-      <w:r>
-        <w:rPr>
-          <w:rFonts w:ascii="Times New Roman" w:hAnsi="Times New Roman" w:eastAsia="Times New Roman"/>
-          <w:b w:val="0"/>
-          <w:i w:val="0"/>
-          <w:sz w:val="16"/>
-        </w:rPr>
-        <w:t>.</w:t>
+        <w:t>, vol. 9, no. 8, pp. 1735–1780, Nov. 1997, doi: 10.1162/neco.1997.9.8.1735.</w:t>
       </w:r>
     </w:p>
     <w:p>

--- a/paper/EV-PIL-mock-paper-IEEE-Access.docx
+++ b/paper/EV-PIL-mock-paper-IEEE-Access.docx
@@ -160,7 +160,7 @@
           <w:i w:val="0"/>
           <w:sz w:val="18"/>
         </w:rPr>
-        <w:t>A learned electric-vehicle energy manager is trained and scored against a simulated vehicle, so a fault in that model can be read as a gain. This paper reports one case and the checks that exposed it. A Soft Actor-Critic policy and a rule-based energy manager ran on an ESP32-S3 microcontroller at 100 Hz in a processor-in-the-loop arrangement, against a longitudinal vehicle model identified from logged trips. In a first campaign the policy used less energy than the rules in 14 of 16 settings, by 8.28% on average, and a repeat campaign reproduced it. The gain came from the model, which capped billed battery power at the policy's ceiling but computed acceleration from the uncapped torque. Repetition reproduced the fault, and trip replays never imposed a binding ceiling, so neither detected it. It was caught when the policy finished 7% below a dynamic-programming reference policy computed beforehand, at equal tracking, and a sweep of fixed ceilings with no controller drove all of US06 on 8.05 Wh/km at 5 kW. After correction and retraining, over 36 runs and 2,282,832 control steps, none late, the policy used less energy in 1 of 16 settings and 0.94% more on average, with worse speed tracking, measured on the target. The 8.28% result is withdrawn. Measured gains came from estimation: a two-state Kalman speed estimator cut the energy lost at ten times the sensor-noise floor from 9.44 to 0.24 Wh/km, and a bias-aware detector caught 120 of 120 injected speed-sensor faults with no false alarm in one clean hour.</w:t>
+        <w:t>A learned electric-vehicle energy manager is trained and scored against a simulated vehicle, so a fault in that model can be read as a gain. This paper reports one case and the checks that exposed it. A Soft Actor-Critic policy and a rule-based energy manager ran on an ESP32-S3 microcontroller at 100 Hz in a processor-in-the-loop arrangement, against a longitudinal vehicle model identified from logged trips. In a first campaign the policy used less energy than the rules in 14 of 16 settings, by 8.28% on average, and a repeat campaign reproduced it. The gain came from the model, which capped billed battery power at the policy's ceiling but computed acceleration from the uncapped torque. Repetition reproduced the fault, and trip replays never imposed a binding ceiling, so neither detected it. It was caught when the policy finished 7% below a dynamic-programming reference computed beforehand, at equal tracking, and a sweep of fixed ceilings with no controller drove US06 on 8.05 Wh/km at 5 kW. After correction and retraining, over 36 runs and 2,282,832 control steps, none late, the policy used less energy in 1 of 16 settings and 0.94% more on average, with worse speed tracking on the target. The 8.28% result is withdrawn. Measured gains came from estimation: a two-state Kalman speed estimator cut the energy lost at ten times the sensor-noise floor from 9.44 to 0.24 Wh/km, and a bias-aware detector caught 120 of 120 injected speed-sensor faults with no false alarm in one clean hour.</w:t>
       </w:r>
     </w:p>
     <w:p>
@@ -560,7 +560,7 @@
           <w:i w:val="0"/>
           <w:sz w:val="20"/>
         </w:rPr>
-        <w:t>Reinforcement learning has been applied to energy management mainly in hybrid vehicles. A deep Q-network strategy for a power-split hybrid bus reached about 89% of the fuel economy of DP on an unseen driving condition [17], a SAC-based strategy for a hybrid tracked vehicle was compared with standard SAC and with DDPG in simulation [18], and a look-ahead strategy for a parallel hybrid combined velocity prediction with reinforcement learning and was checked on a HIL bench against DP [19]. A learned power manager for a battery EV with an ultracapacitor was compared with rules and DP [20]. The reference points are classical. DP [10] gives the optimum for a known cycle, Pontryagin's minimum principle offers an analytical route [21], and the equivalent consumption minimisation strategy (ECMS) turns the problem into an instantaneous cost [22], [23]. Rules are the usual deployable baseline.</w:t>
+        <w:t>Reinforcement learning has been applied to energy management mainly in hybrid vehicles [17]. A deep Q-network strategy for a power-split hybrid bus reached about 89% of the fuel economy of DP on an unseen driving condition [18], a SAC-based strategy for a hybrid tracked vehicle was compared with standard SAC and with DDPG in simulation [19], and a look-ahead strategy for a parallel hybrid combined velocity prediction with reinforcement learning and was checked on a HIL bench against DP [20]. A learned power manager for a battery EV with an ultracapacitor was compared with rules and DP [21]. The reference points are classical. DP [10] gives the optimum for a known cycle, Pontryagin's minimum principle offers an analytical route [22], and the equivalent consumption minimisation strategy (ECMS) turns the problem into an instantaneous cost [23], [24]. Rules are the usual deployable baseline.</w:t>
       </w:r>
     </w:p>
     <w:p>
@@ -592,7 +592,7 @@
           <w:i w:val="0"/>
           <w:sz w:val="20"/>
         </w:rPr>
-        <w:t>Evaluation practice matters as much as the method. Deep reinforcement learning results differ across seeds and implementation choices [2], and point estimates over a few runs hide uncertainty that intervals and rank statistics would show [24]. Paired differences with intervals and a rank test are reported here for that reason.</w:t>
+        <w:t>Evaluation practice matters as much as the method. Deep reinforcement learning results differ across seeds and implementation choices [2], and point estimates over a few runs hide uncertainty that intervals and rank statistics would show [25]. Paired differences with intervals and a rank test are reported here for that reason.</w:t>
       </w:r>
     </w:p>
     <w:p>
@@ -623,7 +623,7 @@
           <w:i w:val="0"/>
           <w:sz w:val="20"/>
         </w:rPr>
-        <w:t>When speed is free, the problem changes. Sciarretta et al. [25] cast energy-efficient driving as an optimal control problem and survey its solutions, and deep reinforcement learning has been applied to eco-driving in urban scenarios [26]. The DP planner of Section VIII belongs to the classical family. It shows where headroom reappears and is not offered as a new planner.</w:t>
+        <w:t>When speed is free, the problem changes. Sciarretta et al. [26] cast energy-efficient driving as an optimal control problem and survey its solutions, and deep reinforcement learning has been applied to eco-driving in urban scenarios [27]. The DP planner of Section VIII belongs to the classical family. It shows where headroom reappears and is not offered as a new planner.</w:t>
       </w:r>
     </w:p>
     <w:p>
@@ -654,7 +654,7 @@
           <w:i w:val="0"/>
           <w:sz w:val="20"/>
         </w:rPr>
-        <w:t>A learner optimises the simulator it is given, not the vehicle it stands for. Amodei et al. [1] list reward hacking among the concrete problems of learned systems, including exploits of how a reward is implemented, Skalse et al. [27] define it formally as optimisation of an imperfect proxy that lowers the true objective, and Lehman et al. [28] collected cases in which evolutionary search exposed bugs in simulations and exploited them. Sim-to-real work addresses a neighbouring gap, between simulator and physical system, by randomising simulator parameters [29] and related methods [30]. The artefact here is a plain instance of the first kind: a billing rule that did not act on motion. Section IX lists checks that would have exposed it.</w:t>
+        <w:t>A learner optimises the simulator it is given, not the vehicle it stands for. Amodei et al. [1] list reward hacking among the concrete problems of learned systems, including exploits of how a reward is implemented, Skalse et al. [28] define it formally as optimisation of an imperfect proxy that lowers the true objective, and Lehman et al. [29] collected cases in which evolutionary search exposed bugs in simulations and exploited them. Sim-to-real work addresses a neighbouring gap, between simulator and physical system, by randomising simulator parameters [30] and related methods [31]. The artefact here is a plain instance of the first kind: a billing rule that did not act on motion. Section IX lists checks that would have exposed it.</w:t>
       </w:r>
     </w:p>
     <w:p>
@@ -685,7 +685,7 @@
           <w:i w:val="0"/>
           <w:sz w:val="20"/>
         </w:rPr>
-        <w:t>Vehicle controllers are validated through a staged path of model-, software-, hardware-in-the-loop and vehicle tests [31]. HIL benches drive a real controller or real energy storage from a simulated vehicle, as in the validation of a learned power manager on an xPC Target platform [20]. PIL is an earlier step. Inference frameworks for microcontrollers [32] and joint model and library design [33] show that small devices can run networks, and integer quantisation [34] and distillation [35] shrink them. Dulac-Arnold et al. [3] list the constraints that separate laboratory reinforcement learning from deployment, among them real-time inference; what the cited works do not give, in the vehicle-energy setting, is a measured loop with a stated deadline on the target together with a rule baseline run through the same loop. This work supplies one.</w:t>
+        <w:t>Vehicle controllers are validated through a staged path of model-, software-, hardware-in-the-loop and vehicle tests [32]. HIL benches drive a real controller or real energy storage from a simulated vehicle, as in the validation of a learned power manager on an xPC Target platform [21]. PIL is an earlier step. Inference frameworks for microcontrollers [33] and joint model and library design [34] show that small devices can run networks, and integer quantisation [35] and distillation [36] shrink them. Dulac-Arnold et al. [3] list the constraints that separate laboratory reinforcement learning from deployment, among them real-time inference; what the cited works do not give, in the vehicle-energy setting, is a measured loop with a stated deadline on the target together with a rule baseline run through the same loop. This work supplies one.</w:t>
       </w:r>
     </w:p>
     <w:p>
@@ -716,7 +716,7 @@
           <w:i w:val="0"/>
           <w:sz w:val="20"/>
         </w:rPr>
-        <w:t>Kalman filtering [11] is a standard tool for state estimation, including vehicle speed; a recent example fuses inertial, steering-angle and wheel-speed sensors [36]. Model-based fault detection compares measured signals with model predictions and examines the residual [37], and learned detectors are the alternative: LSTM networks for time-series anomalies [38], a general survey [39], and the small recurrent models gated recurrent unit (GRU) [40] and FastGRNN [41]. Here, a classical estimator and a model-based detector are set against learned reviewers, each run in the vehicle loop as well as scored on labelled faults.</w:t>
+        <w:t>Kalman filtering [11] is a standard tool for state estimation, including vehicle speed; a recent example fuses inertial, steering-angle and wheel-speed sensors [37]. Model-based fault detection compares measured signals with model predictions and examines the residual [38], and learned detectors are the alternative: LSTM networks for time-series anomalies [39], a general survey [40], and the small recurrent models gated recurrent unit (GRU) [41] and FastGRNN [42]. Here, a classical estimator and a model-based detector are set against learned reviewers, each run in the vehicle loop as well as scored on labelled faults.</w:t>
       </w:r>
     </w:p>
     <w:p>
@@ -1340,7 +1340,7 @@
                 <w:i w:val="0"/>
                 <w:sz w:val="15"/>
               </w:rPr>
-              <w:t>Wu et al. [17]</w:t>
+              <w:t>Wu et al. [18]</w:t>
             </w:r>
           </w:p>
         </w:tc>
@@ -1468,7 +1468,7 @@
                 <w:i w:val="0"/>
                 <w:sz w:val="15"/>
               </w:rPr>
-              <w:t>Sun et al. [18]</w:t>
+              <w:t>Sun et al. [19]</w:t>
             </w:r>
           </w:p>
         </w:tc>
@@ -1596,7 +1596,7 @@
                 <w:i w:val="0"/>
                 <w:sz w:val="15"/>
               </w:rPr>
-              <w:t>Xiong et al. [20]</w:t>
+              <w:t>Xiong et al. [21]</w:t>
             </w:r>
           </w:p>
         </w:tc>
@@ -8238,7 +8238,7 @@
           <w:i w:val="0"/>
           <w:sz w:val="20"/>
         </w:rPr>
-        <w:t xml:space="preserve">The three identified chassis coefficients do not measure what they are named after. The fitted rolling coefficient of 0.01947 is 2.2 times the 0.00878 of a published coastdown test of a 2013 Nissan Leaf [42]. That is unlikely to be tyre rolling resistance alone; the value probably absorbs drivetrain and brake drag, efficiency-map error and unmodelled load, and the same holds for </w:t>
+        <w:t xml:space="preserve">The three identified chassis coefficients do not measure what they are named after. The fitted rolling coefficient of 0.01947 is 2.2 times the 0.00878 of a published coastdown test of a 2013 Nissan Leaf [43]. That is unlikely to be tyre rolling resistance alone; the value probably absorbs drivetrain and brake drag, efficiency-map error and unmodelled load, and the same holds for </w:t>
       </w:r>
       <w:r>
         <w:rPr>
@@ -14187,7 +14187,7 @@
           <w:i w:val="0"/>
           <w:sz w:val="20"/>
         </w:rPr>
-        <w:t>The ladder runs, in order of cost, from persistence to linear regression, gradient-boosted trees (XGBoost) [15], a one-layer long short-term memory network (LSTM) [43] and a two-layer Transformer encoder [12]. Table 9 and Fig. 8 give the result. Each neural model is scored at its best validation epoch, so its error is slightly optimistic.</w:t>
+        <w:t>The ladder runs, in order of cost, from persistence to linear regression, gradient-boosted trees (XGBoost) [15], a one-layer long short-term memory network (LSTM) [44] and a two-layer Transformer encoder [12]. Table 9 and Fig. 8 give the result. Each neural model is scored at its best validation epoch, so its error is slightly optimistic.</w:t>
       </w:r>
     </w:p>
     <w:tbl>
@@ -15177,7 +15177,7 @@
           <w:i w:val="0"/>
           <w:sz w:val="20"/>
         </w:rPr>
-        <w:t>Rounding weights and activations to 8 bits [34] raised the error of the final-epoch model from 11.051 kW to 11.156 kW, a loss of 0.95%, and shrank the stored model 3.6 times, from 71.7 KB to 20.2 KB (simulated). The timed graph needs 28,894 bytes, 9.4% of the memory budget. Gate G5 is not closed in full. The converted model has not been run through an embedded runtime on the target, so the 8-bit accuracy is a host figure only.</w:t>
+        <w:t>Rounding weights and activations to 8 bits [35] raised the error of the final-epoch model from 11.051 kW to 11.156 kW, a loss of 0.95%, and shrank the stored model 3.6 times, from 71.7 KB to 20.2 KB (simulated). The timed graph needs 28,894 bytes, 9.4% of the memory budget. Gate G5 is not closed in full. The converted model has not been run through an embedded runtime on the target, so the 8-bit accuracy is a host figure only.</w:t>
       </w:r>
     </w:p>
     <w:p>
@@ -15193,7 +15193,7 @@
           <w:i w:val="0"/>
           <w:sz w:val="20"/>
         </w:rPr>
-        <w:t>Two further studies, both run on the host, added nothing to accuracy. A physics-informed loss [16] left the error unchanged, 11.057 kW against 11.052 kW, though it cut the share of steps where power disagrees with voltage times current by more than 500 W from 24.5% to 2.5%; consistency improved and accuracy did not. Distillation from a larger teacher [35] did not help. The students were worse by 0.20% and 0.89%, and the sign changed between seeds.</w:t>
+        <w:t>Two further studies, both run on the host, added nothing to accuracy. A physics-informed loss [16] left the error unchanged, 11.057 kW against 11.052 kW, though it cut the share of steps where power disagrees with voltage times current by more than 500 W from 24.5% to 2.5%; consistency improved and accuracy did not. Distillation from a larger teacher [36] did not help. The students were worse by 0.20% and 0.89%, and the sign changed between seeds.</w:t>
       </w:r>
     </w:p>
     <w:p>
@@ -17804,7 +17804,7 @@
           <w:i w:val="0"/>
           <w:sz w:val="20"/>
         </w:rPr>
-        <w:t>A slower supervisory slot sits around the detector. Every 100 ms it receives twelve summary numbers and may hold a flag, release it, switch the fallback speed, or tighten the tests. It never commands torque. A hand-written rule monitor, a gated recurrent unit (GRU) [40] of 1,508 parameters and a FastGRNN [41] of 550 each filled the slot. Both have 16 hidden states, ran on the host only (simulated), and were not timed on the target.</w:t>
+        <w:t>A slower supervisory slot sits around the detector. Every 100 ms it receives twelve summary numbers and may hold a flag, release it, switch the fallback speed, or tighten the tests. It never commands torque. A hand-written rule monitor, a gated recurrent unit (GRU) [41] of 1,508 parameters and a FastGRNN [42] of 550 each filled the slot. Both have 16 hidden states, ran on the host only (simulated), and were not timed on the target.</w:t>
       </w:r>
     </w:p>
     <w:p>
@@ -17965,7 +17965,7 @@
           <w:i w:val="0"/>
           <w:sz w:val="20"/>
         </w:rPr>
-        <w:t>Everything in this section is simulated on the host computer; nothing ran on the target. The energy managers of Section V could not change the speed trace, and that fixed trace is what left them almost nothing to win. Here the vehicle chooses the trace, so the headroom can be measured where it appears. Eco-driving is a long-standing optimal-control problem [25].</w:t>
+        <w:t>Everything in this section is simulated on the host computer; nothing ran on the target. The energy managers of Section V could not change the speed trace, and that fixed trace is what left them almost nothing to win. Here the vehicle chooses the trace, so the headroom can be measured where it appears. Eco-driving is a long-standing optimal-control problem [26].</w:t>
       </w:r>
     </w:p>
     <w:p>
@@ -19722,7 +19722,7 @@
           <w:i w:val="0"/>
           <w:sz w:val="16"/>
         </w:rPr>
-        <w:t xml:space="preserve">J. Wu, H. He, J. Peng, Y. Li, and Z. Li, “Continuous reinforcement learning of energy management with deep Q network for a power split hybrid electric bus,” </w:t>
+        <w:t xml:space="preserve">X. Hu, T. Liu, X. Qi, and M. Barth, “Reinforcement learning for hybrid and plug-in hybrid electric vehicle energy management: Recent advances and prospects,” </w:t>
       </w:r>
       <w:r>
         <w:rPr>
@@ -19731,7 +19731,7 @@
           <w:i/>
           <w:sz w:val="16"/>
         </w:rPr>
-        <w:t>Applied Energy</w:t>
+        <w:t>IEEE Industrial Electronics Magazine</w:t>
       </w:r>
       <w:r>
         <w:rPr>
@@ -19740,7 +19740,7 @@
           <w:i w:val="0"/>
           <w:sz w:val="16"/>
         </w:rPr>
-        <w:t>, vol. 222, pp. 799–811, July 2018, doi: 10.1016/j.apenergy.2018.03.104.</w:t>
+        <w:t>, vol. 13, no. 3, pp. 16–25, September 2019, doi: 10.1109/MIE.2019.2913015.</w:t>
       </w:r>
     </w:p>
     <w:p>
@@ -19769,7 +19769,7 @@
           <w:i w:val="0"/>
           <w:sz w:val="16"/>
         </w:rPr>
-        <w:t xml:space="preserve">W. Sun, Y. Zou, X. Zhang, N. Guo, B. Zhang, and G. Du, “High robustness energy management strategy of hybrid electric vehicle based on improved soft actor-critic deep reinforcement learning,” </w:t>
+        <w:t xml:space="preserve">J. Wu, H. He, J. Peng, Y. Li, and Z. Li, “Continuous reinforcement learning of energy management with deep Q network for a power split hybrid electric bus,” </w:t>
       </w:r>
       <w:r>
         <w:rPr>
@@ -19778,7 +19778,7 @@
           <w:i/>
           <w:sz w:val="16"/>
         </w:rPr>
-        <w:t>Energy</w:t>
+        <w:t>Applied Energy</w:t>
       </w:r>
       <w:r>
         <w:rPr>
@@ -19787,7 +19787,7 @@
           <w:i w:val="0"/>
           <w:sz w:val="16"/>
         </w:rPr>
-        <w:t>, vol. 258, pp. 124806, November 2022, doi: 10.1016/j.energy.2022.124806.</w:t>
+        <w:t>, vol. 222, pp. 799–811, July 2018, doi: 10.1016/j.apenergy.2018.03.104.</w:t>
       </w:r>
     </w:p>
     <w:p>
@@ -19816,7 +19816,7 @@
           <w:i w:val="0"/>
           <w:sz w:val="16"/>
         </w:rPr>
-        <w:t xml:space="preserve">T. Liu, X. Hu, S. E. Li, and D. Cao, “Reinforcement learning optimized look-ahead energy management of a parallel hybrid electric vehicle,” </w:t>
+        <w:t xml:space="preserve">W. Sun, Y. Zou, X. Zhang, N. Guo, B. Zhang, and G. Du, “High robustness energy management strategy of hybrid electric vehicle based on improved soft actor-critic deep reinforcement learning,” </w:t>
       </w:r>
       <w:r>
         <w:rPr>
@@ -19825,7 +19825,7 @@
           <w:i/>
           <w:sz w:val="16"/>
         </w:rPr>
-        <w:t>IEEE/ASME Transactions on Mechatronics</w:t>
+        <w:t>Energy</w:t>
       </w:r>
       <w:r>
         <w:rPr>
@@ -19834,7 +19834,7 @@
           <w:i w:val="0"/>
           <w:sz w:val="16"/>
         </w:rPr>
-        <w:t>, vol. 22, no. 4, pp. 1497–1507, August 2017, doi: 10.1109/TMECH.2017.2707338.</w:t>
+        <w:t>, vol. 258, pp. 124806, November 2022, doi: 10.1016/j.energy.2022.124806.</w:t>
       </w:r>
     </w:p>
     <w:p>
@@ -19863,7 +19863,7 @@
           <w:i w:val="0"/>
           <w:sz w:val="16"/>
         </w:rPr>
-        <w:t xml:space="preserve">R. Xiong, Y. Duan, J. Cao, and Q. Yu, “Battery and ultracapacitor in-the-loop approach to validate a real-time power management method for an all-climate electric vehicle,” </w:t>
+        <w:t xml:space="preserve">T. Liu, X. Hu, S. E. Li, and D. Cao, “Reinforcement learning optimized look-ahead energy management of a parallel hybrid electric vehicle,” </w:t>
       </w:r>
       <w:r>
         <w:rPr>
@@ -19872,7 +19872,7 @@
           <w:i/>
           <w:sz w:val="16"/>
         </w:rPr>
-        <w:t>Applied Energy</w:t>
+        <w:t>IEEE/ASME Transactions on Mechatronics</w:t>
       </w:r>
       <w:r>
         <w:rPr>
@@ -19881,7 +19881,7 @@
           <w:i w:val="0"/>
           <w:sz w:val="16"/>
         </w:rPr>
-        <w:t>, vol. 217, pp. 153–165, May 2018, doi: 10.1016/j.apenergy.2018.02.128.</w:t>
+        <w:t>, vol. 22, no. 4, pp. 1497–1507, August 2017, doi: 10.1109/TMECH.2017.2707338.</w:t>
       </w:r>
     </w:p>
     <w:p>
@@ -19910,7 +19910,7 @@
           <w:i w:val="0"/>
           <w:sz w:val="16"/>
         </w:rPr>
-        <w:t xml:space="preserve">N. Kim, S. Cha, and H. Peng, “Optimal control of hybrid electric vehicles based on Pontryagin's minimum principle,” </w:t>
+        <w:t xml:space="preserve">R. Xiong, Y. Duan, J. Cao, and Q. Yu, “Battery and ultracapacitor in-the-loop approach to validate a real-time power management method for an all-climate electric vehicle,” </w:t>
       </w:r>
       <w:r>
         <w:rPr>
@@ -19919,7 +19919,7 @@
           <w:i/>
           <w:sz w:val="16"/>
         </w:rPr>
-        <w:t>IEEE Transactions on Control Systems Technology</w:t>
+        <w:t>Applied Energy</w:t>
       </w:r>
       <w:r>
         <w:rPr>
@@ -19928,7 +19928,7 @@
           <w:i w:val="0"/>
           <w:sz w:val="16"/>
         </w:rPr>
-        <w:t>, vol. 19, no. 5, pp. 1279–1287, September 2011, doi: 10.1109/TCST.2010.2061232.</w:t>
+        <w:t>, vol. 217, pp. 153–165, May 2018, doi: 10.1016/j.apenergy.2018.02.128.</w:t>
       </w:r>
     </w:p>
     <w:p>
@@ -19957,7 +19957,7 @@
           <w:i w:val="0"/>
           <w:sz w:val="16"/>
         </w:rPr>
-        <w:t xml:space="preserve">G. Paganelli, S. Delprat, T. M. Guerra, J. Rimaux, and J. J. Santin, “Equivalent consumption minimization strategy for parallel hybrid powertrains,” </w:t>
+        <w:t xml:space="preserve">N. Kim, S. Cha, and H. Peng, “Optimal control of hybrid electric vehicles based on Pontryagin's minimum principle,” </w:t>
       </w:r>
       <w:r>
         <w:rPr>
@@ -19966,7 +19966,7 @@
           <w:i/>
           <w:sz w:val="16"/>
         </w:rPr>
-        <w:t>Proceedings of the IEEE 55th Vehicular Technology Conference (VTC Spring 2002)</w:t>
+        <w:t>IEEE Transactions on Control Systems Technology</w:t>
       </w:r>
       <w:r>
         <w:rPr>
@@ -19975,7 +19975,7 @@
           <w:i w:val="0"/>
           <w:sz w:val="16"/>
         </w:rPr>
-        <w:t>, vol. 4, pp. 2076–2081, 2002, doi: 10.1109/VTC.2002.1002989.</w:t>
+        <w:t>, vol. 19, no. 5, pp. 1279–1287, September 2011, doi: 10.1109/TCST.2010.2061232.</w:t>
       </w:r>
     </w:p>
     <w:p>
@@ -20004,7 +20004,7 @@
           <w:i w:val="0"/>
           <w:sz w:val="16"/>
         </w:rPr>
-        <w:t xml:space="preserve">A. Sciarretta, M. Back, and L. Guzzella, “Optimal control of parallel hybrid electric vehicles,” </w:t>
+        <w:t xml:space="preserve">G. Paganelli, S. Delprat, T. M. Guerra, J. Rimaux, and J. J. Santin, “Equivalent consumption minimization strategy for parallel hybrid powertrains,” </w:t>
       </w:r>
       <w:r>
         <w:rPr>
@@ -20013,7 +20013,7 @@
           <w:i/>
           <w:sz w:val="16"/>
         </w:rPr>
-        <w:t>IEEE Transactions on Control Systems Technology</w:t>
+        <w:t>Proceedings of the IEEE 55th Vehicular Technology Conference (VTC Spring 2002)</w:t>
       </w:r>
       <w:r>
         <w:rPr>
@@ -20022,7 +20022,7 @@
           <w:i w:val="0"/>
           <w:sz w:val="16"/>
         </w:rPr>
-        <w:t>, vol. 12, no. 3, pp. 352–363, May 2004, doi: 10.1109/TCST.2004.824312.</w:t>
+        <w:t>, vol. 4, pp. 2076–2081, 2002, doi: 10.1109/VTC.2002.1002989.</w:t>
       </w:r>
     </w:p>
     <w:p>
@@ -20051,7 +20051,7 @@
           <w:i w:val="0"/>
           <w:sz w:val="16"/>
         </w:rPr>
-        <w:t xml:space="preserve">R. Agarwal, M. Schwarzer, P. S. Castro, A. Courville, and M. G. Bellemare, “Deep reinforcement learning at the edge of the statistical precipice,” </w:t>
+        <w:t xml:space="preserve">A. Sciarretta, M. Back, and L. Guzzella, “Optimal control of parallel hybrid electric vehicles,” </w:t>
       </w:r>
       <w:r>
         <w:rPr>
@@ -20060,7 +20060,7 @@
           <w:i/>
           <w:sz w:val="16"/>
         </w:rPr>
-        <w:t>Advances in Neural Information Processing Systems (NeurIPS)</w:t>
+        <w:t>IEEE Transactions on Control Systems Technology</w:t>
       </w:r>
       <w:r>
         <w:rPr>
@@ -20069,7 +20069,7 @@
           <w:i w:val="0"/>
           <w:sz w:val="16"/>
         </w:rPr>
-        <w:t>, vol. 34, December 2021.</w:t>
+        <w:t>, vol. 12, no. 3, pp. 352–363, May 2004, doi: 10.1109/TCST.2004.824312.</w:t>
       </w:r>
     </w:p>
     <w:p>
@@ -20098,7 +20098,7 @@
           <w:i w:val="0"/>
           <w:sz w:val="16"/>
         </w:rPr>
-        <w:t xml:space="preserve">A. Sciarretta, G. De Nunzio, and L. L. Ojeda, “Optimal ecodriving control: Energy-efficient driving of road vehicles as an optimal control problem,” </w:t>
+        <w:t xml:space="preserve">R. Agarwal, M. Schwarzer, P. S. Castro, A. Courville, and M. G. Bellemare, “Deep reinforcement learning at the edge of the statistical precipice,” </w:t>
       </w:r>
       <w:r>
         <w:rPr>
@@ -20107,7 +20107,7 @@
           <w:i/>
           <w:sz w:val="16"/>
         </w:rPr>
-        <w:t>IEEE Control Systems Magazine</w:t>
+        <w:t>Advances in Neural Information Processing Systems (NeurIPS)</w:t>
       </w:r>
       <w:r>
         <w:rPr>
@@ -20116,7 +20116,7 @@
           <w:i w:val="0"/>
           <w:sz w:val="16"/>
         </w:rPr>
-        <w:t>, vol. 35, no. 5, pp. 71–90, October 2015, doi: 10.1109/MCS.2015.2449688.</w:t>
+        <w:t>, vol. 34, December 2021.</w:t>
       </w:r>
     </w:p>
     <w:p>
@@ -20145,7 +20145,7 @@
           <w:i w:val="0"/>
           <w:sz w:val="16"/>
         </w:rPr>
-        <w:t xml:space="preserve">M. Wegener, L. Koch, M. Eisenbarth, and J. Andert, “Automated eco-driving in urban scenarios using deep reinforcement learning,” </w:t>
+        <w:t xml:space="preserve">A. Sciarretta, G. De Nunzio, and L. L. Ojeda, “Optimal ecodriving control: Energy-efficient driving of road vehicles as an optimal control problem,” </w:t>
       </w:r>
       <w:r>
         <w:rPr>
@@ -20154,7 +20154,7 @@
           <w:i/>
           <w:sz w:val="16"/>
         </w:rPr>
-        <w:t>Transportation Research Part C: Emerging Technologies</w:t>
+        <w:t>IEEE Control Systems Magazine</w:t>
       </w:r>
       <w:r>
         <w:rPr>
@@ -20163,7 +20163,7 @@
           <w:i w:val="0"/>
           <w:sz w:val="16"/>
         </w:rPr>
-        <w:t>, vol. 126, pp. 102967, 2021, doi: 10.1016/j.trc.2021.102967.</w:t>
+        <w:t>, vol. 35, no. 5, pp. 71–90, October 2015, doi: 10.1109/MCS.2015.2449688.</w:t>
       </w:r>
     </w:p>
     <w:p>
@@ -20192,7 +20192,7 @@
           <w:i w:val="0"/>
           <w:sz w:val="16"/>
         </w:rPr>
-        <w:t xml:space="preserve">J. Skalse, N. H. R. Howe, D. Krasheninnikov, and D. Krueger, “Defining and characterizing reward gaming,” </w:t>
+        <w:t xml:space="preserve">M. Wegener, L. Koch, M. Eisenbarth, and J. Andert, “Automated eco-driving in urban scenarios using deep reinforcement learning,” </w:t>
       </w:r>
       <w:r>
         <w:rPr>
@@ -20201,7 +20201,7 @@
           <w:i/>
           <w:sz w:val="16"/>
         </w:rPr>
-        <w:t>Advances in Neural Information Processing Systems (NeurIPS)</w:t>
+        <w:t>Transportation Research Part C: Emerging Technologies</w:t>
       </w:r>
       <w:r>
         <w:rPr>
@@ -20210,7 +20210,7 @@
           <w:i w:val="0"/>
           <w:sz w:val="16"/>
         </w:rPr>
-        <w:t>, vol. 35, December 2022.</w:t>
+        <w:t>, vol. 126, pp. 102967, 2021, doi: 10.1016/j.trc.2021.102967.</w:t>
       </w:r>
     </w:p>
     <w:p>
@@ -20239,7 +20239,7 @@
           <w:i w:val="0"/>
           <w:sz w:val="16"/>
         </w:rPr>
-        <w:t xml:space="preserve">J. Lehman, J. Clune, D. Misevic, and et al., “The surprising creativity of digital evolution: A collection of anecdotes from the evolutionary computation and artificial life research communities,” </w:t>
+        <w:t xml:space="preserve">J. Skalse, N. H. R. Howe, D. Krasheninnikov, and D. Krueger, “Defining and characterizing reward gaming,” </w:t>
       </w:r>
       <w:r>
         <w:rPr>
@@ -20248,7 +20248,7 @@
           <w:i/>
           <w:sz w:val="16"/>
         </w:rPr>
-        <w:t>Artificial Life</w:t>
+        <w:t>Advances in Neural Information Processing Systems (NeurIPS)</w:t>
       </w:r>
       <w:r>
         <w:rPr>
@@ -20257,7 +20257,7 @@
           <w:i w:val="0"/>
           <w:sz w:val="16"/>
         </w:rPr>
-        <w:t>, vol. 26, no. 2, pp. 274–306, 2020, doi: 10.1162/artl_a_00319.</w:t>
+        <w:t>, vol. 35, December 2022.</w:t>
       </w:r>
     </w:p>
     <w:p>
@@ -20286,7 +20286,7 @@
           <w:i w:val="0"/>
           <w:sz w:val="16"/>
         </w:rPr>
-        <w:t xml:space="preserve">J. Tobin, R. Fong, A. Ray, J. Schneider, W. Zaremba, and P. Abbeel, “Domain randomization for transferring deep neural networks from simulation to the real world,” </w:t>
+        <w:t xml:space="preserve">J. Lehman, J. Clune, D. Misevic, and et al., “The surprising creativity of digital evolution: A collection of anecdotes from the evolutionary computation and artificial life research communities,” </w:t>
       </w:r>
       <w:r>
         <w:rPr>
@@ -20295,7 +20295,7 @@
           <w:i/>
           <w:sz w:val="16"/>
         </w:rPr>
-        <w:t>Proceedings of the IEEE/RSJ International Conference on Intelligent Robots and Systems (IROS)</w:t>
+        <w:t>Artificial Life</w:t>
       </w:r>
       <w:r>
         <w:rPr>
@@ -20304,7 +20304,7 @@
           <w:i w:val="0"/>
           <w:sz w:val="16"/>
         </w:rPr>
-        <w:t>, September 2017, doi: 10.1109/IROS.2017.8202133.</w:t>
+        <w:t>, vol. 26, no. 2, pp. 274–306, 2020, doi: 10.1162/artl_a_00319.</w:t>
       </w:r>
     </w:p>
     <w:p>
@@ -20333,7 +20333,7 @@
           <w:i w:val="0"/>
           <w:sz w:val="16"/>
         </w:rPr>
-        <w:t xml:space="preserve">W. Zhao, J. P. Queralta, and T. Westerlund, “Sim-to-real transfer in deep reinforcement learning for robotics: a survey,” </w:t>
+        <w:t xml:space="preserve">J. Tobin, R. Fong, A. Ray, J. Schneider, W. Zaremba, and P. Abbeel, “Domain randomization for transferring deep neural networks from simulation to the real world,” </w:t>
       </w:r>
       <w:r>
         <w:rPr>
@@ -20342,7 +20342,7 @@
           <w:i/>
           <w:sz w:val="16"/>
         </w:rPr>
-        <w:t>Proceedings of the IEEE Symposium Series on Computational Intelligence (SSCI)</w:t>
+        <w:t>Proceedings of the IEEE/RSJ International Conference on Intelligent Robots and Systems (IROS)</w:t>
       </w:r>
       <w:r>
         <w:rPr>
@@ -20351,7 +20351,7 @@
           <w:i w:val="0"/>
           <w:sz w:val="16"/>
         </w:rPr>
-        <w:t>, pp. 737–744, December 2020, doi: 10.1109/SSCI47803.2020.9308468.</w:t>
+        <w:t>, September 2017, doi: 10.1109/IROS.2017.8202133.</w:t>
       </w:r>
     </w:p>
     <w:p>
@@ -20380,7 +20380,7 @@
           <w:i w:val="0"/>
           <w:sz w:val="16"/>
         </w:rPr>
-        <w:t xml:space="preserve">A. Biswas and A. Emadi, “Energy management systems for electrified powertrains: State-of-the-art review and future trends,” </w:t>
+        <w:t xml:space="preserve">W. Zhao, J. P. Queralta, and T. Westerlund, “Sim-to-real transfer in deep reinforcement learning for robotics: a survey,” </w:t>
       </w:r>
       <w:r>
         <w:rPr>
@@ -20389,7 +20389,7 @@
           <w:i/>
           <w:sz w:val="16"/>
         </w:rPr>
-        <w:t>IEEE Transactions on Vehicular Technology</w:t>
+        <w:t>Proceedings of the IEEE Symposium Series on Computational Intelligence (SSCI)</w:t>
       </w:r>
       <w:r>
         <w:rPr>
@@ -20398,7 +20398,7 @@
           <w:i w:val="0"/>
           <w:sz w:val="16"/>
         </w:rPr>
-        <w:t>, vol. 68, no. 7, pp. 6453–6467, July 2019, doi: 10.1109/TVT.2019.2914457.</w:t>
+        <w:t>, pp. 737–744, December 2020, doi: 10.1109/SSCI47803.2020.9308468.</w:t>
       </w:r>
     </w:p>
     <w:p>
@@ -20427,7 +20427,7 @@
           <w:i w:val="0"/>
           <w:sz w:val="16"/>
         </w:rPr>
-        <w:t xml:space="preserve">R. David et al., “TensorFlow Lite Micro: Embedded machine learning for TinyML systems,” </w:t>
+        <w:t xml:space="preserve">A. Biswas and A. Emadi, “Energy management systems for electrified powertrains: State-of-the-art review and future trends,” </w:t>
       </w:r>
       <w:r>
         <w:rPr>
@@ -20436,7 +20436,7 @@
           <w:i/>
           <w:sz w:val="16"/>
         </w:rPr>
-        <w:t>Proceedings of Machine Learning and Systems (MLSys)</w:t>
+        <w:t>IEEE Transactions on Vehicular Technology</w:t>
       </w:r>
       <w:r>
         <w:rPr>
@@ -20445,7 +20445,7 @@
           <w:i w:val="0"/>
           <w:sz w:val="16"/>
         </w:rPr>
-        <w:t>, vol. 3, 2021.</w:t>
+        <w:t>, vol. 68, no. 7, pp. 6453–6467, July 2019, doi: 10.1109/TVT.2019.2914457.</w:t>
       </w:r>
     </w:p>
     <w:p>
@@ -20474,7 +20474,7 @@
           <w:i w:val="0"/>
           <w:sz w:val="16"/>
         </w:rPr>
-        <w:t xml:space="preserve">J. Lin, W.-M. Chen, Y. Lin, J. Cohn, C. Gan, and S. Han, “MCUNet: Tiny deep learning on IoT devices,” </w:t>
+        <w:t xml:space="preserve">R. David et al., “TensorFlow Lite Micro: Embedded machine learning for TinyML systems,” </w:t>
       </w:r>
       <w:r>
         <w:rPr>
@@ -20483,7 +20483,7 @@
           <w:i/>
           <w:sz w:val="16"/>
         </w:rPr>
-        <w:t>Advances in Neural Information Processing Systems 33</w:t>
+        <w:t>Proceedings of Machine Learning and Systems (MLSys)</w:t>
       </w:r>
       <w:r>
         <w:rPr>
@@ -20492,7 +20492,7 @@
           <w:i w:val="0"/>
           <w:sz w:val="16"/>
         </w:rPr>
-        <w:t>, vol. 33, 2020.</w:t>
+        <w:t>, vol. 3, 2021.</w:t>
       </w:r>
     </w:p>
     <w:p>
@@ -20521,7 +20521,7 @@
           <w:i w:val="0"/>
           <w:sz w:val="16"/>
         </w:rPr>
-        <w:t xml:space="preserve">B. Jacob et al., “Quantization and training of neural networks for efficient integer-arithmetic-only inference,” </w:t>
+        <w:t xml:space="preserve">J. Lin, W.-M. Chen, Y. Lin, J. Cohn, C. Gan, and S. Han, “MCUNet: Tiny deep learning on IoT devices,” </w:t>
       </w:r>
       <w:r>
         <w:rPr>
@@ -20530,7 +20530,7 @@
           <w:i/>
           <w:sz w:val="16"/>
         </w:rPr>
-        <w:t>Proceedings of the IEEE/CVF Conference on Computer Vision and Pattern Recognition (CVPR)</w:t>
+        <w:t>Advances in Neural Information Processing Systems 33</w:t>
       </w:r>
       <w:r>
         <w:rPr>
@@ -20539,7 +20539,7 @@
           <w:i w:val="0"/>
           <w:sz w:val="16"/>
         </w:rPr>
-        <w:t>, pp. 2704–2713, June 2018, doi: 10.1109/CVPR.2018.00286.</w:t>
+        <w:t>, vol. 33, 2020.</w:t>
       </w:r>
     </w:p>
     <w:p>
@@ -20568,7 +20568,7 @@
           <w:i w:val="0"/>
           <w:sz w:val="16"/>
         </w:rPr>
-        <w:t xml:space="preserve">G. Hinton, O. Vinyals, and J. Dean, “Distilling the knowledge in a neural network,” </w:t>
+        <w:t xml:space="preserve">B. Jacob et al., “Quantization and training of neural networks for efficient integer-arithmetic-only inference,” </w:t>
       </w:r>
       <w:r>
         <w:rPr>
@@ -20577,7 +20577,7 @@
           <w:i/>
           <w:sz w:val="16"/>
         </w:rPr>
-        <w:t>arXiv preprint arXiv:1503.02531 (NIPS 2014 Deep Learning and Representation Learning Workshop)</w:t>
+        <w:t>Proceedings of the IEEE/CVF Conference on Computer Vision and Pattern Recognition (CVPR)</w:t>
       </w:r>
       <w:r>
         <w:rPr>
@@ -20586,7 +20586,7 @@
           <w:i w:val="0"/>
           <w:sz w:val="16"/>
         </w:rPr>
-        <w:t>, March 2015, doi: 10.48550/arXiv.1503.02531.</w:t>
+        <w:t>, pp. 2704–2713, June 2018, doi: 10.1109/CVPR.2018.00286.</w:t>
       </w:r>
     </w:p>
     <w:p>
@@ -20615,7 +20615,7 @@
           <w:i w:val="0"/>
           <w:sz w:val="16"/>
         </w:rPr>
-        <w:t xml:space="preserve">D. Seo and J. Kang, “Dynamic-model-free vehicle velocity estimation using extended Kalman filter with IMU, steering angle, and wheel speed sensors,” </w:t>
+        <w:t xml:space="preserve">G. Hinton, O. Vinyals, and J. Dean, “Distilling the knowledge in a neural network,” </w:t>
       </w:r>
       <w:r>
         <w:rPr>
@@ -20624,7 +20624,7 @@
           <w:i/>
           <w:sz w:val="16"/>
         </w:rPr>
-        <w:t>Measurement</w:t>
+        <w:t>arXiv preprint arXiv:1503.02531 (NIPS 2014 Deep Learning and Representation Learning Workshop)</w:t>
       </w:r>
       <w:r>
         <w:rPr>
@@ -20633,7 +20633,7 @@
           <w:i w:val="0"/>
           <w:sz w:val="16"/>
         </w:rPr>
-        <w:t>, vol. 242, pp. 115810, January 2025, doi: 10.1016/j.measurement.2024.115810.</w:t>
+        <w:t>, March 2015, doi: 10.48550/arXiv.1503.02531.</w:t>
       </w:r>
     </w:p>
     <w:p>
@@ -20662,7 +20662,7 @@
           <w:i w:val="0"/>
           <w:sz w:val="16"/>
         </w:rPr>
-        <w:t xml:space="preserve">R. Isermann, “Model-based fault-detection and diagnosis: Status and applications,” </w:t>
+        <w:t xml:space="preserve">D. Seo and J. Kang, “Dynamic-model-free vehicle velocity estimation using extended Kalman filter with IMU, steering angle, and wheel speed sensors,” </w:t>
       </w:r>
       <w:r>
         <w:rPr>
@@ -20671,7 +20671,7 @@
           <w:i/>
           <w:sz w:val="16"/>
         </w:rPr>
-        <w:t>Annual Reviews in Control</w:t>
+        <w:t>Measurement</w:t>
       </w:r>
       <w:r>
         <w:rPr>
@@ -20680,7 +20680,7 @@
           <w:i w:val="0"/>
           <w:sz w:val="16"/>
         </w:rPr>
-        <w:t>, vol. 29, no. 1, pp. 71–85, 2005, doi: 10.1016/j.arcontrol.2004.12.002.</w:t>
+        <w:t>, vol. 242, pp. 115810, January 2025, doi: 10.1016/j.measurement.2024.115810.</w:t>
       </w:r>
     </w:p>
     <w:p>
@@ -20709,7 +20709,7 @@
           <w:i w:val="0"/>
           <w:sz w:val="16"/>
         </w:rPr>
-        <w:t xml:space="preserve">P. Malhotra, L. Vig, G. Shroff, and P. Agarwal, “Long short term memory networks for anomaly detection in time series,” </w:t>
+        <w:t xml:space="preserve">R. Isermann, “Model-based fault-detection and diagnosis: Status and applications,” </w:t>
       </w:r>
       <w:r>
         <w:rPr>
@@ -20718,7 +20718,7 @@
           <w:i/>
           <w:sz w:val="16"/>
         </w:rPr>
-        <w:t>Proceedings of the European Symposium on Artificial Neural Networks (ESANN)</w:t>
+        <w:t>Annual Reviews in Control</w:t>
       </w:r>
       <w:r>
         <w:rPr>
@@ -20727,7 +20727,7 @@
           <w:i w:val="0"/>
           <w:sz w:val="16"/>
         </w:rPr>
-        <w:t>, pp. 89–94, April 2015.</w:t>
+        <w:t>, vol. 29, no. 1, pp. 71–85, 2005, doi: 10.1016/j.arcontrol.2004.12.002.</w:t>
       </w:r>
     </w:p>
     <w:p>
@@ -20756,7 +20756,7 @@
           <w:i w:val="0"/>
           <w:sz w:val="16"/>
         </w:rPr>
-        <w:t xml:space="preserve">V. Chandola, A. Banerjee, and V. Kumar, “Anomaly detection: A survey,” </w:t>
+        <w:t xml:space="preserve">P. Malhotra, L. Vig, G. Shroff, and P. Agarwal, “Long short term memory networks for anomaly detection in time series,” </w:t>
       </w:r>
       <w:r>
         <w:rPr>
@@ -20765,7 +20765,7 @@
           <w:i/>
           <w:sz w:val="16"/>
         </w:rPr>
-        <w:t>ACM Computing Surveys</w:t>
+        <w:t>Proceedings of the European Symposium on Artificial Neural Networks (ESANN)</w:t>
       </w:r>
       <w:r>
         <w:rPr>
@@ -20774,7 +20774,7 @@
           <w:i w:val="0"/>
           <w:sz w:val="16"/>
         </w:rPr>
-        <w:t>, vol. 41, no. 3, pp. 1–58, July 2009, doi: 10.1145/1541880.1541882.</w:t>
+        <w:t>, pp. 89–94, April 2015.</w:t>
       </w:r>
     </w:p>
     <w:p>
@@ -20803,7 +20803,7 @@
           <w:i w:val="0"/>
           <w:sz w:val="16"/>
         </w:rPr>
-        <w:t xml:space="preserve">K. Cho et al., “Learning phrase representations using RNN encoder-decoder for statistical machine translation,” </w:t>
+        <w:t xml:space="preserve">V. Chandola, A. Banerjee, and V. Kumar, “Anomaly detection: A survey,” </w:t>
       </w:r>
       <w:r>
         <w:rPr>
@@ -20812,7 +20812,7 @@
           <w:i/>
           <w:sz w:val="16"/>
         </w:rPr>
-        <w:t>Proceedings of the 2014 Conference on Empirical Methods in Natural Language Processing (EMNLP)</w:t>
+        <w:t>ACM Computing Surveys</w:t>
       </w:r>
       <w:r>
         <w:rPr>
@@ -20821,7 +20821,7 @@
           <w:i w:val="0"/>
           <w:sz w:val="16"/>
         </w:rPr>
-        <w:t>, pp. 1724–1734, 2014, doi: 10.3115/v1/D14-1179.</w:t>
+        <w:t>, vol. 41, no. 3, pp. 1–58, July 2009, doi: 10.1145/1541880.1541882.</w:t>
       </w:r>
     </w:p>
     <w:p>
@@ -20850,7 +20850,7 @@
           <w:i w:val="0"/>
           <w:sz w:val="16"/>
         </w:rPr>
-        <w:t xml:space="preserve">A. Kusupati, M. Singh, K. Bhatia, A. Kumar, P. Jain, and M. Varma, “FastGRNN: A fast, accurate, stable and tiny kilobyte sized gated recurrent neural network,” </w:t>
+        <w:t xml:space="preserve">K. Cho et al., “Learning phrase representations using RNN encoder-decoder for statistical machine translation,” </w:t>
       </w:r>
       <w:r>
         <w:rPr>
@@ -20859,7 +20859,7 @@
           <w:i/>
           <w:sz w:val="16"/>
         </w:rPr>
-        <w:t>Advances in Neural Information Processing Systems 31</w:t>
+        <w:t>Proceedings of the 2014 Conference on Empirical Methods in Natural Language Processing (EMNLP)</w:t>
       </w:r>
       <w:r>
         <w:rPr>
@@ -20868,7 +20868,7 @@
           <w:i w:val="0"/>
           <w:sz w:val="16"/>
         </w:rPr>
-        <w:t>, vol. 31, 2018.</w:t>
+        <w:t>, pp. 1724–1734, 2014, doi: 10.3115/v1/D14-1179.</w:t>
       </w:r>
     </w:p>
     <w:p>
@@ -20897,7 +20897,7 @@
           <w:i w:val="0"/>
           <w:sz w:val="16"/>
         </w:rPr>
-        <w:t xml:space="preserve">Idaho National Laboratory and Intertek, “2013 Nissan Leaf, advanced vehicle testing, baseline testing results,” </w:t>
+        <w:t xml:space="preserve">A. Kusupati, M. Singh, K. Bhatia, A. Kumar, P. Jain, and M. Varma, “FastGRNN: A fast, accurate, stable and tiny kilobyte sized gated recurrent neural network,” </w:t>
       </w:r>
       <w:r>
         <w:rPr>
@@ -20906,7 +20906,7 @@
           <w:i/>
           <w:sz w:val="16"/>
         </w:rPr>
-        <w:t>U.S. Department of Energy, Vehicle Technologies Program (technical report)</w:t>
+        <w:t>Advances in Neural Information Processing Systems 31</w:t>
       </w:r>
       <w:r>
         <w:rPr>
@@ -20915,7 +20915,7 @@
           <w:i w:val="0"/>
           <w:sz w:val="16"/>
         </w:rPr>
-        <w:t>.</w:t>
+        <w:t>, vol. 31, 2018.</w:t>
       </w:r>
     </w:p>
     <w:p>
@@ -20935,6 +20935,53 @@
           <w:sz w:val="16"/>
         </w:rPr>
         <w:t>[43]</w:t>
+        <w:tab/>
+      </w:r>
+      <w:r>
+        <w:rPr>
+          <w:rFonts w:ascii="Times New Roman" w:hAnsi="Times New Roman" w:eastAsia="Times New Roman"/>
+          <w:b w:val="0"/>
+          <w:i w:val="0"/>
+          <w:sz w:val="16"/>
+        </w:rPr>
+        <w:t xml:space="preserve">Idaho National Laboratory and Intertek, “2013 Nissan Leaf, advanced vehicle testing, baseline testing results,” </w:t>
+      </w:r>
+      <w:r>
+        <w:rPr>
+          <w:rFonts w:ascii="Times New Roman" w:hAnsi="Times New Roman" w:eastAsia="Times New Roman"/>
+          <w:b w:val="0"/>
+          <w:i/>
+          <w:sz w:val="16"/>
+        </w:rPr>
+        <w:t>U.S. Department of Energy, Vehicle Technologies Program (technical report)</w:t>
+      </w:r>
+      <w:r>
+        <w:rPr>
+          <w:rFonts w:ascii="Times New Roman" w:hAnsi="Times New Roman" w:eastAsia="Times New Roman"/>
+          <w:b w:val="0"/>
+          <w:i w:val="0"/>
+          <w:sz w:val="16"/>
+        </w:rPr>
+        <w:t>.</w:t>
+      </w:r>
+    </w:p>
+    <w:p>
+      <w:pPr>
+        <w:tabs>
+          <w:tab w:pos="403" w:val="left"/>
+        </w:tabs>
+        <w:spacing w:before="0" w:after="20"/>
+        <w:ind w:left="403" w:hanging="403"/>
+        <w:jc w:val="both"/>
+      </w:pPr>
+      <w:r>
+        <w:rPr>
+          <w:rFonts w:ascii="Times New Roman" w:hAnsi="Times New Roman" w:eastAsia="Times New Roman"/>
+          <w:b w:val="0"/>
+          <w:i w:val="0"/>
+          <w:sz w:val="16"/>
+        </w:rPr>
+        <w:t>[44]</w:t>
         <w:tab/>
       </w:r>
       <w:r>

--- a/paper/EV-PIL-mock-paper-IEEE-Access.docx
+++ b/paper/EV-PIL-mock-paper-IEEE-Access.docx
@@ -83,7 +83,7 @@
           <w:i w:val="0"/>
           <w:sz w:val="21"/>
         </w:rPr>
-        <w:t>[CO-AUTHOR NAMES TO BE CONFIRMED]</w:t>
+        <w:t>SWATHI TANGI</w:t>
       </w:r>
       <w:r>
         <w:rPr>
@@ -121,7 +121,7 @@
           <w:i w:val="0"/>
           <w:sz w:val="15"/>
         </w:rPr>
-        <w:t>Corresponding author: Manikanta Gonugondla (e-mail to be confirmed).</w:t>
+        <w:t>Corresponding author: Dr Swathi Tangi</w:t>
       </w:r>
     </w:p>
     <w:p>
@@ -5843,7 +5843,7 @@
       <w:r>
         <w:drawing>
           <wp:inline xmlns:a="http://schemas.openxmlformats.org/drawingml/2006/main" xmlns:pic="http://schemas.openxmlformats.org/drawingml/2006/picture">
-            <wp:extent cx="2436876" cy="185928"/>
+            <wp:extent cx="2514600" cy="172212"/>
             <wp:docPr id="3" name="Picture 3"/>
             <wp:cNvGraphicFramePr>
               <a:graphicFrameLocks noChangeAspect="1"/>
@@ -5864,7 +5864,7 @@
                   <pic:spPr>
                     <a:xfrm>
                       <a:off x="0" y="0"/>
-                      <a:ext cx="2436876" cy="185928"/>
+                      <a:ext cx="2514600" cy="172212"/>
                     </a:xfrm>
                     <a:prstGeom prst="rect"/>
                   </pic:spPr>
@@ -5963,7 +5963,7 @@
       <w:r>
         <w:drawing>
           <wp:inline xmlns:a="http://schemas.openxmlformats.org/drawingml/2006/main" xmlns:pic="http://schemas.openxmlformats.org/drawingml/2006/picture">
-            <wp:extent cx="2788920" cy="139144"/>
+            <wp:extent cx="2788920" cy="133677"/>
             <wp:docPr id="4" name="Picture 4"/>
             <wp:cNvGraphicFramePr>
               <a:graphicFrameLocks noChangeAspect="1"/>
@@ -5984,7 +5984,7 @@
                   <pic:spPr>
                     <a:xfrm>
                       <a:off x="0" y="0"/>
-                      <a:ext cx="2788920" cy="139144"/>
+                      <a:ext cx="2788920" cy="133677"/>
                     </a:xfrm>
                     <a:prstGeom prst="rect"/>
                   </pic:spPr>
@@ -6127,7 +6127,7 @@
       <w:r>
         <w:drawing>
           <wp:inline xmlns:a="http://schemas.openxmlformats.org/drawingml/2006/main" xmlns:pic="http://schemas.openxmlformats.org/drawingml/2006/picture">
-            <wp:extent cx="269748" cy="140208"/>
+            <wp:extent cx="281940" cy="144780"/>
             <wp:docPr id="5" name="Picture 5"/>
             <wp:cNvGraphicFramePr>
               <a:graphicFrameLocks noChangeAspect="1"/>
@@ -6148,7 +6148,7 @@
                   <pic:spPr>
                     <a:xfrm>
                       <a:off x="0" y="0"/>
-                      <a:ext cx="269748" cy="140208"/>
+                      <a:ext cx="281940" cy="144780"/>
                     </a:xfrm>
                     <a:prstGeom prst="rect"/>
                   </pic:spPr>
@@ -6182,7 +6182,7 @@
       <w:r>
         <w:drawing>
           <wp:inline xmlns:a="http://schemas.openxmlformats.org/drawingml/2006/main" xmlns:pic="http://schemas.openxmlformats.org/drawingml/2006/picture">
-            <wp:extent cx="2758440" cy="196596"/>
+            <wp:extent cx="2788920" cy="164717"/>
             <wp:docPr id="6" name="Picture 6"/>
             <wp:cNvGraphicFramePr>
               <a:graphicFrameLocks noChangeAspect="1"/>
@@ -6203,7 +6203,7 @@
                   <pic:spPr>
                     <a:xfrm>
                       <a:off x="0" y="0"/>
-                      <a:ext cx="2758440" cy="196596"/>
+                      <a:ext cx="2788920" cy="164717"/>
                     </a:xfrm>
                     <a:prstGeom prst="rect"/>
                   </pic:spPr>
@@ -7455,7 +7455,7 @@
       <w:r>
         <w:drawing>
           <wp:inline xmlns:a="http://schemas.openxmlformats.org/drawingml/2006/main" xmlns:pic="http://schemas.openxmlformats.org/drawingml/2006/picture">
-            <wp:extent cx="1961388" cy="146304"/>
+            <wp:extent cx="2103120" cy="152400"/>
             <wp:docPr id="9" name="Picture 9"/>
             <wp:cNvGraphicFramePr>
               <a:graphicFrameLocks noChangeAspect="1"/>
@@ -7476,7 +7476,7 @@
                   <pic:spPr>
                     <a:xfrm>
                       <a:off x="0" y="0"/>
-                      <a:ext cx="1961388" cy="146304"/>
+                      <a:ext cx="2103120" cy="152400"/>
                     </a:xfrm>
                     <a:prstGeom prst="rect"/>
                   </pic:spPr>
@@ -8496,7 +8496,7 @@
       <w:r>
         <w:drawing>
           <wp:inline xmlns:a="http://schemas.openxmlformats.org/drawingml/2006/main" xmlns:pic="http://schemas.openxmlformats.org/drawingml/2006/picture">
-            <wp:extent cx="358140" cy="140208"/>
+            <wp:extent cx="374904" cy="144780"/>
             <wp:docPr id="11" name="Picture 11"/>
             <wp:cNvGraphicFramePr>
               <a:graphicFrameLocks noChangeAspect="1"/>
@@ -8517,7 +8517,7 @@
                   <pic:spPr>
                     <a:xfrm>
                       <a:off x="0" y="0"/>
-                      <a:ext cx="358140" cy="140208"/>
+                      <a:ext cx="374904" cy="144780"/>
                     </a:xfrm>
                     <a:prstGeom prst="rect"/>
                   </pic:spPr>
@@ -14118,7 +14118,7 @@
       <w:r>
         <w:drawing>
           <wp:inline xmlns:a="http://schemas.openxmlformats.org/drawingml/2006/main" xmlns:pic="http://schemas.openxmlformats.org/drawingml/2006/picture">
-            <wp:extent cx="454152" cy="140208"/>
+            <wp:extent cx="455676" cy="144780"/>
             <wp:docPr id="14" name="Picture 14"/>
             <wp:cNvGraphicFramePr>
               <a:graphicFrameLocks noChangeAspect="1"/>
@@ -14139,7 +14139,7 @@
                   <pic:spPr>
                     <a:xfrm>
                       <a:off x="0" y="0"/>
-                      <a:ext cx="454152" cy="140208"/>
+                      <a:ext cx="455676" cy="144780"/>
                     </a:xfrm>
                     <a:prstGeom prst="rect"/>
                   </pic:spPr>
@@ -15392,7 +15392,7 @@
       <w:r>
         <w:drawing>
           <wp:inline xmlns:a="http://schemas.openxmlformats.org/drawingml/2006/main" xmlns:pic="http://schemas.openxmlformats.org/drawingml/2006/picture">
-            <wp:extent cx="2631948" cy="184404"/>
+            <wp:extent cx="2788920" cy="181332"/>
             <wp:docPr id="16" name="Picture 16"/>
             <wp:cNvGraphicFramePr>
               <a:graphicFrameLocks noChangeAspect="1"/>
@@ -15413,7 +15413,7 @@
                   <pic:spPr>
                     <a:xfrm>
                       <a:off x="0" y="0"/>
-                      <a:ext cx="2631948" cy="184404"/>
+                      <a:ext cx="2788920" cy="181332"/>
                     </a:xfrm>
                     <a:prstGeom prst="rect"/>
                   </pic:spPr>
@@ -15508,7 +15508,7 @@
       <w:r>
         <w:drawing>
           <wp:inline xmlns:a="http://schemas.openxmlformats.org/drawingml/2006/main" xmlns:pic="http://schemas.openxmlformats.org/drawingml/2006/picture">
-            <wp:extent cx="149352" cy="140208"/>
+            <wp:extent cx="146304" cy="144780"/>
             <wp:docPr id="17" name="Picture 17"/>
             <wp:cNvGraphicFramePr>
               <a:graphicFrameLocks noChangeAspect="1"/>
@@ -15529,7 +15529,7 @@
                   <pic:spPr>
                     <a:xfrm>
                       <a:off x="0" y="0"/>
-                      <a:ext cx="149352" cy="140208"/>
+                      <a:ext cx="146304" cy="144780"/>
                     </a:xfrm>
                     <a:prstGeom prst="rect"/>
                   </pic:spPr>
@@ -15675,7 +15675,7 @@
       <w:r>
         <w:drawing>
           <wp:inline xmlns:a="http://schemas.openxmlformats.org/drawingml/2006/main" xmlns:pic="http://schemas.openxmlformats.org/drawingml/2006/picture">
-            <wp:extent cx="2788920" cy="197433"/>
+            <wp:extent cx="2788920" cy="171586"/>
             <wp:docPr id="18" name="Picture 18"/>
             <wp:cNvGraphicFramePr>
               <a:graphicFrameLocks noChangeAspect="1"/>
@@ -15696,7 +15696,7 @@
                   <pic:spPr>
                     <a:xfrm>
                       <a:off x="0" y="0"/>
-                      <a:ext cx="2788920" cy="197433"/>
+                      <a:ext cx="2788920" cy="171586"/>
                     </a:xfrm>
                     <a:prstGeom prst="rect"/>
                   </pic:spPr>
@@ -16598,7 +16598,7 @@
       <w:r>
         <w:drawing>
           <wp:inline xmlns:a="http://schemas.openxmlformats.org/drawingml/2006/main" xmlns:pic="http://schemas.openxmlformats.org/drawingml/2006/picture">
-            <wp:extent cx="80772" cy="140208"/>
+            <wp:extent cx="82296" cy="144780"/>
             <wp:docPr id="20" name="Picture 20"/>
             <wp:cNvGraphicFramePr>
               <a:graphicFrameLocks noChangeAspect="1"/>
@@ -16619,7 +16619,7 @@
                   <pic:spPr>
                     <a:xfrm>
                       <a:off x="0" y="0"/>
-                      <a:ext cx="80772" cy="140208"/>
+                      <a:ext cx="82296" cy="144780"/>
                     </a:xfrm>
                     <a:prstGeom prst="rect"/>
                   </pic:spPr>
@@ -16681,7 +16681,7 @@
       <w:r>
         <w:drawing>
           <wp:inline xmlns:a="http://schemas.openxmlformats.org/drawingml/2006/main" xmlns:pic="http://schemas.openxmlformats.org/drawingml/2006/picture">
-            <wp:extent cx="1807464" cy="265176"/>
+            <wp:extent cx="1844040" cy="246888"/>
             <wp:docPr id="21" name="Picture 21"/>
             <wp:cNvGraphicFramePr>
               <a:graphicFrameLocks noChangeAspect="1"/>
@@ -16702,7 +16702,7 @@
                   <pic:spPr>
                     <a:xfrm>
                       <a:off x="0" y="0"/>
-                      <a:ext cx="1807464" cy="265176"/>
+                      <a:ext cx="1844040" cy="246888"/>
                     </a:xfrm>
                     <a:prstGeom prst="rect"/>
                   </pic:spPr>
@@ -21033,7 +21033,7 @@
           <w:i w:val="0"/>
           <w:sz w:val="16"/>
         </w:rPr>
-        <w:t>[Biography and photograph to be supplied.]</w:t>
+        <w:t>Biography to be written.</w:t>
       </w:r>
     </w:p>
     <w:sectPr>
